--- a/docs/qms/evidence-2026/QMS_Word/procedures__SOP-05_Design_and_Development_Control.docx
+++ b/docs/qms/evidence-2026/QMS_Word/procedures__SOP-05_Design_and_Development_Control.docx
@@ -17,20 +17,20 @@
     </w:p>
     <w:tbl>
       <w:tblPr>
-        <w:tblW w:w="4967" w:type="dxa"/>
+        <w:tblW w:w="5000" w:type="pct"/>
         <w:jc w:val="left"/>
-        <w:tblInd w:w="0" w:type="dxa"/>
+        <w:tblInd w:w="-7" w:type="dxa"/>
         <w:tblLayout w:type="fixed"/>
         <w:tblCellMar>
-          <w:top w:w="28" w:type="dxa"/>
-          <w:left w:w="28" w:type="dxa"/>
-          <w:bottom w:w="28" w:type="dxa"/>
-          <w:right w:w="28" w:type="dxa"/>
+          <w:top w:w="60" w:type="dxa"/>
+          <w:left w:w="60" w:type="dxa"/>
+          <w:bottom w:w="60" w:type="dxa"/>
+          <w:right w:w="60" w:type="dxa"/>
         </w:tblCellMar>
       </w:tblPr>
       <w:tblGrid>
-        <w:gridCol w:w="1951"/>
-        <w:gridCol w:w="3016"/>
+        <w:gridCol w:w="1445"/>
+        <w:gridCol w:w="3762"/>
       </w:tblGrid>
       <w:tr>
         <w:trPr>
@@ -38,44 +38,60 @@
         </w:trPr>
         <w:tc>
           <w:tcPr>
-            <w:tcW w:w="1951" w:type="dxa"/>
-            <w:tcBorders/>
+            <w:tcW w:w="1445" w:type="dxa"/>
+            <w:tcBorders>
+              <w:top w:val="single" w:sz="6" w:space="0" w:color="BFC7D5"/>
+              <w:left w:val="single" w:sz="6" w:space="0" w:color="BFC7D5"/>
+              <w:bottom w:val="single" w:sz="2" w:space="0" w:color="BFC7D5"/>
+              <w:right w:val="single" w:sz="6" w:space="0" w:color="BFC7D5"/>
+            </w:tcBorders>
+            <w:shd w:fill="1F3A5F" w:val="clear"/>
             <w:vAlign w:val="center"/>
           </w:tcPr>
           <w:p>
             <w:pPr>
               <w:pStyle w:val="TableHeading"/>
-              <w:suppressLineNumbers/>
-              <w:shd w:fill="1F3A5F" w:val="clear"/>
-              <w:bidi w:val="0"/>
-              <w:spacing w:before="0" w:after="283"/>
-              <w:jc w:val="center"/>
-              <w:rPr/>
-            </w:pPr>
-            <w:r>
-              <w:rPr/>
+              <w:bidi w:val="0"/>
+              <w:spacing w:before="0" w:after="283"/>
+              <w:jc w:val="left"/>
+              <w:rPr>
+                <w:color w:val="FFFFFF"/>
+              </w:rPr>
+            </w:pPr>
+            <w:r>
+              <w:rPr>
+                <w:color w:val="FFFFFF"/>
+              </w:rPr>
               <w:t>Field</w:t>
             </w:r>
           </w:p>
         </w:tc>
         <w:tc>
           <w:tcPr>
-            <w:tcW w:w="3016" w:type="dxa"/>
-            <w:tcBorders/>
+            <w:tcW w:w="3762" w:type="dxa"/>
+            <w:tcBorders>
+              <w:top w:val="single" w:sz="6" w:space="0" w:color="BFC7D5"/>
+              <w:left w:val="single" w:sz="2" w:space="0" w:color="BFC7D5"/>
+              <w:bottom w:val="single" w:sz="2" w:space="0" w:color="BFC7D5"/>
+              <w:right w:val="single" w:sz="6" w:space="0" w:color="BFC7D5"/>
+            </w:tcBorders>
+            <w:shd w:fill="1F3A5F" w:val="clear"/>
             <w:vAlign w:val="center"/>
           </w:tcPr>
           <w:p>
             <w:pPr>
               <w:pStyle w:val="TableHeading"/>
-              <w:suppressLineNumbers/>
-              <w:shd w:fill="1F3A5F" w:val="clear"/>
-              <w:bidi w:val="0"/>
-              <w:spacing w:before="0" w:after="283"/>
-              <w:jc w:val="center"/>
-              <w:rPr/>
-            </w:pPr>
-            <w:r>
-              <w:rPr/>
+              <w:bidi w:val="0"/>
+              <w:spacing w:before="0" w:after="283"/>
+              <w:jc w:val="left"/>
+              <w:rPr>
+                <w:color w:val="FFFFFF"/>
+              </w:rPr>
+            </w:pPr>
+            <w:r>
+              <w:rPr>
+                <w:color w:val="FFFFFF"/>
+              </w:rPr>
               <w:t>Value</w:t>
             </w:r>
           </w:p>
@@ -85,8 +101,12 @@
         <w:trPr/>
         <w:tc>
           <w:tcPr>
-            <w:tcW w:w="1951" w:type="dxa"/>
-            <w:tcBorders/>
+            <w:tcW w:w="1445" w:type="dxa"/>
+            <w:tcBorders>
+              <w:left w:val="single" w:sz="6" w:space="0" w:color="BFC7D5"/>
+              <w:bottom w:val="single" w:sz="2" w:space="0" w:color="BFC7D5"/>
+              <w:right w:val="single" w:sz="6" w:space="0" w:color="BFC7D5"/>
+            </w:tcBorders>
             <w:vAlign w:val="center"/>
           </w:tcPr>
           <w:p>
@@ -105,8 +125,12 @@
         </w:tc>
         <w:tc>
           <w:tcPr>
-            <w:tcW w:w="3016" w:type="dxa"/>
-            <w:tcBorders/>
+            <w:tcW w:w="3762" w:type="dxa"/>
+            <w:tcBorders>
+              <w:left w:val="single" w:sz="2" w:space="0" w:color="BFC7D5"/>
+              <w:bottom w:val="single" w:sz="2" w:space="0" w:color="BFC7D5"/>
+              <w:right w:val="single" w:sz="6" w:space="0" w:color="BFC7D5"/>
+            </w:tcBorders>
             <w:vAlign w:val="center"/>
           </w:tcPr>
           <w:p>
@@ -128,8 +152,12 @@
         <w:trPr/>
         <w:tc>
           <w:tcPr>
-            <w:tcW w:w="1951" w:type="dxa"/>
-            <w:tcBorders/>
+            <w:tcW w:w="1445" w:type="dxa"/>
+            <w:tcBorders>
+              <w:left w:val="single" w:sz="6" w:space="0" w:color="BFC7D5"/>
+              <w:bottom w:val="single" w:sz="2" w:space="0" w:color="BFC7D5"/>
+              <w:right w:val="single" w:sz="6" w:space="0" w:color="BFC7D5"/>
+            </w:tcBorders>
             <w:vAlign w:val="center"/>
           </w:tcPr>
           <w:p>
@@ -148,21 +176,25 @@
         </w:tc>
         <w:tc>
           <w:tcPr>
-            <w:tcW w:w="3016" w:type="dxa"/>
-            <w:tcBorders/>
-            <w:vAlign w:val="center"/>
-          </w:tcPr>
-          <w:p>
-            <w:pPr>
-              <w:pStyle w:val="TableContents"/>
-              <w:bidi w:val="0"/>
-              <w:spacing w:before="0" w:after="283"/>
-              <w:jc w:val="left"/>
-              <w:rPr/>
-            </w:pPr>
-            <w:r>
-              <w:rPr/>
-              <w:t>1.0</w:t>
+            <w:tcW w:w="3762" w:type="dxa"/>
+            <w:tcBorders>
+              <w:left w:val="single" w:sz="2" w:space="0" w:color="BFC7D5"/>
+              <w:bottom w:val="single" w:sz="2" w:space="0" w:color="BFC7D5"/>
+              <w:right w:val="single" w:sz="6" w:space="0" w:color="BFC7D5"/>
+            </w:tcBorders>
+            <w:vAlign w:val="center"/>
+          </w:tcPr>
+          <w:p>
+            <w:pPr>
+              <w:pStyle w:val="TableContents"/>
+              <w:bidi w:val="0"/>
+              <w:spacing w:before="0" w:after="283"/>
+              <w:jc w:val="left"/>
+              <w:rPr/>
+            </w:pPr>
+            <w:r>
+              <w:rPr/>
+              <w:t>1.1</w:t>
             </w:r>
           </w:p>
         </w:tc>
@@ -171,8 +203,12 @@
         <w:trPr/>
         <w:tc>
           <w:tcPr>
-            <w:tcW w:w="1951" w:type="dxa"/>
-            <w:tcBorders/>
+            <w:tcW w:w="1445" w:type="dxa"/>
+            <w:tcBorders>
+              <w:left w:val="single" w:sz="6" w:space="0" w:color="BFC7D5"/>
+              <w:bottom w:val="single" w:sz="2" w:space="0" w:color="BFC7D5"/>
+              <w:right w:val="single" w:sz="6" w:space="0" w:color="BFC7D5"/>
+            </w:tcBorders>
             <w:vAlign w:val="center"/>
           </w:tcPr>
           <w:p>
@@ -191,8 +227,12 @@
         </w:tc>
         <w:tc>
           <w:tcPr>
-            <w:tcW w:w="3016" w:type="dxa"/>
-            <w:tcBorders/>
+            <w:tcW w:w="3762" w:type="dxa"/>
+            <w:tcBorders>
+              <w:left w:val="single" w:sz="2" w:space="0" w:color="BFC7D5"/>
+              <w:bottom w:val="single" w:sz="2" w:space="0" w:color="BFC7D5"/>
+              <w:right w:val="single" w:sz="6" w:space="0" w:color="BFC7D5"/>
+            </w:tcBorders>
             <w:vAlign w:val="center"/>
           </w:tcPr>
           <w:p>
@@ -207,7 +247,7 @@
               <w:rPr>
                 <w:rStyle w:val="Strong"/>
               </w:rPr>
-              <w:t>DRAFT — not yet approved</w:t>
+              <w:t>APPROVED</w:t>
             </w:r>
           </w:p>
         </w:tc>
@@ -216,8 +256,12 @@
         <w:trPr/>
         <w:tc>
           <w:tcPr>
-            <w:tcW w:w="1951" w:type="dxa"/>
-            <w:tcBorders/>
+            <w:tcW w:w="1445" w:type="dxa"/>
+            <w:tcBorders>
+              <w:left w:val="single" w:sz="6" w:space="0" w:color="BFC7D5"/>
+              <w:bottom w:val="single" w:sz="2" w:space="0" w:color="BFC7D5"/>
+              <w:right w:val="single" w:sz="6" w:space="0" w:color="BFC7D5"/>
+            </w:tcBorders>
             <w:vAlign w:val="center"/>
           </w:tcPr>
           <w:p>
@@ -236,21 +280,25 @@
         </w:tc>
         <w:tc>
           <w:tcPr>
-            <w:tcW w:w="3016" w:type="dxa"/>
-            <w:tcBorders/>
-            <w:vAlign w:val="center"/>
-          </w:tcPr>
-          <w:p>
-            <w:pPr>
-              <w:pStyle w:val="TableContents"/>
-              <w:bidi w:val="0"/>
-              <w:spacing w:before="0" w:after="283"/>
-              <w:jc w:val="left"/>
-              <w:rPr/>
-            </w:pPr>
-            <w:r>
-              <w:rPr/>
-              <w:t>Lead Engineer</w:t>
+            <w:tcW w:w="3762" w:type="dxa"/>
+            <w:tcBorders>
+              <w:left w:val="single" w:sz="2" w:space="0" w:color="BFC7D5"/>
+              <w:bottom w:val="single" w:sz="2" w:space="0" w:color="BFC7D5"/>
+              <w:right w:val="single" w:sz="6" w:space="0" w:color="BFC7D5"/>
+            </w:tcBorders>
+            <w:vAlign w:val="center"/>
+          </w:tcPr>
+          <w:p>
+            <w:pPr>
+              <w:pStyle w:val="TableContents"/>
+              <w:bidi w:val="0"/>
+              <w:spacing w:before="0" w:after="283"/>
+              <w:jc w:val="left"/>
+              <w:rPr/>
+            </w:pPr>
+            <w:r>
+              <w:rPr/>
+              <w:t>Lead Engineer (Richard Watson Stephen Amudha)</w:t>
             </w:r>
           </w:p>
         </w:tc>
@@ -259,8 +307,12 @@
         <w:trPr/>
         <w:tc>
           <w:tcPr>
-            <w:tcW w:w="1951" w:type="dxa"/>
-            <w:tcBorders/>
+            <w:tcW w:w="1445" w:type="dxa"/>
+            <w:tcBorders>
+              <w:left w:val="single" w:sz="6" w:space="0" w:color="BFC7D5"/>
+              <w:bottom w:val="single" w:sz="2" w:space="0" w:color="BFC7D5"/>
+              <w:right w:val="single" w:sz="6" w:space="0" w:color="BFC7D5"/>
+            </w:tcBorders>
             <w:vAlign w:val="center"/>
           </w:tcPr>
           <w:p>
@@ -279,23 +331,25 @@
         </w:tc>
         <w:tc>
           <w:tcPr>
-            <w:tcW w:w="3016" w:type="dxa"/>
-            <w:tcBorders/>
-            <w:vAlign w:val="center"/>
-          </w:tcPr>
-          <w:p>
-            <w:pPr>
-              <w:pStyle w:val="TableContents"/>
-              <w:bidi w:val="0"/>
-              <w:spacing w:before="0" w:after="283"/>
-              <w:jc w:val="left"/>
-              <w:rPr/>
-            </w:pPr>
-            <w:r>
-              <w:rPr>
-                <w:rStyle w:val="SourceText"/>
-              </w:rPr>
-              <w:t>________________________</w:t>
+            <w:tcW w:w="3762" w:type="dxa"/>
+            <w:tcBorders>
+              <w:left w:val="single" w:sz="2" w:space="0" w:color="BFC7D5"/>
+              <w:bottom w:val="single" w:sz="2" w:space="0" w:color="BFC7D5"/>
+              <w:right w:val="single" w:sz="6" w:space="0" w:color="BFC7D5"/>
+            </w:tcBorders>
+            <w:vAlign w:val="center"/>
+          </w:tcPr>
+          <w:p>
+            <w:pPr>
+              <w:pStyle w:val="TableContents"/>
+              <w:bidi w:val="0"/>
+              <w:spacing w:before="0" w:after="283"/>
+              <w:jc w:val="left"/>
+              <w:rPr/>
+            </w:pPr>
+            <w:r>
+              <w:rPr/>
+              <w:t>Anita Johan (Managing Director)</w:t>
             </w:r>
           </w:p>
         </w:tc>
@@ -304,8 +358,12 @@
         <w:trPr/>
         <w:tc>
           <w:tcPr>
-            <w:tcW w:w="1951" w:type="dxa"/>
-            <w:tcBorders/>
+            <w:tcW w:w="1445" w:type="dxa"/>
+            <w:tcBorders>
+              <w:left w:val="single" w:sz="6" w:space="0" w:color="BFC7D5"/>
+              <w:bottom w:val="single" w:sz="2" w:space="0" w:color="BFC7D5"/>
+              <w:right w:val="single" w:sz="6" w:space="0" w:color="BFC7D5"/>
+            </w:tcBorders>
             <w:vAlign w:val="center"/>
           </w:tcPr>
           <w:p>
@@ -324,23 +382,25 @@
         </w:tc>
         <w:tc>
           <w:tcPr>
-            <w:tcW w:w="3016" w:type="dxa"/>
-            <w:tcBorders/>
-            <w:vAlign w:val="center"/>
-          </w:tcPr>
-          <w:p>
-            <w:pPr>
-              <w:pStyle w:val="TableContents"/>
-              <w:bidi w:val="0"/>
-              <w:spacing w:before="0" w:after="283"/>
-              <w:jc w:val="left"/>
-              <w:rPr/>
-            </w:pPr>
-            <w:r>
-              <w:rPr>
-                <w:rStyle w:val="SourceText"/>
-              </w:rPr>
-              <w:t>____ / ____ / ________</w:t>
+            <w:tcW w:w="3762" w:type="dxa"/>
+            <w:tcBorders>
+              <w:left w:val="single" w:sz="2" w:space="0" w:color="BFC7D5"/>
+              <w:bottom w:val="single" w:sz="2" w:space="0" w:color="BFC7D5"/>
+              <w:right w:val="single" w:sz="6" w:space="0" w:color="BFC7D5"/>
+            </w:tcBorders>
+            <w:vAlign w:val="center"/>
+          </w:tcPr>
+          <w:p>
+            <w:pPr>
+              <w:pStyle w:val="TableContents"/>
+              <w:bidi w:val="0"/>
+              <w:spacing w:before="0" w:after="283"/>
+              <w:jc w:val="left"/>
+              <w:rPr/>
+            </w:pPr>
+            <w:r>
+              <w:rPr/>
+              <w:t>2026-10-07</w:t>
             </w:r>
           </w:p>
         </w:tc>
@@ -349,8 +409,12 @@
         <w:trPr/>
         <w:tc>
           <w:tcPr>
-            <w:tcW w:w="1951" w:type="dxa"/>
-            <w:tcBorders/>
+            <w:tcW w:w="1445" w:type="dxa"/>
+            <w:tcBorders>
+              <w:left w:val="single" w:sz="6" w:space="0" w:color="BFC7D5"/>
+              <w:bottom w:val="single" w:sz="2" w:space="0" w:color="BFC7D5"/>
+              <w:right w:val="single" w:sz="6" w:space="0" w:color="BFC7D5"/>
+            </w:tcBorders>
             <w:vAlign w:val="center"/>
           </w:tcPr>
           <w:p>
@@ -369,8 +433,12 @@
         </w:tc>
         <w:tc>
           <w:tcPr>
-            <w:tcW w:w="3016" w:type="dxa"/>
-            <w:tcBorders/>
+            <w:tcW w:w="3762" w:type="dxa"/>
+            <w:tcBorders>
+              <w:left w:val="single" w:sz="2" w:space="0" w:color="BFC7D5"/>
+              <w:bottom w:val="single" w:sz="2" w:space="0" w:color="BFC7D5"/>
+              <w:right w:val="single" w:sz="6" w:space="0" w:color="BFC7D5"/>
+            </w:tcBorders>
             <w:vAlign w:val="center"/>
           </w:tcPr>
           <w:p>
@@ -384,6 +452,212 @@
             <w:r>
               <w:rPr/>
               <w:t>8.3.1, 8.3.2, 8.3.3, 8.3.4, 8.3.5, 8.3.6</w:t>
+            </w:r>
+          </w:p>
+        </w:tc>
+      </w:tr>
+      <w:tr>
+        <w:trPr/>
+        <w:tc>
+          <w:tcPr>
+            <w:tcW w:w="1445" w:type="dxa"/>
+            <w:tcBorders>
+              <w:left w:val="single" w:sz="6" w:space="0" w:color="BFC7D5"/>
+              <w:bottom w:val="single" w:sz="2" w:space="0" w:color="BFC7D5"/>
+              <w:right w:val="single" w:sz="6" w:space="0" w:color="BFC7D5"/>
+            </w:tcBorders>
+            <w:vAlign w:val="center"/>
+          </w:tcPr>
+          <w:p>
+            <w:pPr>
+              <w:pStyle w:val="TableContents"/>
+              <w:bidi w:val="0"/>
+              <w:spacing w:before="0" w:after="283"/>
+              <w:jc w:val="left"/>
+              <w:rPr/>
+            </w:pPr>
+            <w:r>
+              <w:rPr/>
+              <w:t>Prepared by</w:t>
+            </w:r>
+          </w:p>
+        </w:tc>
+        <w:tc>
+          <w:tcPr>
+            <w:tcW w:w="3762" w:type="dxa"/>
+            <w:tcBorders>
+              <w:left w:val="single" w:sz="2" w:space="0" w:color="BFC7D5"/>
+              <w:bottom w:val="single" w:sz="2" w:space="0" w:color="BFC7D5"/>
+              <w:right w:val="single" w:sz="6" w:space="0" w:color="BFC7D5"/>
+            </w:tcBorders>
+            <w:vAlign w:val="center"/>
+          </w:tcPr>
+          <w:p>
+            <w:pPr>
+              <w:pStyle w:val="TableContents"/>
+              <w:bidi w:val="0"/>
+              <w:spacing w:before="0" w:after="283"/>
+              <w:jc w:val="left"/>
+              <w:rPr/>
+            </w:pPr>
+            <w:r>
+              <w:rPr/>
+              <w:t>Richard Watson Stephen Amudha (Lead Engineer) — 2026-10-07</w:t>
+            </w:r>
+          </w:p>
+        </w:tc>
+      </w:tr>
+      <w:tr>
+        <w:trPr/>
+        <w:tc>
+          <w:tcPr>
+            <w:tcW w:w="1445" w:type="dxa"/>
+            <w:tcBorders>
+              <w:left w:val="single" w:sz="6" w:space="0" w:color="BFC7D5"/>
+              <w:bottom w:val="single" w:sz="2" w:space="0" w:color="BFC7D5"/>
+              <w:right w:val="single" w:sz="6" w:space="0" w:color="BFC7D5"/>
+            </w:tcBorders>
+            <w:vAlign w:val="center"/>
+          </w:tcPr>
+          <w:p>
+            <w:pPr>
+              <w:pStyle w:val="TableContents"/>
+              <w:bidi w:val="0"/>
+              <w:spacing w:before="0" w:after="283"/>
+              <w:jc w:val="left"/>
+              <w:rPr/>
+            </w:pPr>
+            <w:r>
+              <w:rPr/>
+              <w:t>Reviewed by</w:t>
+            </w:r>
+          </w:p>
+        </w:tc>
+        <w:tc>
+          <w:tcPr>
+            <w:tcW w:w="3762" w:type="dxa"/>
+            <w:tcBorders>
+              <w:left w:val="single" w:sz="2" w:space="0" w:color="BFC7D5"/>
+              <w:bottom w:val="single" w:sz="2" w:space="0" w:color="BFC7D5"/>
+              <w:right w:val="single" w:sz="6" w:space="0" w:color="BFC7D5"/>
+            </w:tcBorders>
+            <w:vAlign w:val="center"/>
+          </w:tcPr>
+          <w:p>
+            <w:pPr>
+              <w:pStyle w:val="TableContents"/>
+              <w:bidi w:val="0"/>
+              <w:spacing w:before="0" w:after="283"/>
+              <w:jc w:val="left"/>
+              <w:rPr/>
+            </w:pPr>
+            <w:r>
+              <w:rPr/>
+              <w:t>Alexander Peter (EchoMind Project Lead) — 2026-10-07</w:t>
+            </w:r>
+          </w:p>
+        </w:tc>
+      </w:tr>
+      <w:tr>
+        <w:trPr/>
+        <w:tc>
+          <w:tcPr>
+            <w:tcW w:w="1445" w:type="dxa"/>
+            <w:tcBorders>
+              <w:left w:val="single" w:sz="6" w:space="0" w:color="BFC7D5"/>
+              <w:bottom w:val="single" w:sz="2" w:space="0" w:color="BFC7D5"/>
+              <w:right w:val="single" w:sz="6" w:space="0" w:color="BFC7D5"/>
+            </w:tcBorders>
+            <w:vAlign w:val="center"/>
+          </w:tcPr>
+          <w:p>
+            <w:pPr>
+              <w:pStyle w:val="TableContents"/>
+              <w:bidi w:val="0"/>
+              <w:spacing w:before="0" w:after="283"/>
+              <w:jc w:val="left"/>
+              <w:rPr/>
+            </w:pPr>
+            <w:r>
+              <w:rPr/>
+              <w:t>Quality assurance</w:t>
+            </w:r>
+          </w:p>
+        </w:tc>
+        <w:tc>
+          <w:tcPr>
+            <w:tcW w:w="3762" w:type="dxa"/>
+            <w:tcBorders>
+              <w:left w:val="single" w:sz="2" w:space="0" w:color="BFC7D5"/>
+              <w:bottom w:val="single" w:sz="2" w:space="0" w:color="BFC7D5"/>
+              <w:right w:val="single" w:sz="6" w:space="0" w:color="BFC7D5"/>
+            </w:tcBorders>
+            <w:vAlign w:val="center"/>
+          </w:tcPr>
+          <w:p>
+            <w:pPr>
+              <w:pStyle w:val="TableContents"/>
+              <w:bidi w:val="0"/>
+              <w:spacing w:before="0" w:after="283"/>
+              <w:jc w:val="left"/>
+              <w:rPr/>
+            </w:pPr>
+            <w:r>
+              <w:rPr/>
+              <w:t>Sheryl Nazareth (QA / MR) — 2026-10-07</w:t>
+            </w:r>
+          </w:p>
+        </w:tc>
+      </w:tr>
+      <w:tr>
+        <w:trPr/>
+        <w:tc>
+          <w:tcPr>
+            <w:tcW w:w="1445" w:type="dxa"/>
+            <w:tcBorders>
+              <w:left w:val="single" w:sz="6" w:space="0" w:color="BFC7D5"/>
+              <w:bottom w:val="single" w:sz="6" w:space="0" w:color="BFC7D5"/>
+              <w:right w:val="single" w:sz="6" w:space="0" w:color="BFC7D5"/>
+            </w:tcBorders>
+            <w:vAlign w:val="center"/>
+          </w:tcPr>
+          <w:p>
+            <w:pPr>
+              <w:pStyle w:val="TableContents"/>
+              <w:bidi w:val="0"/>
+              <w:spacing w:before="0" w:after="283"/>
+              <w:jc w:val="left"/>
+              <w:rPr/>
+            </w:pPr>
+            <w:r>
+              <w:rPr/>
+              <w:t>Approval record</w:t>
+            </w:r>
+          </w:p>
+        </w:tc>
+        <w:tc>
+          <w:tcPr>
+            <w:tcW w:w="3762" w:type="dxa"/>
+            <w:tcBorders>
+              <w:left w:val="single" w:sz="2" w:space="0" w:color="BFC7D5"/>
+              <w:bottom w:val="single" w:sz="6" w:space="0" w:color="BFC7D5"/>
+              <w:right w:val="single" w:sz="6" w:space="0" w:color="BFC7D5"/>
+            </w:tcBorders>
+            <w:vAlign w:val="center"/>
+          </w:tcPr>
+          <w:p>
+            <w:pPr>
+              <w:pStyle w:val="TableContents"/>
+              <w:bidi w:val="0"/>
+              <w:spacing w:before="0" w:after="283"/>
+              <w:jc w:val="left"/>
+              <w:rPr/>
+            </w:pPr>
+            <w:r>
+              <w:rPr>
+                <w:rStyle w:val="SourceText"/>
+              </w:rPr>
+              <w:t>records/approvals/2026-10-07_AR-2026-001_document_approval.md</w:t>
             </w:r>
           </w:p>
         </w:tc>
@@ -391,6 +665,24 @@
     </w:tbl>
     <w:p>
       <w:pPr>
+        <w:pStyle w:val="BlockQuotation"/>
+        <w:bidi w:val="0"/>
+        <w:jc w:val="left"/>
+        <w:rPr/>
+      </w:pPr>
+      <w:r>
+        <w:rPr>
+          <w:rStyle w:val="Strong"/>
+        </w:rPr>
+        <w:t>Revision note 2026-10-07.</w:t>
+      </w:r>
+      <w:r>
+        <w:rPr/>
+        <w:t xml:space="preserve"> Wording in this procedure about “one person” describes the engineering work, which is concentrated in the Lead Engineer. Within AJACE Inc. the roles are held by named people (QM-01 §7.1): independent review by the EchoMind Project Lead (Alexander Peter), verification and QMS maintenance by QA/MR (Sheryl Nazareth), approval and release authorisation by the Managing Director (Anita Johan); internal audit is provided by the AJACE Inc. corporate audit programme.</w:t>
+      </w:r>
+    </w:p>
+    <w:p>
+      <w:pPr>
         <w:pStyle w:val="HorizontalLine"/>
         <w:bidi w:val="0"/>
         <w:jc w:val="left"/>
@@ -474,20 +766,20 @@
     </w:p>
     <w:tbl>
       <w:tblPr>
-        <w:tblW w:w="5133" w:type="dxa"/>
+        <w:tblW w:w="5000" w:type="pct"/>
         <w:jc w:val="left"/>
-        <w:tblInd w:w="0" w:type="dxa"/>
+        <w:tblInd w:w="-7" w:type="dxa"/>
         <w:tblLayout w:type="fixed"/>
         <w:tblCellMar>
-          <w:top w:w="28" w:type="dxa"/>
-          <w:left w:w="28" w:type="dxa"/>
-          <w:bottom w:w="28" w:type="dxa"/>
-          <w:right w:w="28" w:type="dxa"/>
+          <w:top w:w="60" w:type="dxa"/>
+          <w:left w:w="60" w:type="dxa"/>
+          <w:bottom w:w="60" w:type="dxa"/>
+          <w:right w:w="60" w:type="dxa"/>
         </w:tblCellMar>
       </w:tblPr>
       <w:tblGrid>
-        <w:gridCol w:w="1218"/>
-        <w:gridCol w:w="3915"/>
+        <w:gridCol w:w="1253"/>
+        <w:gridCol w:w="3954"/>
       </w:tblGrid>
       <w:tr>
         <w:trPr>
@@ -495,44 +787,60 @@
         </w:trPr>
         <w:tc>
           <w:tcPr>
-            <w:tcW w:w="1218" w:type="dxa"/>
-            <w:tcBorders/>
+            <w:tcW w:w="1253" w:type="dxa"/>
+            <w:tcBorders>
+              <w:top w:val="single" w:sz="6" w:space="0" w:color="BFC7D5"/>
+              <w:left w:val="single" w:sz="6" w:space="0" w:color="BFC7D5"/>
+              <w:bottom w:val="single" w:sz="2" w:space="0" w:color="BFC7D5"/>
+              <w:right w:val="single" w:sz="6" w:space="0" w:color="BFC7D5"/>
+            </w:tcBorders>
+            <w:shd w:fill="1F3A5F" w:val="clear"/>
             <w:vAlign w:val="center"/>
           </w:tcPr>
           <w:p>
             <w:pPr>
               <w:pStyle w:val="TableHeading"/>
-              <w:suppressLineNumbers/>
-              <w:shd w:fill="1F3A5F" w:val="clear"/>
-              <w:bidi w:val="0"/>
-              <w:spacing w:before="0" w:after="283"/>
-              <w:jc w:val="center"/>
-              <w:rPr/>
-            </w:pPr>
-            <w:r>
-              <w:rPr/>
+              <w:bidi w:val="0"/>
+              <w:spacing w:before="0" w:after="283"/>
+              <w:jc w:val="left"/>
+              <w:rPr>
+                <w:color w:val="FFFFFF"/>
+              </w:rPr>
+            </w:pPr>
+            <w:r>
+              <w:rPr>
+                <w:color w:val="FFFFFF"/>
+              </w:rPr>
               <w:t>Role</w:t>
             </w:r>
           </w:p>
         </w:tc>
         <w:tc>
           <w:tcPr>
-            <w:tcW w:w="3915" w:type="dxa"/>
-            <w:tcBorders/>
+            <w:tcW w:w="3954" w:type="dxa"/>
+            <w:tcBorders>
+              <w:top w:val="single" w:sz="6" w:space="0" w:color="BFC7D5"/>
+              <w:left w:val="single" w:sz="2" w:space="0" w:color="BFC7D5"/>
+              <w:bottom w:val="single" w:sz="2" w:space="0" w:color="BFC7D5"/>
+              <w:right w:val="single" w:sz="6" w:space="0" w:color="BFC7D5"/>
+            </w:tcBorders>
+            <w:shd w:fill="1F3A5F" w:val="clear"/>
             <w:vAlign w:val="center"/>
           </w:tcPr>
           <w:p>
             <w:pPr>
               <w:pStyle w:val="TableHeading"/>
-              <w:suppressLineNumbers/>
-              <w:shd w:fill="1F3A5F" w:val="clear"/>
-              <w:bidi w:val="0"/>
-              <w:spacing w:before="0" w:after="283"/>
-              <w:jc w:val="center"/>
-              <w:rPr/>
-            </w:pPr>
-            <w:r>
-              <w:rPr/>
+              <w:bidi w:val="0"/>
+              <w:spacing w:before="0" w:after="283"/>
+              <w:jc w:val="left"/>
+              <w:rPr>
+                <w:color w:val="FFFFFF"/>
+              </w:rPr>
+            </w:pPr>
+            <w:r>
+              <w:rPr>
+                <w:color w:val="FFFFFF"/>
+              </w:rPr>
               <w:t>Responsibility</w:t>
             </w:r>
           </w:p>
@@ -542,8 +850,12 @@
         <w:trPr/>
         <w:tc>
           <w:tcPr>
-            <w:tcW w:w="1218" w:type="dxa"/>
-            <w:tcBorders/>
+            <w:tcW w:w="1253" w:type="dxa"/>
+            <w:tcBorders>
+              <w:left w:val="single" w:sz="6" w:space="0" w:color="BFC7D5"/>
+              <w:bottom w:val="single" w:sz="2" w:space="0" w:color="BFC7D5"/>
+              <w:right w:val="single" w:sz="6" w:space="0" w:color="BFC7D5"/>
+            </w:tcBorders>
             <w:vAlign w:val="center"/>
           </w:tcPr>
           <w:p>
@@ -562,8 +874,12 @@
         </w:tc>
         <w:tc>
           <w:tcPr>
-            <w:tcW w:w="3915" w:type="dxa"/>
-            <w:tcBorders/>
+            <w:tcW w:w="3954" w:type="dxa"/>
+            <w:tcBorders>
+              <w:left w:val="single" w:sz="2" w:space="0" w:color="BFC7D5"/>
+              <w:bottom w:val="single" w:sz="2" w:space="0" w:color="BFC7D5"/>
+              <w:right w:val="single" w:sz="6" w:space="0" w:color="BFC7D5"/>
+            </w:tcBorders>
             <w:vAlign w:val="center"/>
           </w:tcPr>
           <w:p>
@@ -585,8 +901,12 @@
         <w:trPr/>
         <w:tc>
           <w:tcPr>
-            <w:tcW w:w="1218" w:type="dxa"/>
-            <w:tcBorders/>
+            <w:tcW w:w="1253" w:type="dxa"/>
+            <w:tcBorders>
+              <w:left w:val="single" w:sz="6" w:space="0" w:color="BFC7D5"/>
+              <w:bottom w:val="single" w:sz="2" w:space="0" w:color="BFC7D5"/>
+              <w:right w:val="single" w:sz="6" w:space="0" w:color="BFC7D5"/>
+            </w:tcBorders>
             <w:vAlign w:val="center"/>
           </w:tcPr>
           <w:p>
@@ -605,8 +925,12 @@
         </w:tc>
         <w:tc>
           <w:tcPr>
-            <w:tcW w:w="3915" w:type="dxa"/>
-            <w:tcBorders/>
+            <w:tcW w:w="3954" w:type="dxa"/>
+            <w:tcBorders>
+              <w:left w:val="single" w:sz="2" w:space="0" w:color="BFC7D5"/>
+              <w:bottom w:val="single" w:sz="2" w:space="0" w:color="BFC7D5"/>
+              <w:right w:val="single" w:sz="6" w:space="0" w:color="BFC7D5"/>
+            </w:tcBorders>
             <w:vAlign w:val="center"/>
           </w:tcPr>
           <w:p>
@@ -628,8 +952,12 @@
         <w:trPr/>
         <w:tc>
           <w:tcPr>
-            <w:tcW w:w="1218" w:type="dxa"/>
-            <w:tcBorders/>
+            <w:tcW w:w="1253" w:type="dxa"/>
+            <w:tcBorders>
+              <w:left w:val="single" w:sz="6" w:space="0" w:color="BFC7D5"/>
+              <w:bottom w:val="single" w:sz="6" w:space="0" w:color="BFC7D5"/>
+              <w:right w:val="single" w:sz="6" w:space="0" w:color="BFC7D5"/>
+            </w:tcBorders>
             <w:vAlign w:val="center"/>
           </w:tcPr>
           <w:p>
@@ -648,8 +976,12 @@
         </w:tc>
         <w:tc>
           <w:tcPr>
-            <w:tcW w:w="3915" w:type="dxa"/>
-            <w:tcBorders/>
+            <w:tcW w:w="3954" w:type="dxa"/>
+            <w:tcBorders>
+              <w:left w:val="single" w:sz="2" w:space="0" w:color="BFC7D5"/>
+              <w:bottom w:val="single" w:sz="6" w:space="0" w:color="BFC7D5"/>
+              <w:right w:val="single" w:sz="6" w:space="0" w:color="BFC7D5"/>
+            </w:tcBorders>
             <w:vAlign w:val="center"/>
           </w:tcPr>
           <w:p>
@@ -677,7 +1009,7 @@
       </w:pPr>
       <w:r>
         <w:rPr/>
-        <w:t>With one person holding all roles, the acts of designing, reviewing and approving are performed by the same person. §11 states what an auditor should take from that.</w:t>
+        <w:t>Design is performed by the Lead Engineer (Richard Watson Stephen Amudha); design review is by the EchoMind Project Lead (Alexander Peter); approval by the Managing Director (Anita Johan). §11 records where reviews were performed by the author (AI-assisted adversarial review with independent verification).</w:t>
       </w:r>
     </w:p>
     <w:p>
@@ -716,20 +1048,20 @@
     </w:p>
     <w:tbl>
       <w:tblPr>
-        <w:tblW w:w="5133" w:type="dxa"/>
+        <w:tblW w:w="5000" w:type="pct"/>
         <w:jc w:val="left"/>
-        <w:tblInd w:w="0" w:type="dxa"/>
+        <w:tblInd w:w="-7" w:type="dxa"/>
         <w:tblLayout w:type="fixed"/>
         <w:tblCellMar>
-          <w:top w:w="28" w:type="dxa"/>
-          <w:left w:w="28" w:type="dxa"/>
-          <w:bottom w:w="28" w:type="dxa"/>
-          <w:right w:w="28" w:type="dxa"/>
+          <w:top w:w="60" w:type="dxa"/>
+          <w:left w:w="60" w:type="dxa"/>
+          <w:bottom w:w="60" w:type="dxa"/>
+          <w:right w:w="60" w:type="dxa"/>
         </w:tblCellMar>
       </w:tblPr>
       <w:tblGrid>
-        <w:gridCol w:w="1942"/>
-        <w:gridCol w:w="3191"/>
+        <w:gridCol w:w="1987"/>
+        <w:gridCol w:w="3220"/>
       </w:tblGrid>
       <w:tr>
         <w:trPr>
@@ -737,44 +1069,60 @@
         </w:trPr>
         <w:tc>
           <w:tcPr>
-            <w:tcW w:w="1942" w:type="dxa"/>
-            <w:tcBorders/>
+            <w:tcW w:w="1987" w:type="dxa"/>
+            <w:tcBorders>
+              <w:top w:val="single" w:sz="6" w:space="0" w:color="BFC7D5"/>
+              <w:left w:val="single" w:sz="6" w:space="0" w:color="BFC7D5"/>
+              <w:bottom w:val="single" w:sz="2" w:space="0" w:color="BFC7D5"/>
+              <w:right w:val="single" w:sz="6" w:space="0" w:color="BFC7D5"/>
+            </w:tcBorders>
+            <w:shd w:fill="1F3A5F" w:val="clear"/>
             <w:vAlign w:val="center"/>
           </w:tcPr>
           <w:p>
             <w:pPr>
               <w:pStyle w:val="TableHeading"/>
-              <w:suppressLineNumbers/>
-              <w:shd w:fill="1F3A5F" w:val="clear"/>
-              <w:bidi w:val="0"/>
-              <w:spacing w:before="0" w:after="283"/>
-              <w:jc w:val="center"/>
-              <w:rPr/>
-            </w:pPr>
-            <w:r>
-              <w:rPr/>
+              <w:bidi w:val="0"/>
+              <w:spacing w:before="0" w:after="283"/>
+              <w:jc w:val="left"/>
+              <w:rPr>
+                <w:color w:val="FFFFFF"/>
+              </w:rPr>
+            </w:pPr>
+            <w:r>
+              <w:rPr>
+                <w:color w:val="FFFFFF"/>
+              </w:rPr>
               <w:t>8.3.2 item</w:t>
             </w:r>
           </w:p>
         </w:tc>
         <w:tc>
           <w:tcPr>
-            <w:tcW w:w="3191" w:type="dxa"/>
-            <w:tcBorders/>
+            <w:tcW w:w="3220" w:type="dxa"/>
+            <w:tcBorders>
+              <w:top w:val="single" w:sz="6" w:space="0" w:color="BFC7D5"/>
+              <w:left w:val="single" w:sz="2" w:space="0" w:color="BFC7D5"/>
+              <w:bottom w:val="single" w:sz="2" w:space="0" w:color="BFC7D5"/>
+              <w:right w:val="single" w:sz="6" w:space="0" w:color="BFC7D5"/>
+            </w:tcBorders>
+            <w:shd w:fill="1F3A5F" w:val="clear"/>
             <w:vAlign w:val="center"/>
           </w:tcPr>
           <w:p>
             <w:pPr>
               <w:pStyle w:val="TableHeading"/>
-              <w:suppressLineNumbers/>
-              <w:shd w:fill="1F3A5F" w:val="clear"/>
-              <w:bidi w:val="0"/>
-              <w:spacing w:before="0" w:after="283"/>
-              <w:jc w:val="center"/>
-              <w:rPr/>
-            </w:pPr>
-            <w:r>
-              <w:rPr/>
+              <w:bidi w:val="0"/>
+              <w:spacing w:before="0" w:after="283"/>
+              <w:jc w:val="left"/>
+              <w:rPr>
+                <w:color w:val="FFFFFF"/>
+              </w:rPr>
+            </w:pPr>
+            <w:r>
+              <w:rPr>
+                <w:color w:val="FFFFFF"/>
+              </w:rPr>
               <w:t>How it is determined here</w:t>
             </w:r>
           </w:p>
@@ -784,8 +1132,12 @@
         <w:trPr/>
         <w:tc>
           <w:tcPr>
-            <w:tcW w:w="1942" w:type="dxa"/>
-            <w:tcBorders/>
+            <w:tcW w:w="1987" w:type="dxa"/>
+            <w:tcBorders>
+              <w:left w:val="single" w:sz="6" w:space="0" w:color="BFC7D5"/>
+              <w:bottom w:val="single" w:sz="2" w:space="0" w:color="BFC7D5"/>
+              <w:right w:val="single" w:sz="6" w:space="0" w:color="BFC7D5"/>
+            </w:tcBorders>
             <w:vAlign w:val="center"/>
           </w:tcPr>
           <w:p>
@@ -804,8 +1156,12 @@
         </w:tc>
         <w:tc>
           <w:tcPr>
-            <w:tcW w:w="3191" w:type="dxa"/>
-            <w:tcBorders/>
+            <w:tcW w:w="3220" w:type="dxa"/>
+            <w:tcBorders>
+              <w:left w:val="single" w:sz="2" w:space="0" w:color="BFC7D5"/>
+              <w:bottom w:val="single" w:sz="2" w:space="0" w:color="BFC7D5"/>
+              <w:right w:val="single" w:sz="6" w:space="0" w:color="BFC7D5"/>
+            </w:tcBorders>
             <w:vAlign w:val="center"/>
           </w:tcPr>
           <w:p>
@@ -827,8 +1183,12 @@
         <w:trPr/>
         <w:tc>
           <w:tcPr>
-            <w:tcW w:w="1942" w:type="dxa"/>
-            <w:tcBorders/>
+            <w:tcW w:w="1987" w:type="dxa"/>
+            <w:tcBorders>
+              <w:left w:val="single" w:sz="6" w:space="0" w:color="BFC7D5"/>
+              <w:bottom w:val="single" w:sz="2" w:space="0" w:color="BFC7D5"/>
+              <w:right w:val="single" w:sz="6" w:space="0" w:color="BFC7D5"/>
+            </w:tcBorders>
             <w:vAlign w:val="center"/>
           </w:tcPr>
           <w:p>
@@ -847,8 +1207,12 @@
         </w:tc>
         <w:tc>
           <w:tcPr>
-            <w:tcW w:w="3191" w:type="dxa"/>
-            <w:tcBorders/>
+            <w:tcW w:w="3220" w:type="dxa"/>
+            <w:tcBorders>
+              <w:left w:val="single" w:sz="2" w:space="0" w:color="BFC7D5"/>
+              <w:bottom w:val="single" w:sz="2" w:space="0" w:color="BFC7D5"/>
+              <w:right w:val="single" w:sz="6" w:space="0" w:color="BFC7D5"/>
+            </w:tcBorders>
             <w:vAlign w:val="center"/>
           </w:tcPr>
           <w:p>
@@ -870,8 +1234,12 @@
         <w:trPr/>
         <w:tc>
           <w:tcPr>
-            <w:tcW w:w="1942" w:type="dxa"/>
-            <w:tcBorders/>
+            <w:tcW w:w="1987" w:type="dxa"/>
+            <w:tcBorders>
+              <w:left w:val="single" w:sz="6" w:space="0" w:color="BFC7D5"/>
+              <w:bottom w:val="single" w:sz="2" w:space="0" w:color="BFC7D5"/>
+              <w:right w:val="single" w:sz="6" w:space="0" w:color="BFC7D5"/>
+            </w:tcBorders>
             <w:vAlign w:val="center"/>
           </w:tcPr>
           <w:p>
@@ -890,8 +1258,12 @@
         </w:tc>
         <w:tc>
           <w:tcPr>
-            <w:tcW w:w="3191" w:type="dxa"/>
-            <w:tcBorders/>
+            <w:tcW w:w="3220" w:type="dxa"/>
+            <w:tcBorders>
+              <w:left w:val="single" w:sz="2" w:space="0" w:color="BFC7D5"/>
+              <w:bottom w:val="single" w:sz="2" w:space="0" w:color="BFC7D5"/>
+              <w:right w:val="single" w:sz="6" w:space="0" w:color="BFC7D5"/>
+            </w:tcBorders>
             <w:vAlign w:val="center"/>
           </w:tcPr>
           <w:p>
@@ -913,8 +1285,12 @@
         <w:trPr/>
         <w:tc>
           <w:tcPr>
-            <w:tcW w:w="1942" w:type="dxa"/>
-            <w:tcBorders/>
+            <w:tcW w:w="1987" w:type="dxa"/>
+            <w:tcBorders>
+              <w:left w:val="single" w:sz="6" w:space="0" w:color="BFC7D5"/>
+              <w:bottom w:val="single" w:sz="2" w:space="0" w:color="BFC7D5"/>
+              <w:right w:val="single" w:sz="6" w:space="0" w:color="BFC7D5"/>
+            </w:tcBorders>
             <w:vAlign w:val="center"/>
           </w:tcPr>
           <w:p>
@@ -933,8 +1309,12 @@
         </w:tc>
         <w:tc>
           <w:tcPr>
-            <w:tcW w:w="3191" w:type="dxa"/>
-            <w:tcBorders/>
+            <w:tcW w:w="3220" w:type="dxa"/>
+            <w:tcBorders>
+              <w:left w:val="single" w:sz="2" w:space="0" w:color="BFC7D5"/>
+              <w:bottom w:val="single" w:sz="2" w:space="0" w:color="BFC7D5"/>
+              <w:right w:val="single" w:sz="6" w:space="0" w:color="BFC7D5"/>
+            </w:tcBorders>
             <w:vAlign w:val="center"/>
           </w:tcPr>
           <w:p>
@@ -956,8 +1336,12 @@
         <w:trPr/>
         <w:tc>
           <w:tcPr>
-            <w:tcW w:w="1942" w:type="dxa"/>
-            <w:tcBorders/>
+            <w:tcW w:w="1987" w:type="dxa"/>
+            <w:tcBorders>
+              <w:left w:val="single" w:sz="6" w:space="0" w:color="BFC7D5"/>
+              <w:bottom w:val="single" w:sz="2" w:space="0" w:color="BFC7D5"/>
+              <w:right w:val="single" w:sz="6" w:space="0" w:color="BFC7D5"/>
+            </w:tcBorders>
             <w:vAlign w:val="center"/>
           </w:tcPr>
           <w:p>
@@ -976,8 +1360,12 @@
         </w:tc>
         <w:tc>
           <w:tcPr>
-            <w:tcW w:w="3191" w:type="dxa"/>
-            <w:tcBorders/>
+            <w:tcW w:w="3220" w:type="dxa"/>
+            <w:tcBorders>
+              <w:left w:val="single" w:sz="2" w:space="0" w:color="BFC7D5"/>
+              <w:bottom w:val="single" w:sz="2" w:space="0" w:color="BFC7D5"/>
+              <w:right w:val="single" w:sz="6" w:space="0" w:color="BFC7D5"/>
+            </w:tcBorders>
             <w:vAlign w:val="center"/>
           </w:tcPr>
           <w:p>
@@ -1009,8 +1397,12 @@
         <w:trPr/>
         <w:tc>
           <w:tcPr>
-            <w:tcW w:w="1942" w:type="dxa"/>
-            <w:tcBorders/>
+            <w:tcW w:w="1987" w:type="dxa"/>
+            <w:tcBorders>
+              <w:left w:val="single" w:sz="6" w:space="0" w:color="BFC7D5"/>
+              <w:bottom w:val="single" w:sz="2" w:space="0" w:color="BFC7D5"/>
+              <w:right w:val="single" w:sz="6" w:space="0" w:color="BFC7D5"/>
+            </w:tcBorders>
             <w:vAlign w:val="center"/>
           </w:tcPr>
           <w:p>
@@ -1029,8 +1421,12 @@
         </w:tc>
         <w:tc>
           <w:tcPr>
-            <w:tcW w:w="3191" w:type="dxa"/>
-            <w:tcBorders/>
+            <w:tcW w:w="3220" w:type="dxa"/>
+            <w:tcBorders>
+              <w:left w:val="single" w:sz="2" w:space="0" w:color="BFC7D5"/>
+              <w:bottom w:val="single" w:sz="2" w:space="0" w:color="BFC7D5"/>
+              <w:right w:val="single" w:sz="6" w:space="0" w:color="BFC7D5"/>
+            </w:tcBorders>
             <w:vAlign w:val="center"/>
           </w:tcPr>
           <w:p>
@@ -1052,8 +1448,12 @@
         <w:trPr/>
         <w:tc>
           <w:tcPr>
-            <w:tcW w:w="1942" w:type="dxa"/>
-            <w:tcBorders/>
+            <w:tcW w:w="1987" w:type="dxa"/>
+            <w:tcBorders>
+              <w:left w:val="single" w:sz="6" w:space="0" w:color="BFC7D5"/>
+              <w:bottom w:val="single" w:sz="2" w:space="0" w:color="BFC7D5"/>
+              <w:right w:val="single" w:sz="6" w:space="0" w:color="BFC7D5"/>
+            </w:tcBorders>
             <w:vAlign w:val="center"/>
           </w:tcPr>
           <w:p>
@@ -1072,8 +1472,12 @@
         </w:tc>
         <w:tc>
           <w:tcPr>
-            <w:tcW w:w="3191" w:type="dxa"/>
-            <w:tcBorders/>
+            <w:tcW w:w="3220" w:type="dxa"/>
+            <w:tcBorders>
+              <w:left w:val="single" w:sz="2" w:space="0" w:color="BFC7D5"/>
+              <w:bottom w:val="single" w:sz="2" w:space="0" w:color="BFC7D5"/>
+              <w:right w:val="single" w:sz="6" w:space="0" w:color="BFC7D5"/>
+            </w:tcBorders>
             <w:vAlign w:val="center"/>
           </w:tcPr>
           <w:p>
@@ -1105,8 +1509,12 @@
         <w:trPr/>
         <w:tc>
           <w:tcPr>
-            <w:tcW w:w="1942" w:type="dxa"/>
-            <w:tcBorders/>
+            <w:tcW w:w="1987" w:type="dxa"/>
+            <w:tcBorders>
+              <w:left w:val="single" w:sz="6" w:space="0" w:color="BFC7D5"/>
+              <w:bottom w:val="single" w:sz="2" w:space="0" w:color="BFC7D5"/>
+              <w:right w:val="single" w:sz="6" w:space="0" w:color="BFC7D5"/>
+            </w:tcBorders>
             <w:vAlign w:val="center"/>
           </w:tcPr>
           <w:p>
@@ -1125,8 +1533,12 @@
         </w:tc>
         <w:tc>
           <w:tcPr>
-            <w:tcW w:w="3191" w:type="dxa"/>
-            <w:tcBorders/>
+            <w:tcW w:w="3220" w:type="dxa"/>
+            <w:tcBorders>
+              <w:left w:val="single" w:sz="2" w:space="0" w:color="BFC7D5"/>
+              <w:bottom w:val="single" w:sz="2" w:space="0" w:color="BFC7D5"/>
+              <w:right w:val="single" w:sz="6" w:space="0" w:color="BFC7D5"/>
+            </w:tcBorders>
             <w:vAlign w:val="center"/>
           </w:tcPr>
           <w:p>
@@ -1174,8 +1586,12 @@
         <w:trPr/>
         <w:tc>
           <w:tcPr>
-            <w:tcW w:w="1942" w:type="dxa"/>
-            <w:tcBorders/>
+            <w:tcW w:w="1987" w:type="dxa"/>
+            <w:tcBorders>
+              <w:left w:val="single" w:sz="6" w:space="0" w:color="BFC7D5"/>
+              <w:bottom w:val="single" w:sz="2" w:space="0" w:color="BFC7D5"/>
+              <w:right w:val="single" w:sz="6" w:space="0" w:color="BFC7D5"/>
+            </w:tcBorders>
             <w:vAlign w:val="center"/>
           </w:tcPr>
           <w:p>
@@ -1194,8 +1610,12 @@
         </w:tc>
         <w:tc>
           <w:tcPr>
-            <w:tcW w:w="3191" w:type="dxa"/>
-            <w:tcBorders/>
+            <w:tcW w:w="3220" w:type="dxa"/>
+            <w:tcBorders>
+              <w:left w:val="single" w:sz="2" w:space="0" w:color="BFC7D5"/>
+              <w:bottom w:val="single" w:sz="2" w:space="0" w:color="BFC7D5"/>
+              <w:right w:val="single" w:sz="6" w:space="0" w:color="BFC7D5"/>
+            </w:tcBorders>
             <w:vAlign w:val="center"/>
           </w:tcPr>
           <w:p>
@@ -1217,8 +1637,12 @@
         <w:trPr/>
         <w:tc>
           <w:tcPr>
-            <w:tcW w:w="1942" w:type="dxa"/>
-            <w:tcBorders/>
+            <w:tcW w:w="1987" w:type="dxa"/>
+            <w:tcBorders>
+              <w:left w:val="single" w:sz="6" w:space="0" w:color="BFC7D5"/>
+              <w:bottom w:val="single" w:sz="6" w:space="0" w:color="BFC7D5"/>
+              <w:right w:val="single" w:sz="6" w:space="0" w:color="BFC7D5"/>
+            </w:tcBorders>
             <w:vAlign w:val="center"/>
           </w:tcPr>
           <w:p>
@@ -1237,8 +1661,12 @@
         </w:tc>
         <w:tc>
           <w:tcPr>
-            <w:tcW w:w="3191" w:type="dxa"/>
-            <w:tcBorders/>
+            <w:tcW w:w="3220" w:type="dxa"/>
+            <w:tcBorders>
+              <w:left w:val="single" w:sz="2" w:space="0" w:color="BFC7D5"/>
+              <w:bottom w:val="single" w:sz="6" w:space="0" w:color="BFC7D5"/>
+              <w:right w:val="single" w:sz="6" w:space="0" w:color="BFC7D5"/>
+            </w:tcBorders>
             <w:vAlign w:val="center"/>
           </w:tcPr>
           <w:p>
@@ -1271,21 +1699,21 @@
     </w:p>
     <w:tbl>
       <w:tblPr>
-        <w:tblW w:w="5133" w:type="dxa"/>
+        <w:tblW w:w="5000" w:type="pct"/>
         <w:jc w:val="left"/>
-        <w:tblInd w:w="0" w:type="dxa"/>
+        <w:tblInd w:w="-7" w:type="dxa"/>
         <w:tblLayout w:type="fixed"/>
         <w:tblCellMar>
-          <w:top w:w="28" w:type="dxa"/>
-          <w:left w:w="28" w:type="dxa"/>
-          <w:bottom w:w="28" w:type="dxa"/>
-          <w:right w:w="28" w:type="dxa"/>
+          <w:top w:w="60" w:type="dxa"/>
+          <w:left w:w="60" w:type="dxa"/>
+          <w:bottom w:w="60" w:type="dxa"/>
+          <w:right w:w="60" w:type="dxa"/>
         </w:tblCellMar>
       </w:tblPr>
       <w:tblGrid>
-        <w:gridCol w:w="1488"/>
-        <w:gridCol w:w="1939"/>
-        <w:gridCol w:w="1706"/>
+        <w:gridCol w:w="1521"/>
+        <w:gridCol w:w="1974"/>
+        <w:gridCol w:w="1712"/>
       </w:tblGrid>
       <w:tr>
         <w:trPr>
@@ -1293,66 +1721,90 @@
         </w:trPr>
         <w:tc>
           <w:tcPr>
-            <w:tcW w:w="1488" w:type="dxa"/>
-            <w:tcBorders/>
+            <w:tcW w:w="1521" w:type="dxa"/>
+            <w:tcBorders>
+              <w:top w:val="single" w:sz="6" w:space="0" w:color="BFC7D5"/>
+              <w:left w:val="single" w:sz="6" w:space="0" w:color="BFC7D5"/>
+              <w:bottom w:val="single" w:sz="2" w:space="0" w:color="BFC7D5"/>
+              <w:right w:val="single" w:sz="6" w:space="0" w:color="BFC7D5"/>
+            </w:tcBorders>
+            <w:shd w:fill="1F3A5F" w:val="clear"/>
             <w:vAlign w:val="center"/>
           </w:tcPr>
           <w:p>
             <w:pPr>
               <w:pStyle w:val="TableHeading"/>
-              <w:suppressLineNumbers/>
-              <w:shd w:fill="1F3A5F" w:val="clear"/>
-              <w:bidi w:val="0"/>
-              <w:spacing w:before="0" w:after="283"/>
-              <w:jc w:val="center"/>
-              <w:rPr/>
-            </w:pPr>
-            <w:r>
-              <w:rPr/>
+              <w:bidi w:val="0"/>
+              <w:spacing w:before="0" w:after="283"/>
+              <w:jc w:val="left"/>
+              <w:rPr>
+                <w:color w:val="FFFFFF"/>
+              </w:rPr>
+            </w:pPr>
+            <w:r>
+              <w:rPr>
+                <w:color w:val="FFFFFF"/>
+              </w:rPr>
               <w:t>Class</w:t>
             </w:r>
           </w:p>
         </w:tc>
         <w:tc>
           <w:tcPr>
-            <w:tcW w:w="1939" w:type="dxa"/>
-            <w:tcBorders/>
+            <w:tcW w:w="1974" w:type="dxa"/>
+            <w:tcBorders>
+              <w:top w:val="single" w:sz="6" w:space="0" w:color="BFC7D5"/>
+              <w:left w:val="single" w:sz="2" w:space="0" w:color="BFC7D5"/>
+              <w:bottom w:val="single" w:sz="2" w:space="0" w:color="BFC7D5"/>
+              <w:right w:val="single" w:sz="6" w:space="0" w:color="BFC7D5"/>
+            </w:tcBorders>
+            <w:shd w:fill="1F3A5F" w:val="clear"/>
             <w:vAlign w:val="center"/>
           </w:tcPr>
           <w:p>
             <w:pPr>
               <w:pStyle w:val="TableHeading"/>
-              <w:suppressLineNumbers/>
-              <w:shd w:fill="1F3A5F" w:val="clear"/>
-              <w:bidi w:val="0"/>
-              <w:spacing w:before="0" w:after="283"/>
-              <w:jc w:val="center"/>
-              <w:rPr/>
-            </w:pPr>
-            <w:r>
-              <w:rPr/>
+              <w:bidi w:val="0"/>
+              <w:spacing w:before="0" w:after="283"/>
+              <w:jc w:val="left"/>
+              <w:rPr>
+                <w:color w:val="FFFFFF"/>
+              </w:rPr>
+            </w:pPr>
+            <w:r>
+              <w:rPr>
+                <w:color w:val="FFFFFF"/>
+              </w:rPr>
               <w:t>Definition</w:t>
             </w:r>
           </w:p>
         </w:tc>
         <w:tc>
           <w:tcPr>
-            <w:tcW w:w="1706" w:type="dxa"/>
-            <w:tcBorders/>
+            <w:tcW w:w="1712" w:type="dxa"/>
+            <w:tcBorders>
+              <w:top w:val="single" w:sz="6" w:space="0" w:color="BFC7D5"/>
+              <w:left w:val="single" w:sz="2" w:space="0" w:color="BFC7D5"/>
+              <w:bottom w:val="single" w:sz="2" w:space="0" w:color="BFC7D5"/>
+              <w:right w:val="single" w:sz="6" w:space="0" w:color="BFC7D5"/>
+            </w:tcBorders>
+            <w:shd w:fill="1F3A5F" w:val="clear"/>
             <w:vAlign w:val="center"/>
           </w:tcPr>
           <w:p>
             <w:pPr>
               <w:pStyle w:val="TableHeading"/>
-              <w:suppressLineNumbers/>
-              <w:shd w:fill="1F3A5F" w:val="clear"/>
-              <w:bidi w:val="0"/>
-              <w:spacing w:before="0" w:after="283"/>
-              <w:jc w:val="center"/>
-              <w:rPr/>
-            </w:pPr>
-            <w:r>
-              <w:rPr/>
+              <w:bidi w:val="0"/>
+              <w:spacing w:before="0" w:after="283"/>
+              <w:jc w:val="left"/>
+              <w:rPr>
+                <w:color w:val="FFFFFF"/>
+              </w:rPr>
+            </w:pPr>
+            <w:r>
+              <w:rPr>
+                <w:color w:val="FFFFFF"/>
+              </w:rPr>
               <w:t>Planning record required</w:t>
             </w:r>
           </w:p>
@@ -1362,8 +1814,12 @@
         <w:trPr/>
         <w:tc>
           <w:tcPr>
-            <w:tcW w:w="1488" w:type="dxa"/>
-            <w:tcBorders/>
+            <w:tcW w:w="1521" w:type="dxa"/>
+            <w:tcBorders>
+              <w:left w:val="single" w:sz="6" w:space="0" w:color="BFC7D5"/>
+              <w:bottom w:val="single" w:sz="2" w:space="0" w:color="BFC7D5"/>
+              <w:right w:val="single" w:sz="6" w:space="0" w:color="BFC7D5"/>
+            </w:tcBorders>
             <w:vAlign w:val="center"/>
           </w:tcPr>
           <w:p>
@@ -1384,8 +1840,12 @@
         </w:tc>
         <w:tc>
           <w:tcPr>
-            <w:tcW w:w="1939" w:type="dxa"/>
-            <w:tcBorders/>
+            <w:tcW w:w="1974" w:type="dxa"/>
+            <w:tcBorders>
+              <w:left w:val="single" w:sz="2" w:space="0" w:color="BFC7D5"/>
+              <w:bottom w:val="single" w:sz="2" w:space="0" w:color="BFC7D5"/>
+              <w:right w:val="single" w:sz="6" w:space="0" w:color="BFC7D5"/>
+            </w:tcBorders>
             <w:vAlign w:val="center"/>
           </w:tcPr>
           <w:p>
@@ -1404,8 +1864,12 @@
         </w:tc>
         <w:tc>
           <w:tcPr>
-            <w:tcW w:w="1706" w:type="dxa"/>
-            <w:tcBorders/>
+            <w:tcW w:w="1712" w:type="dxa"/>
+            <w:tcBorders>
+              <w:left w:val="single" w:sz="2" w:space="0" w:color="BFC7D5"/>
+              <w:bottom w:val="single" w:sz="2" w:space="0" w:color="BFC7D5"/>
+              <w:right w:val="single" w:sz="6" w:space="0" w:color="BFC7D5"/>
+            </w:tcBorders>
             <w:vAlign w:val="center"/>
           </w:tcPr>
           <w:p>
@@ -1427,8 +1891,12 @@
         <w:trPr/>
         <w:tc>
           <w:tcPr>
-            <w:tcW w:w="1488" w:type="dxa"/>
-            <w:tcBorders/>
+            <w:tcW w:w="1521" w:type="dxa"/>
+            <w:tcBorders>
+              <w:left w:val="single" w:sz="6" w:space="0" w:color="BFC7D5"/>
+              <w:bottom w:val="single" w:sz="2" w:space="0" w:color="BFC7D5"/>
+              <w:right w:val="single" w:sz="6" w:space="0" w:color="BFC7D5"/>
+            </w:tcBorders>
             <w:vAlign w:val="center"/>
           </w:tcPr>
           <w:p>
@@ -1449,8 +1917,12 @@
         </w:tc>
         <w:tc>
           <w:tcPr>
-            <w:tcW w:w="1939" w:type="dxa"/>
-            <w:tcBorders/>
+            <w:tcW w:w="1974" w:type="dxa"/>
+            <w:tcBorders>
+              <w:left w:val="single" w:sz="2" w:space="0" w:color="BFC7D5"/>
+              <w:bottom w:val="single" w:sz="2" w:space="0" w:color="BFC7D5"/>
+              <w:right w:val="single" w:sz="6" w:space="0" w:color="BFC7D5"/>
+            </w:tcBorders>
             <w:vAlign w:val="center"/>
           </w:tcPr>
           <w:p>
@@ -1469,8 +1941,12 @@
         </w:tc>
         <w:tc>
           <w:tcPr>
-            <w:tcW w:w="1706" w:type="dxa"/>
-            <w:tcBorders/>
+            <w:tcW w:w="1712" w:type="dxa"/>
+            <w:tcBorders>
+              <w:left w:val="single" w:sz="2" w:space="0" w:color="BFC7D5"/>
+              <w:bottom w:val="single" w:sz="2" w:space="0" w:color="BFC7D5"/>
+              <w:right w:val="single" w:sz="6" w:space="0" w:color="BFC7D5"/>
+            </w:tcBorders>
             <w:vAlign w:val="center"/>
           </w:tcPr>
           <w:p>
@@ -1502,8 +1978,12 @@
         <w:trPr/>
         <w:tc>
           <w:tcPr>
-            <w:tcW w:w="1488" w:type="dxa"/>
-            <w:tcBorders/>
+            <w:tcW w:w="1521" w:type="dxa"/>
+            <w:tcBorders>
+              <w:left w:val="single" w:sz="6" w:space="0" w:color="BFC7D5"/>
+              <w:bottom w:val="single" w:sz="6" w:space="0" w:color="BFC7D5"/>
+              <w:right w:val="single" w:sz="6" w:space="0" w:color="BFC7D5"/>
+            </w:tcBorders>
             <w:vAlign w:val="center"/>
           </w:tcPr>
           <w:p>
@@ -1524,8 +2004,12 @@
         </w:tc>
         <w:tc>
           <w:tcPr>
-            <w:tcW w:w="1939" w:type="dxa"/>
-            <w:tcBorders/>
+            <w:tcW w:w="1974" w:type="dxa"/>
+            <w:tcBorders>
+              <w:left w:val="single" w:sz="2" w:space="0" w:color="BFC7D5"/>
+              <w:bottom w:val="single" w:sz="6" w:space="0" w:color="BFC7D5"/>
+              <w:right w:val="single" w:sz="6" w:space="0" w:color="BFC7D5"/>
+            </w:tcBorders>
             <w:vAlign w:val="center"/>
           </w:tcPr>
           <w:p>
@@ -1544,8 +2028,12 @@
         </w:tc>
         <w:tc>
           <w:tcPr>
-            <w:tcW w:w="1706" w:type="dxa"/>
-            <w:tcBorders/>
+            <w:tcW w:w="1712" w:type="dxa"/>
+            <w:tcBorders>
+              <w:left w:val="single" w:sz="2" w:space="0" w:color="BFC7D5"/>
+              <w:bottom w:val="single" w:sz="6" w:space="0" w:color="BFC7D5"/>
+              <w:right w:val="single" w:sz="6" w:space="0" w:color="BFC7D5"/>
+            </w:tcBorders>
             <w:vAlign w:val="center"/>
           </w:tcPr>
           <w:p>
@@ -1600,21 +2088,21 @@
     </w:p>
     <w:tbl>
       <w:tblPr>
-        <w:tblW w:w="5133" w:type="dxa"/>
+        <w:tblW w:w="5000" w:type="pct"/>
         <w:jc w:val="left"/>
-        <w:tblInd w:w="0" w:type="dxa"/>
+        <w:tblInd w:w="-7" w:type="dxa"/>
         <w:tblLayout w:type="fixed"/>
         <w:tblCellMar>
-          <w:top w:w="28" w:type="dxa"/>
-          <w:left w:w="28" w:type="dxa"/>
-          <w:bottom w:w="28" w:type="dxa"/>
-          <w:right w:w="28" w:type="dxa"/>
+          <w:top w:w="60" w:type="dxa"/>
+          <w:left w:w="60" w:type="dxa"/>
+          <w:bottom w:w="60" w:type="dxa"/>
+          <w:right w:w="60" w:type="dxa"/>
         </w:tblCellMar>
       </w:tblPr>
       <w:tblGrid>
-        <w:gridCol w:w="1083"/>
-        <w:gridCol w:w="1995"/>
-        <w:gridCol w:w="2055"/>
+        <w:gridCol w:w="1116"/>
+        <w:gridCol w:w="2030"/>
+        <w:gridCol w:w="2061"/>
       </w:tblGrid>
       <w:tr>
         <w:trPr>
@@ -1622,66 +2110,90 @@
         </w:trPr>
         <w:tc>
           <w:tcPr>
-            <w:tcW w:w="1083" w:type="dxa"/>
-            <w:tcBorders/>
+            <w:tcW w:w="1116" w:type="dxa"/>
+            <w:tcBorders>
+              <w:top w:val="single" w:sz="6" w:space="0" w:color="BFC7D5"/>
+              <w:left w:val="single" w:sz="6" w:space="0" w:color="BFC7D5"/>
+              <w:bottom w:val="single" w:sz="2" w:space="0" w:color="BFC7D5"/>
+              <w:right w:val="single" w:sz="6" w:space="0" w:color="BFC7D5"/>
+            </w:tcBorders>
+            <w:shd w:fill="1F3A5F" w:val="clear"/>
             <w:vAlign w:val="center"/>
           </w:tcPr>
           <w:p>
             <w:pPr>
               <w:pStyle w:val="TableHeading"/>
-              <w:suppressLineNumbers/>
-              <w:shd w:fill="1F3A5F" w:val="clear"/>
-              <w:bidi w:val="0"/>
-              <w:spacing w:before="0" w:after="283"/>
-              <w:jc w:val="center"/>
-              <w:rPr/>
-            </w:pPr>
-            <w:r>
-              <w:rPr/>
+              <w:bidi w:val="0"/>
+              <w:spacing w:before="0" w:after="283"/>
+              <w:jc w:val="left"/>
+              <w:rPr>
+                <w:color w:val="FFFFFF"/>
+              </w:rPr>
+            </w:pPr>
+            <w:r>
+              <w:rPr>
+                <w:color w:val="FFFFFF"/>
+              </w:rPr>
               <w:t>Stage</w:t>
             </w:r>
           </w:p>
         </w:tc>
         <w:tc>
           <w:tcPr>
-            <w:tcW w:w="1995" w:type="dxa"/>
-            <w:tcBorders/>
+            <w:tcW w:w="2030" w:type="dxa"/>
+            <w:tcBorders>
+              <w:top w:val="single" w:sz="6" w:space="0" w:color="BFC7D5"/>
+              <w:left w:val="single" w:sz="2" w:space="0" w:color="BFC7D5"/>
+              <w:bottom w:val="single" w:sz="2" w:space="0" w:color="BFC7D5"/>
+              <w:right w:val="single" w:sz="6" w:space="0" w:color="BFC7D5"/>
+            </w:tcBorders>
+            <w:shd w:fill="1F3A5F" w:val="clear"/>
             <w:vAlign w:val="center"/>
           </w:tcPr>
           <w:p>
             <w:pPr>
               <w:pStyle w:val="TableHeading"/>
-              <w:suppressLineNumbers/>
-              <w:shd w:fill="1F3A5F" w:val="clear"/>
-              <w:bidi w:val="0"/>
-              <w:spacing w:before="0" w:after="283"/>
-              <w:jc w:val="center"/>
-              <w:rPr/>
-            </w:pPr>
-            <w:r>
-              <w:rPr/>
+              <w:bidi w:val="0"/>
+              <w:spacing w:before="0" w:after="283"/>
+              <w:jc w:val="left"/>
+              <w:rPr>
+                <w:color w:val="FFFFFF"/>
+              </w:rPr>
+            </w:pPr>
+            <w:r>
+              <w:rPr>
+                <w:color w:val="FFFFFF"/>
+              </w:rPr>
               <w:t>Exit condition</w:t>
             </w:r>
           </w:p>
         </w:tc>
         <w:tc>
           <w:tcPr>
-            <w:tcW w:w="2055" w:type="dxa"/>
-            <w:tcBorders/>
+            <w:tcW w:w="2061" w:type="dxa"/>
+            <w:tcBorders>
+              <w:top w:val="single" w:sz="6" w:space="0" w:color="BFC7D5"/>
+              <w:left w:val="single" w:sz="2" w:space="0" w:color="BFC7D5"/>
+              <w:bottom w:val="single" w:sz="2" w:space="0" w:color="BFC7D5"/>
+              <w:right w:val="single" w:sz="6" w:space="0" w:color="BFC7D5"/>
+            </w:tcBorders>
+            <w:shd w:fill="1F3A5F" w:val="clear"/>
             <w:vAlign w:val="center"/>
           </w:tcPr>
           <w:p>
             <w:pPr>
               <w:pStyle w:val="TableHeading"/>
-              <w:suppressLineNumbers/>
-              <w:shd w:fill="1F3A5F" w:val="clear"/>
-              <w:bidi w:val="0"/>
-              <w:spacing w:before="0" w:after="283"/>
-              <w:jc w:val="center"/>
-              <w:rPr/>
-            </w:pPr>
-            <w:r>
-              <w:rPr/>
+              <w:bidi w:val="0"/>
+              <w:spacing w:before="0" w:after="283"/>
+              <w:jc w:val="left"/>
+              <w:rPr>
+                <w:color w:val="FFFFFF"/>
+              </w:rPr>
+            </w:pPr>
+            <w:r>
+              <w:rPr>
+                <w:color w:val="FFFFFF"/>
+              </w:rPr>
               <w:t>Control applied</w:t>
             </w:r>
           </w:p>
@@ -1691,8 +2203,12 @@
         <w:trPr/>
         <w:tc>
           <w:tcPr>
-            <w:tcW w:w="1083" w:type="dxa"/>
-            <w:tcBorders/>
+            <w:tcW w:w="1116" w:type="dxa"/>
+            <w:tcBorders>
+              <w:left w:val="single" w:sz="6" w:space="0" w:color="BFC7D5"/>
+              <w:bottom w:val="single" w:sz="2" w:space="0" w:color="BFC7D5"/>
+              <w:right w:val="single" w:sz="6" w:space="0" w:color="BFC7D5"/>
+            </w:tcBorders>
             <w:vAlign w:val="center"/>
           </w:tcPr>
           <w:p>
@@ -1711,8 +2227,12 @@
         </w:tc>
         <w:tc>
           <w:tcPr>
-            <w:tcW w:w="1995" w:type="dxa"/>
-            <w:tcBorders/>
+            <w:tcW w:w="2030" w:type="dxa"/>
+            <w:tcBorders>
+              <w:left w:val="single" w:sz="2" w:space="0" w:color="BFC7D5"/>
+              <w:bottom w:val="single" w:sz="2" w:space="0" w:color="BFC7D5"/>
+              <w:right w:val="single" w:sz="6" w:space="0" w:color="BFC7D5"/>
+            </w:tcBorders>
             <w:vAlign w:val="center"/>
           </w:tcPr>
           <w:p>
@@ -1731,8 +2251,12 @@
         </w:tc>
         <w:tc>
           <w:tcPr>
-            <w:tcW w:w="2055" w:type="dxa"/>
-            <w:tcBorders/>
+            <w:tcW w:w="2061" w:type="dxa"/>
+            <w:tcBorders>
+              <w:left w:val="single" w:sz="2" w:space="0" w:color="BFC7D5"/>
+              <w:bottom w:val="single" w:sz="2" w:space="0" w:color="BFC7D5"/>
+              <w:right w:val="single" w:sz="6" w:space="0" w:color="BFC7D5"/>
+            </w:tcBorders>
             <w:vAlign w:val="center"/>
           </w:tcPr>
           <w:p>
@@ -1754,8 +2278,12 @@
         <w:trPr/>
         <w:tc>
           <w:tcPr>
-            <w:tcW w:w="1083" w:type="dxa"/>
-            <w:tcBorders/>
+            <w:tcW w:w="1116" w:type="dxa"/>
+            <w:tcBorders>
+              <w:left w:val="single" w:sz="6" w:space="0" w:color="BFC7D5"/>
+              <w:bottom w:val="single" w:sz="2" w:space="0" w:color="BFC7D5"/>
+              <w:right w:val="single" w:sz="6" w:space="0" w:color="BFC7D5"/>
+            </w:tcBorders>
             <w:vAlign w:val="center"/>
           </w:tcPr>
           <w:p>
@@ -1774,8 +2302,12 @@
         </w:tc>
         <w:tc>
           <w:tcPr>
-            <w:tcW w:w="1995" w:type="dxa"/>
-            <w:tcBorders/>
+            <w:tcW w:w="2030" w:type="dxa"/>
+            <w:tcBorders>
+              <w:left w:val="single" w:sz="2" w:space="0" w:color="BFC7D5"/>
+              <w:bottom w:val="single" w:sz="2" w:space="0" w:color="BFC7D5"/>
+              <w:right w:val="single" w:sz="6" w:space="0" w:color="BFC7D5"/>
+            </w:tcBorders>
             <w:vAlign w:val="center"/>
           </w:tcPr>
           <w:p>
@@ -1794,8 +2326,12 @@
         </w:tc>
         <w:tc>
           <w:tcPr>
-            <w:tcW w:w="2055" w:type="dxa"/>
-            <w:tcBorders/>
+            <w:tcW w:w="2061" w:type="dxa"/>
+            <w:tcBorders>
+              <w:left w:val="single" w:sz="2" w:space="0" w:color="BFC7D5"/>
+              <w:bottom w:val="single" w:sz="2" w:space="0" w:color="BFC7D5"/>
+              <w:right w:val="single" w:sz="6" w:space="0" w:color="BFC7D5"/>
+            </w:tcBorders>
             <w:vAlign w:val="center"/>
           </w:tcPr>
           <w:p>
@@ -1817,8 +2353,12 @@
         <w:trPr/>
         <w:tc>
           <w:tcPr>
-            <w:tcW w:w="1083" w:type="dxa"/>
-            <w:tcBorders/>
+            <w:tcW w:w="1116" w:type="dxa"/>
+            <w:tcBorders>
+              <w:left w:val="single" w:sz="6" w:space="0" w:color="BFC7D5"/>
+              <w:bottom w:val="single" w:sz="2" w:space="0" w:color="BFC7D5"/>
+              <w:right w:val="single" w:sz="6" w:space="0" w:color="BFC7D5"/>
+            </w:tcBorders>
             <w:vAlign w:val="center"/>
           </w:tcPr>
           <w:p>
@@ -1837,8 +2377,12 @@
         </w:tc>
         <w:tc>
           <w:tcPr>
-            <w:tcW w:w="1995" w:type="dxa"/>
-            <w:tcBorders/>
+            <w:tcW w:w="2030" w:type="dxa"/>
+            <w:tcBorders>
+              <w:left w:val="single" w:sz="2" w:space="0" w:color="BFC7D5"/>
+              <w:bottom w:val="single" w:sz="2" w:space="0" w:color="BFC7D5"/>
+              <w:right w:val="single" w:sz="6" w:space="0" w:color="BFC7D5"/>
+            </w:tcBorders>
             <w:vAlign w:val="center"/>
           </w:tcPr>
           <w:p>
@@ -1857,8 +2401,12 @@
         </w:tc>
         <w:tc>
           <w:tcPr>
-            <w:tcW w:w="2055" w:type="dxa"/>
-            <w:tcBorders/>
+            <w:tcW w:w="2061" w:type="dxa"/>
+            <w:tcBorders>
+              <w:left w:val="single" w:sz="2" w:space="0" w:color="BFC7D5"/>
+              <w:bottom w:val="single" w:sz="2" w:space="0" w:color="BFC7D5"/>
+              <w:right w:val="single" w:sz="6" w:space="0" w:color="BFC7D5"/>
+            </w:tcBorders>
             <w:vAlign w:val="center"/>
           </w:tcPr>
           <w:p>
@@ -1880,8 +2428,12 @@
         <w:trPr/>
         <w:tc>
           <w:tcPr>
-            <w:tcW w:w="1083" w:type="dxa"/>
-            <w:tcBorders/>
+            <w:tcW w:w="1116" w:type="dxa"/>
+            <w:tcBorders>
+              <w:left w:val="single" w:sz="6" w:space="0" w:color="BFC7D5"/>
+              <w:bottom w:val="single" w:sz="2" w:space="0" w:color="BFC7D5"/>
+              <w:right w:val="single" w:sz="6" w:space="0" w:color="BFC7D5"/>
+            </w:tcBorders>
             <w:vAlign w:val="center"/>
           </w:tcPr>
           <w:p>
@@ -1900,8 +2452,12 @@
         </w:tc>
         <w:tc>
           <w:tcPr>
-            <w:tcW w:w="1995" w:type="dxa"/>
-            <w:tcBorders/>
+            <w:tcW w:w="2030" w:type="dxa"/>
+            <w:tcBorders>
+              <w:left w:val="single" w:sz="2" w:space="0" w:color="BFC7D5"/>
+              <w:bottom w:val="single" w:sz="2" w:space="0" w:color="BFC7D5"/>
+              <w:right w:val="single" w:sz="6" w:space="0" w:color="BFC7D5"/>
+            </w:tcBorders>
             <w:vAlign w:val="center"/>
           </w:tcPr>
           <w:p>
@@ -1920,8 +2476,12 @@
         </w:tc>
         <w:tc>
           <w:tcPr>
-            <w:tcW w:w="2055" w:type="dxa"/>
-            <w:tcBorders/>
+            <w:tcW w:w="2061" w:type="dxa"/>
+            <w:tcBorders>
+              <w:left w:val="single" w:sz="2" w:space="0" w:color="BFC7D5"/>
+              <w:bottom w:val="single" w:sz="2" w:space="0" w:color="BFC7D5"/>
+              <w:right w:val="single" w:sz="6" w:space="0" w:color="BFC7D5"/>
+            </w:tcBorders>
             <w:vAlign w:val="center"/>
           </w:tcPr>
           <w:p>
@@ -1943,8 +2503,12 @@
         <w:trPr/>
         <w:tc>
           <w:tcPr>
-            <w:tcW w:w="1083" w:type="dxa"/>
-            <w:tcBorders/>
+            <w:tcW w:w="1116" w:type="dxa"/>
+            <w:tcBorders>
+              <w:left w:val="single" w:sz="6" w:space="0" w:color="BFC7D5"/>
+              <w:bottom w:val="single" w:sz="6" w:space="0" w:color="BFC7D5"/>
+              <w:right w:val="single" w:sz="6" w:space="0" w:color="BFC7D5"/>
+            </w:tcBorders>
             <w:vAlign w:val="center"/>
           </w:tcPr>
           <w:p>
@@ -1963,8 +2527,12 @@
         </w:tc>
         <w:tc>
           <w:tcPr>
-            <w:tcW w:w="1995" w:type="dxa"/>
-            <w:tcBorders/>
+            <w:tcW w:w="2030" w:type="dxa"/>
+            <w:tcBorders>
+              <w:left w:val="single" w:sz="2" w:space="0" w:color="BFC7D5"/>
+              <w:bottom w:val="single" w:sz="6" w:space="0" w:color="BFC7D5"/>
+              <w:right w:val="single" w:sz="6" w:space="0" w:color="BFC7D5"/>
+            </w:tcBorders>
             <w:vAlign w:val="center"/>
           </w:tcPr>
           <w:p>
@@ -1983,8 +2551,12 @@
         </w:tc>
         <w:tc>
           <w:tcPr>
-            <w:tcW w:w="2055" w:type="dxa"/>
-            <w:tcBorders/>
+            <w:tcW w:w="2061" w:type="dxa"/>
+            <w:tcBorders>
+              <w:left w:val="single" w:sz="2" w:space="0" w:color="BFC7D5"/>
+              <w:bottom w:val="single" w:sz="6" w:space="0" w:color="BFC7D5"/>
+              <w:right w:val="single" w:sz="6" w:space="0" w:color="BFC7D5"/>
+            </w:tcBorders>
             <w:vAlign w:val="center"/>
           </w:tcPr>
           <w:p>
@@ -2311,21 +2883,21 @@
     </w:p>
     <w:tbl>
       <w:tblPr>
-        <w:tblW w:w="5133" w:type="dxa"/>
+        <w:tblW w:w="5207" w:type="dxa"/>
         <w:jc w:val="left"/>
-        <w:tblInd w:w="0" w:type="dxa"/>
+        <w:tblInd w:w="-7" w:type="dxa"/>
         <w:tblLayout w:type="fixed"/>
         <w:tblCellMar>
-          <w:top w:w="28" w:type="dxa"/>
-          <w:left w:w="28" w:type="dxa"/>
-          <w:bottom w:w="28" w:type="dxa"/>
-          <w:right w:w="28" w:type="dxa"/>
+          <w:top w:w="60" w:type="dxa"/>
+          <w:left w:w="60" w:type="dxa"/>
+          <w:bottom w:w="60" w:type="dxa"/>
+          <w:right w:w="60" w:type="dxa"/>
         </w:tblCellMar>
       </w:tblPr>
       <w:tblGrid>
-        <w:gridCol w:w="1546"/>
-        <w:gridCol w:w="1381"/>
-        <w:gridCol w:w="2206"/>
+        <w:gridCol w:w="1580"/>
+        <w:gridCol w:w="1416"/>
+        <w:gridCol w:w="2211"/>
       </w:tblGrid>
       <w:tr>
         <w:trPr>
@@ -2333,66 +2905,90 @@
         </w:trPr>
         <w:tc>
           <w:tcPr>
-            <w:tcW w:w="1546" w:type="dxa"/>
-            <w:tcBorders/>
+            <w:tcW w:w="1580" w:type="dxa"/>
+            <w:tcBorders>
+              <w:top w:val="single" w:sz="6" w:space="0" w:color="BFC7D5"/>
+              <w:left w:val="single" w:sz="6" w:space="0" w:color="BFC7D5"/>
+              <w:bottom w:val="single" w:sz="2" w:space="0" w:color="BFC7D5"/>
+              <w:right w:val="single" w:sz="6" w:space="0" w:color="BFC7D5"/>
+            </w:tcBorders>
+            <w:shd w:fill="1F3A5F" w:val="clear"/>
             <w:vAlign w:val="center"/>
           </w:tcPr>
           <w:p>
             <w:pPr>
               <w:pStyle w:val="TableHeading"/>
-              <w:suppressLineNumbers/>
-              <w:shd w:fill="1F3A5F" w:val="clear"/>
-              <w:bidi w:val="0"/>
-              <w:spacing w:before="0" w:after="283"/>
-              <w:jc w:val="center"/>
-              <w:rPr/>
-            </w:pPr>
-            <w:r>
-              <w:rPr/>
+              <w:bidi w:val="0"/>
+              <w:spacing w:before="0" w:after="283"/>
+              <w:jc w:val="left"/>
+              <w:rPr>
+                <w:color w:val="FFFFFF"/>
+              </w:rPr>
+            </w:pPr>
+            <w:r>
+              <w:rPr>
+                <w:color w:val="FFFFFF"/>
+              </w:rPr>
               <w:t>Mandatory input</w:t>
             </w:r>
           </w:p>
         </w:tc>
         <w:tc>
           <w:tcPr>
-            <w:tcW w:w="1381" w:type="dxa"/>
-            <w:tcBorders/>
+            <w:tcW w:w="1416" w:type="dxa"/>
+            <w:tcBorders>
+              <w:top w:val="single" w:sz="6" w:space="0" w:color="BFC7D5"/>
+              <w:left w:val="single" w:sz="2" w:space="0" w:color="BFC7D5"/>
+              <w:bottom w:val="single" w:sz="2" w:space="0" w:color="BFC7D5"/>
+              <w:right w:val="single" w:sz="6" w:space="0" w:color="BFC7D5"/>
+            </w:tcBorders>
+            <w:shd w:fill="1F3A5F" w:val="clear"/>
             <w:vAlign w:val="center"/>
           </w:tcPr>
           <w:p>
             <w:pPr>
               <w:pStyle w:val="TableHeading"/>
-              <w:suppressLineNumbers/>
-              <w:shd w:fill="1F3A5F" w:val="clear"/>
-              <w:bidi w:val="0"/>
-              <w:spacing w:before="0" w:after="283"/>
-              <w:jc w:val="center"/>
-              <w:rPr/>
-            </w:pPr>
-            <w:r>
-              <w:rPr/>
+              <w:bidi w:val="0"/>
+              <w:spacing w:before="0" w:after="283"/>
+              <w:jc w:val="left"/>
+              <w:rPr>
+                <w:color w:val="FFFFFF"/>
+              </w:rPr>
+            </w:pPr>
+            <w:r>
+              <w:rPr>
+                <w:color w:val="FFFFFF"/>
+              </w:rPr>
               <w:t>What it requires</w:t>
             </w:r>
           </w:p>
         </w:tc>
         <w:tc>
           <w:tcPr>
-            <w:tcW w:w="2206" w:type="dxa"/>
-            <w:tcBorders/>
+            <w:tcW w:w="2211" w:type="dxa"/>
+            <w:tcBorders>
+              <w:top w:val="single" w:sz="6" w:space="0" w:color="BFC7D5"/>
+              <w:left w:val="single" w:sz="2" w:space="0" w:color="BFC7D5"/>
+              <w:bottom w:val="single" w:sz="2" w:space="0" w:color="BFC7D5"/>
+              <w:right w:val="single" w:sz="6" w:space="0" w:color="BFC7D5"/>
+            </w:tcBorders>
+            <w:shd w:fill="1F3A5F" w:val="clear"/>
             <w:vAlign w:val="center"/>
           </w:tcPr>
           <w:p>
             <w:pPr>
               <w:pStyle w:val="TableHeading"/>
-              <w:suppressLineNumbers/>
-              <w:shd w:fill="1F3A5F" w:val="clear"/>
-              <w:bidi w:val="0"/>
-              <w:spacing w:before="0" w:after="283"/>
-              <w:jc w:val="center"/>
-              <w:rPr/>
-            </w:pPr>
-            <w:r>
-              <w:rPr/>
+              <w:bidi w:val="0"/>
+              <w:spacing w:before="0" w:after="283"/>
+              <w:jc w:val="left"/>
+              <w:rPr>
+                <w:color w:val="FFFFFF"/>
+              </w:rPr>
+            </w:pPr>
+            <w:r>
+              <w:rPr>
+                <w:color w:val="FFFFFF"/>
+              </w:rPr>
               <w:t>Where the current implementation stands</w:t>
             </w:r>
           </w:p>
@@ -2402,8 +2998,12 @@
         <w:trPr/>
         <w:tc>
           <w:tcPr>
-            <w:tcW w:w="1546" w:type="dxa"/>
-            <w:tcBorders/>
+            <w:tcW w:w="1580" w:type="dxa"/>
+            <w:tcBorders>
+              <w:left w:val="single" w:sz="6" w:space="0" w:color="BFC7D5"/>
+              <w:bottom w:val="single" w:sz="2" w:space="0" w:color="BFC7D5"/>
+              <w:right w:val="single" w:sz="6" w:space="0" w:color="BFC7D5"/>
+            </w:tcBorders>
             <w:vAlign w:val="center"/>
           </w:tcPr>
           <w:p>
@@ -2424,8 +3024,12 @@
         </w:tc>
         <w:tc>
           <w:tcPr>
-            <w:tcW w:w="1381" w:type="dxa"/>
-            <w:tcBorders/>
+            <w:tcW w:w="1416" w:type="dxa"/>
+            <w:tcBorders>
+              <w:left w:val="single" w:sz="2" w:space="0" w:color="BFC7D5"/>
+              <w:bottom w:val="single" w:sz="2" w:space="0" w:color="BFC7D5"/>
+              <w:right w:val="single" w:sz="6" w:space="0" w:color="BFC7D5"/>
+            </w:tcBorders>
             <w:vAlign w:val="center"/>
           </w:tcPr>
           <w:p>
@@ -2444,8 +3048,12 @@
         </w:tc>
         <w:tc>
           <w:tcPr>
-            <w:tcW w:w="2206" w:type="dxa"/>
-            <w:tcBorders/>
+            <w:tcW w:w="2211" w:type="dxa"/>
+            <w:tcBorders>
+              <w:left w:val="single" w:sz="2" w:space="0" w:color="BFC7D5"/>
+              <w:bottom w:val="single" w:sz="2" w:space="0" w:color="BFC7D5"/>
+              <w:right w:val="single" w:sz="6" w:space="0" w:color="BFC7D5"/>
+            </w:tcBorders>
             <w:vAlign w:val="center"/>
           </w:tcPr>
           <w:p>
@@ -2474,7 +3082,7 @@
               <w:rPr>
                 <w:rStyle w:val="SourceText"/>
               </w:rPr>
-              <w:t>backend/app/rag/advanced.py:999</w:t>
+              <w:t>backend/app/rag/advanced.py:1008</w:t>
             </w:r>
             <w:r>
               <w:rPr/>
@@ -2487,8 +3095,12 @@
         <w:trPr/>
         <w:tc>
           <w:tcPr>
-            <w:tcW w:w="1546" w:type="dxa"/>
-            <w:tcBorders/>
+            <w:tcW w:w="1580" w:type="dxa"/>
+            <w:tcBorders>
+              <w:left w:val="single" w:sz="6" w:space="0" w:color="BFC7D5"/>
+              <w:bottom w:val="single" w:sz="2" w:space="0" w:color="BFC7D5"/>
+              <w:right w:val="single" w:sz="6" w:space="0" w:color="BFC7D5"/>
+            </w:tcBorders>
             <w:vAlign w:val="center"/>
           </w:tcPr>
           <w:p>
@@ -2509,8 +3121,12 @@
         </w:tc>
         <w:tc>
           <w:tcPr>
-            <w:tcW w:w="1381" w:type="dxa"/>
-            <w:tcBorders/>
+            <w:tcW w:w="1416" w:type="dxa"/>
+            <w:tcBorders>
+              <w:left w:val="single" w:sz="2" w:space="0" w:color="BFC7D5"/>
+              <w:bottom w:val="single" w:sz="2" w:space="0" w:color="BFC7D5"/>
+              <w:right w:val="single" w:sz="6" w:space="0" w:color="BFC7D5"/>
+            </w:tcBorders>
             <w:vAlign w:val="center"/>
           </w:tcPr>
           <w:p>
@@ -2529,8 +3145,12 @@
         </w:tc>
         <w:tc>
           <w:tcPr>
-            <w:tcW w:w="2206" w:type="dxa"/>
-            <w:tcBorders/>
+            <w:tcW w:w="2211" w:type="dxa"/>
+            <w:tcBorders>
+              <w:left w:val="single" w:sz="2" w:space="0" w:color="BFC7D5"/>
+              <w:bottom w:val="single" w:sz="2" w:space="0" w:color="BFC7D5"/>
+              <w:right w:val="single" w:sz="6" w:space="0" w:color="BFC7D5"/>
+            </w:tcBorders>
             <w:vAlign w:val="center"/>
           </w:tcPr>
           <w:p>
@@ -2565,7 +3185,7 @@
               <w:rPr>
                 <w:rStyle w:val="SourceText"/>
               </w:rPr>
-              <w:t>backend/app/rag/advanced.py:1519</w:t>
+              <w:t>backend/app/rag/advanced.py:1528</w:t>
             </w:r>
           </w:p>
         </w:tc>
@@ -2574,8 +3194,12 @@
         <w:trPr/>
         <w:tc>
           <w:tcPr>
-            <w:tcW w:w="1546" w:type="dxa"/>
-            <w:tcBorders/>
+            <w:tcW w:w="1580" w:type="dxa"/>
+            <w:tcBorders>
+              <w:left w:val="single" w:sz="6" w:space="0" w:color="BFC7D5"/>
+              <w:bottom w:val="single" w:sz="2" w:space="0" w:color="BFC7D5"/>
+              <w:right w:val="single" w:sz="6" w:space="0" w:color="BFC7D5"/>
+            </w:tcBorders>
             <w:vAlign w:val="center"/>
           </w:tcPr>
           <w:p>
@@ -2596,8 +3220,12 @@
         </w:tc>
         <w:tc>
           <w:tcPr>
-            <w:tcW w:w="1381" w:type="dxa"/>
-            <w:tcBorders/>
+            <w:tcW w:w="1416" w:type="dxa"/>
+            <w:tcBorders>
+              <w:left w:val="single" w:sz="2" w:space="0" w:color="BFC7D5"/>
+              <w:bottom w:val="single" w:sz="2" w:space="0" w:color="BFC7D5"/>
+              <w:right w:val="single" w:sz="6" w:space="0" w:color="BFC7D5"/>
+            </w:tcBorders>
             <w:vAlign w:val="center"/>
           </w:tcPr>
           <w:p>
@@ -2616,8 +3244,12 @@
         </w:tc>
         <w:tc>
           <w:tcPr>
-            <w:tcW w:w="2206" w:type="dxa"/>
-            <w:tcBorders/>
+            <w:tcW w:w="2211" w:type="dxa"/>
+            <w:tcBorders>
+              <w:left w:val="single" w:sz="2" w:space="0" w:color="BFC7D5"/>
+              <w:bottom w:val="single" w:sz="2" w:space="0" w:color="BFC7D5"/>
+              <w:right w:val="single" w:sz="6" w:space="0" w:color="BFC7D5"/>
+            </w:tcBorders>
             <w:vAlign w:val="center"/>
           </w:tcPr>
           <w:p>
@@ -2636,7 +3268,7 @@
               <w:rPr>
                 <w:rStyle w:val="SourceText"/>
               </w:rPr>
-              <w:t>backend/app/rag/advanced.py:919</w:t>
+              <w:t>backend/app/rag/advanced.py:928</w:t>
             </w:r>
             <w:r>
               <w:rPr/>
@@ -2649,8 +3281,12 @@
         <w:trPr/>
         <w:tc>
           <w:tcPr>
-            <w:tcW w:w="1546" w:type="dxa"/>
-            <w:tcBorders/>
+            <w:tcW w:w="1580" w:type="dxa"/>
+            <w:tcBorders>
+              <w:left w:val="single" w:sz="6" w:space="0" w:color="BFC7D5"/>
+              <w:bottom w:val="single" w:sz="2" w:space="0" w:color="BFC7D5"/>
+              <w:right w:val="single" w:sz="6" w:space="0" w:color="BFC7D5"/>
+            </w:tcBorders>
             <w:vAlign w:val="center"/>
           </w:tcPr>
           <w:p>
@@ -2671,8 +3307,12 @@
         </w:tc>
         <w:tc>
           <w:tcPr>
-            <w:tcW w:w="1381" w:type="dxa"/>
-            <w:tcBorders/>
+            <w:tcW w:w="1416" w:type="dxa"/>
+            <w:tcBorders>
+              <w:left w:val="single" w:sz="2" w:space="0" w:color="BFC7D5"/>
+              <w:bottom w:val="single" w:sz="2" w:space="0" w:color="BFC7D5"/>
+              <w:right w:val="single" w:sz="6" w:space="0" w:color="BFC7D5"/>
+            </w:tcBorders>
             <w:vAlign w:val="center"/>
           </w:tcPr>
           <w:p>
@@ -2691,8 +3331,12 @@
         </w:tc>
         <w:tc>
           <w:tcPr>
-            <w:tcW w:w="2206" w:type="dxa"/>
-            <w:tcBorders/>
+            <w:tcW w:w="2211" w:type="dxa"/>
+            <w:tcBorders>
+              <w:left w:val="single" w:sz="2" w:space="0" w:color="BFC7D5"/>
+              <w:bottom w:val="single" w:sz="2" w:space="0" w:color="BFC7D5"/>
+              <w:right w:val="single" w:sz="6" w:space="0" w:color="BFC7D5"/>
+            </w:tcBorders>
             <w:vAlign w:val="center"/>
           </w:tcPr>
           <w:p>
@@ -2780,8 +3424,12 @@
         <w:trPr/>
         <w:tc>
           <w:tcPr>
-            <w:tcW w:w="1546" w:type="dxa"/>
-            <w:tcBorders/>
+            <w:tcW w:w="1580" w:type="dxa"/>
+            <w:tcBorders>
+              <w:left w:val="single" w:sz="6" w:space="0" w:color="BFC7D5"/>
+              <w:bottom w:val="single" w:sz="2" w:space="0" w:color="BFC7D5"/>
+              <w:right w:val="single" w:sz="6" w:space="0" w:color="BFC7D5"/>
+            </w:tcBorders>
             <w:vAlign w:val="center"/>
           </w:tcPr>
           <w:p>
@@ -2802,8 +3450,12 @@
         </w:tc>
         <w:tc>
           <w:tcPr>
-            <w:tcW w:w="1381" w:type="dxa"/>
-            <w:tcBorders/>
+            <w:tcW w:w="1416" w:type="dxa"/>
+            <w:tcBorders>
+              <w:left w:val="single" w:sz="2" w:space="0" w:color="BFC7D5"/>
+              <w:bottom w:val="single" w:sz="2" w:space="0" w:color="BFC7D5"/>
+              <w:right w:val="single" w:sz="6" w:space="0" w:color="BFC7D5"/>
+            </w:tcBorders>
             <w:vAlign w:val="center"/>
           </w:tcPr>
           <w:p>
@@ -2822,8 +3474,12 @@
         </w:tc>
         <w:tc>
           <w:tcPr>
-            <w:tcW w:w="2206" w:type="dxa"/>
-            <w:tcBorders/>
+            <w:tcW w:w="2211" w:type="dxa"/>
+            <w:tcBorders>
+              <w:left w:val="single" w:sz="2" w:space="0" w:color="BFC7D5"/>
+              <w:bottom w:val="single" w:sz="2" w:space="0" w:color="BFC7D5"/>
+              <w:right w:val="single" w:sz="6" w:space="0" w:color="BFC7D5"/>
+            </w:tcBorders>
             <w:vAlign w:val="center"/>
           </w:tcPr>
           <w:p>
@@ -2891,8 +3547,12 @@
         <w:trPr/>
         <w:tc>
           <w:tcPr>
-            <w:tcW w:w="1546" w:type="dxa"/>
-            <w:tcBorders/>
+            <w:tcW w:w="1580" w:type="dxa"/>
+            <w:tcBorders>
+              <w:left w:val="single" w:sz="6" w:space="0" w:color="BFC7D5"/>
+              <w:bottom w:val="single" w:sz="2" w:space="0" w:color="BFC7D5"/>
+              <w:right w:val="single" w:sz="6" w:space="0" w:color="BFC7D5"/>
+            </w:tcBorders>
             <w:vAlign w:val="center"/>
           </w:tcPr>
           <w:p>
@@ -2913,8 +3573,12 @@
         </w:tc>
         <w:tc>
           <w:tcPr>
-            <w:tcW w:w="1381" w:type="dxa"/>
-            <w:tcBorders/>
+            <w:tcW w:w="1416" w:type="dxa"/>
+            <w:tcBorders>
+              <w:left w:val="single" w:sz="2" w:space="0" w:color="BFC7D5"/>
+              <w:bottom w:val="single" w:sz="2" w:space="0" w:color="BFC7D5"/>
+              <w:right w:val="single" w:sz="6" w:space="0" w:color="BFC7D5"/>
+            </w:tcBorders>
             <w:vAlign w:val="center"/>
           </w:tcPr>
           <w:p>
@@ -2933,8 +3597,12 @@
         </w:tc>
         <w:tc>
           <w:tcPr>
-            <w:tcW w:w="2206" w:type="dxa"/>
-            <w:tcBorders/>
+            <w:tcW w:w="2211" w:type="dxa"/>
+            <w:tcBorders>
+              <w:left w:val="single" w:sz="2" w:space="0" w:color="BFC7D5"/>
+              <w:bottom w:val="single" w:sz="2" w:space="0" w:color="BFC7D5"/>
+              <w:right w:val="single" w:sz="6" w:space="0" w:color="BFC7D5"/>
+            </w:tcBorders>
             <w:vAlign w:val="center"/>
           </w:tcPr>
           <w:p>
@@ -2972,8 +3640,12 @@
         <w:trPr/>
         <w:tc>
           <w:tcPr>
-            <w:tcW w:w="1546" w:type="dxa"/>
-            <w:tcBorders/>
+            <w:tcW w:w="1580" w:type="dxa"/>
+            <w:tcBorders>
+              <w:left w:val="single" w:sz="6" w:space="0" w:color="BFC7D5"/>
+              <w:bottom w:val="single" w:sz="6" w:space="0" w:color="BFC7D5"/>
+              <w:right w:val="single" w:sz="6" w:space="0" w:color="BFC7D5"/>
+            </w:tcBorders>
             <w:vAlign w:val="center"/>
           </w:tcPr>
           <w:p>
@@ -2994,8 +3666,12 @@
         </w:tc>
         <w:tc>
           <w:tcPr>
-            <w:tcW w:w="1381" w:type="dxa"/>
-            <w:tcBorders/>
+            <w:tcW w:w="1416" w:type="dxa"/>
+            <w:tcBorders>
+              <w:left w:val="single" w:sz="2" w:space="0" w:color="BFC7D5"/>
+              <w:bottom w:val="single" w:sz="6" w:space="0" w:color="BFC7D5"/>
+              <w:right w:val="single" w:sz="6" w:space="0" w:color="BFC7D5"/>
+            </w:tcBorders>
             <w:vAlign w:val="center"/>
           </w:tcPr>
           <w:p>
@@ -3014,23 +3690,27 @@
         </w:tc>
         <w:tc>
           <w:tcPr>
-            <w:tcW w:w="2206" w:type="dxa"/>
-            <w:tcBorders/>
-            <w:vAlign w:val="center"/>
-          </w:tcPr>
-          <w:p>
-            <w:pPr>
-              <w:pStyle w:val="TableContents"/>
-              <w:bidi w:val="0"/>
-              <w:spacing w:before="0" w:after="283"/>
-              <w:jc w:val="left"/>
-              <w:rPr/>
-            </w:pPr>
-            <w:r>
-              <w:rPr>
-                <w:rStyle w:val="SourceText"/>
-              </w:rPr>
-              <w:t>docker-compose.yml:170</w:t>
+            <w:tcW w:w="2211" w:type="dxa"/>
+            <w:tcBorders>
+              <w:left w:val="single" w:sz="2" w:space="0" w:color="BFC7D5"/>
+              <w:bottom w:val="single" w:sz="6" w:space="0" w:color="BFC7D5"/>
+              <w:right w:val="single" w:sz="6" w:space="0" w:color="BFC7D5"/>
+            </w:tcBorders>
+            <w:vAlign w:val="center"/>
+          </w:tcPr>
+          <w:p>
+            <w:pPr>
+              <w:pStyle w:val="TableContents"/>
+              <w:bidi w:val="0"/>
+              <w:spacing w:before="0" w:after="283"/>
+              <w:jc w:val="left"/>
+              <w:rPr/>
+            </w:pPr>
+            <w:r>
+              <w:rPr>
+                <w:rStyle w:val="SourceText"/>
+              </w:rPr>
+              <w:t>docker-compose.yml:192</w:t>
             </w:r>
             <w:r>
               <w:rPr/>
@@ -3040,7 +3720,7 @@
               <w:rPr>
                 <w:rStyle w:val="SourceText"/>
               </w:rPr>
-              <w:t>backend/Dockerfile:34-41</w:t>
+              <w:t>backend/Dockerfile:38-45</w:t>
             </w:r>
             <w:r>
               <w:rPr/>
@@ -3235,22 +3915,22 @@
     </w:p>
     <w:tbl>
       <w:tblPr>
-        <w:tblW w:w="5133" w:type="dxa"/>
+        <w:tblW w:w="5000" w:type="pct"/>
         <w:jc w:val="left"/>
-        <w:tblInd w:w="0" w:type="dxa"/>
+        <w:tblInd w:w="-7" w:type="dxa"/>
         <w:tblLayout w:type="fixed"/>
         <w:tblCellMar>
-          <w:top w:w="28" w:type="dxa"/>
-          <w:left w:w="28" w:type="dxa"/>
-          <w:bottom w:w="28" w:type="dxa"/>
-          <w:right w:w="28" w:type="dxa"/>
+          <w:top w:w="60" w:type="dxa"/>
+          <w:left w:w="60" w:type="dxa"/>
+          <w:bottom w:w="60" w:type="dxa"/>
+          <w:right w:w="60" w:type="dxa"/>
         </w:tblCellMar>
       </w:tblPr>
       <w:tblGrid>
-        <w:gridCol w:w="1450"/>
-        <w:gridCol w:w="1330"/>
-        <w:gridCol w:w="1307"/>
-        <w:gridCol w:w="1046"/>
+        <w:gridCol w:w="1480"/>
+        <w:gridCol w:w="1347"/>
+        <w:gridCol w:w="1338"/>
+        <w:gridCol w:w="1042"/>
       </w:tblGrid>
       <w:tr>
         <w:trPr>
@@ -3258,88 +3938,120 @@
         </w:trPr>
         <w:tc>
           <w:tcPr>
-            <w:tcW w:w="1450" w:type="dxa"/>
-            <w:tcBorders/>
+            <w:tcW w:w="1480" w:type="dxa"/>
+            <w:tcBorders>
+              <w:top w:val="single" w:sz="6" w:space="0" w:color="BFC7D5"/>
+              <w:left w:val="single" w:sz="6" w:space="0" w:color="BFC7D5"/>
+              <w:bottom w:val="single" w:sz="2" w:space="0" w:color="BFC7D5"/>
+              <w:right w:val="single" w:sz="6" w:space="0" w:color="BFC7D5"/>
+            </w:tcBorders>
+            <w:shd w:fill="1F3A5F" w:val="clear"/>
             <w:vAlign w:val="center"/>
           </w:tcPr>
           <w:p>
             <w:pPr>
               <w:pStyle w:val="TableHeading"/>
-              <w:suppressLineNumbers/>
-              <w:shd w:fill="1F3A5F" w:val="clear"/>
-              <w:bidi w:val="0"/>
-              <w:spacing w:before="0" w:after="283"/>
-              <w:jc w:val="center"/>
-              <w:rPr/>
-            </w:pPr>
-            <w:r>
-              <w:rPr/>
+              <w:bidi w:val="0"/>
+              <w:spacing w:before="0" w:after="283"/>
+              <w:jc w:val="left"/>
+              <w:rPr>
+                <w:color w:val="FFFFFF"/>
+              </w:rPr>
+            </w:pPr>
+            <w:r>
+              <w:rPr>
+                <w:color w:val="FFFFFF"/>
+              </w:rPr>
               <w:t>Verification mechanism</w:t>
             </w:r>
           </w:p>
         </w:tc>
         <w:tc>
           <w:tcPr>
-            <w:tcW w:w="1330" w:type="dxa"/>
-            <w:tcBorders/>
+            <w:tcW w:w="1347" w:type="dxa"/>
+            <w:tcBorders>
+              <w:top w:val="single" w:sz="6" w:space="0" w:color="BFC7D5"/>
+              <w:left w:val="single" w:sz="2" w:space="0" w:color="BFC7D5"/>
+              <w:bottom w:val="single" w:sz="2" w:space="0" w:color="BFC7D5"/>
+              <w:right w:val="single" w:sz="6" w:space="0" w:color="BFC7D5"/>
+            </w:tcBorders>
+            <w:shd w:fill="1F3A5F" w:val="clear"/>
             <w:vAlign w:val="center"/>
           </w:tcPr>
           <w:p>
             <w:pPr>
               <w:pStyle w:val="TableHeading"/>
-              <w:suppressLineNumbers/>
-              <w:shd w:fill="1F3A5F" w:val="clear"/>
-              <w:bidi w:val="0"/>
-              <w:spacing w:before="0" w:after="283"/>
-              <w:jc w:val="center"/>
-              <w:rPr/>
-            </w:pPr>
-            <w:r>
-              <w:rPr/>
+              <w:bidi w:val="0"/>
+              <w:spacing w:before="0" w:after="283"/>
+              <w:jc w:val="left"/>
+              <w:rPr>
+                <w:color w:val="FFFFFF"/>
+              </w:rPr>
+            </w:pPr>
+            <w:r>
+              <w:rPr>
+                <w:color w:val="FFFFFF"/>
+              </w:rPr>
               <w:t>What it covers</w:t>
             </w:r>
           </w:p>
         </w:tc>
         <w:tc>
           <w:tcPr>
-            <w:tcW w:w="1307" w:type="dxa"/>
-            <w:tcBorders/>
+            <w:tcW w:w="1338" w:type="dxa"/>
+            <w:tcBorders>
+              <w:top w:val="single" w:sz="6" w:space="0" w:color="BFC7D5"/>
+              <w:left w:val="single" w:sz="2" w:space="0" w:color="BFC7D5"/>
+              <w:bottom w:val="single" w:sz="2" w:space="0" w:color="BFC7D5"/>
+              <w:right w:val="single" w:sz="6" w:space="0" w:color="BFC7D5"/>
+            </w:tcBorders>
+            <w:shd w:fill="1F3A5F" w:val="clear"/>
             <w:vAlign w:val="center"/>
           </w:tcPr>
           <w:p>
             <w:pPr>
               <w:pStyle w:val="TableHeading"/>
-              <w:suppressLineNumbers/>
-              <w:shd w:fill="1F3A5F" w:val="clear"/>
-              <w:bidi w:val="0"/>
-              <w:spacing w:before="0" w:after="283"/>
-              <w:jc w:val="center"/>
-              <w:rPr/>
-            </w:pPr>
-            <w:r>
-              <w:rPr/>
+              <w:bidi w:val="0"/>
+              <w:spacing w:before="0" w:after="283"/>
+              <w:jc w:val="left"/>
+              <w:rPr>
+                <w:color w:val="FFFFFF"/>
+              </w:rPr>
+            </w:pPr>
+            <w:r>
+              <w:rPr>
+                <w:color w:val="FFFFFF"/>
+              </w:rPr>
               <w:t>Where it lives</w:t>
             </w:r>
           </w:p>
         </w:tc>
         <w:tc>
           <w:tcPr>
-            <w:tcW w:w="1046" w:type="dxa"/>
-            <w:tcBorders/>
+            <w:tcW w:w="1042" w:type="dxa"/>
+            <w:tcBorders>
+              <w:top w:val="single" w:sz="6" w:space="0" w:color="BFC7D5"/>
+              <w:left w:val="single" w:sz="2" w:space="0" w:color="BFC7D5"/>
+              <w:bottom w:val="single" w:sz="2" w:space="0" w:color="BFC7D5"/>
+              <w:right w:val="single" w:sz="6" w:space="0" w:color="BFC7D5"/>
+            </w:tcBorders>
+            <w:shd w:fill="1F3A5F" w:val="clear"/>
             <w:vAlign w:val="center"/>
           </w:tcPr>
           <w:p>
             <w:pPr>
               <w:pStyle w:val="TableHeading"/>
-              <w:suppressLineNumbers/>
-              <w:shd w:fill="1F3A5F" w:val="clear"/>
-              <w:bidi w:val="0"/>
-              <w:spacing w:before="0" w:after="283"/>
-              <w:jc w:val="center"/>
-              <w:rPr/>
-            </w:pPr>
-            <w:r>
-              <w:rPr/>
+              <w:bidi w:val="0"/>
+              <w:spacing w:before="0" w:after="283"/>
+              <w:jc w:val="left"/>
+              <w:rPr>
+                <w:color w:val="FFFFFF"/>
+              </w:rPr>
+            </w:pPr>
+            <w:r>
+              <w:rPr>
+                <w:color w:val="FFFFFF"/>
+              </w:rPr>
               <w:t>Gate</w:t>
             </w:r>
           </w:p>
@@ -3349,8 +4061,12 @@
         <w:trPr/>
         <w:tc>
           <w:tcPr>
-            <w:tcW w:w="1450" w:type="dxa"/>
-            <w:tcBorders/>
+            <w:tcW w:w="1480" w:type="dxa"/>
+            <w:tcBorders>
+              <w:left w:val="single" w:sz="6" w:space="0" w:color="BFC7D5"/>
+              <w:bottom w:val="single" w:sz="2" w:space="0" w:color="BFC7D5"/>
+              <w:right w:val="single" w:sz="6" w:space="0" w:color="BFC7D5"/>
+            </w:tcBorders>
             <w:vAlign w:val="center"/>
           </w:tcPr>
           <w:p>
@@ -3369,8 +4085,12 @@
         </w:tc>
         <w:tc>
           <w:tcPr>
-            <w:tcW w:w="1330" w:type="dxa"/>
-            <w:tcBorders/>
+            <w:tcW w:w="1347" w:type="dxa"/>
+            <w:tcBorders>
+              <w:left w:val="single" w:sz="2" w:space="0" w:color="BFC7D5"/>
+              <w:bottom w:val="single" w:sz="2" w:space="0" w:color="BFC7D5"/>
+              <w:right w:val="single" w:sz="6" w:space="0" w:color="BFC7D5"/>
+            </w:tcBorders>
             <w:vAlign w:val="center"/>
           </w:tcPr>
           <w:p>
@@ -3389,8 +4109,12 @@
         </w:tc>
         <w:tc>
           <w:tcPr>
-            <w:tcW w:w="1307" w:type="dxa"/>
-            <w:tcBorders/>
+            <w:tcW w:w="1338" w:type="dxa"/>
+            <w:tcBorders>
+              <w:left w:val="single" w:sz="2" w:space="0" w:color="BFC7D5"/>
+              <w:bottom w:val="single" w:sz="2" w:space="0" w:color="BFC7D5"/>
+              <w:right w:val="single" w:sz="6" w:space="0" w:color="BFC7D5"/>
+            </w:tcBorders>
             <w:vAlign w:val="center"/>
           </w:tcPr>
           <w:p>
@@ -3415,8 +4139,12 @@
         </w:tc>
         <w:tc>
           <w:tcPr>
-            <w:tcW w:w="1046" w:type="dxa"/>
-            <w:tcBorders/>
+            <w:tcW w:w="1042" w:type="dxa"/>
+            <w:tcBorders>
+              <w:left w:val="single" w:sz="2" w:space="0" w:color="BFC7D5"/>
+              <w:bottom w:val="single" w:sz="2" w:space="0" w:color="BFC7D5"/>
+              <w:right w:val="single" w:sz="6" w:space="0" w:color="BFC7D5"/>
+            </w:tcBorders>
             <w:vAlign w:val="center"/>
           </w:tcPr>
           <w:p>
@@ -3438,8 +4166,12 @@
         <w:trPr/>
         <w:tc>
           <w:tcPr>
-            <w:tcW w:w="1450" w:type="dxa"/>
-            <w:tcBorders/>
+            <w:tcW w:w="1480" w:type="dxa"/>
+            <w:tcBorders>
+              <w:left w:val="single" w:sz="6" w:space="0" w:color="BFC7D5"/>
+              <w:bottom w:val="single" w:sz="2" w:space="0" w:color="BFC7D5"/>
+              <w:right w:val="single" w:sz="6" w:space="0" w:color="BFC7D5"/>
+            </w:tcBorders>
             <w:vAlign w:val="center"/>
           </w:tcPr>
           <w:p>
@@ -3458,8 +4190,12 @@
         </w:tc>
         <w:tc>
           <w:tcPr>
-            <w:tcW w:w="1330" w:type="dxa"/>
-            <w:tcBorders/>
+            <w:tcW w:w="1347" w:type="dxa"/>
+            <w:tcBorders>
+              <w:left w:val="single" w:sz="2" w:space="0" w:color="BFC7D5"/>
+              <w:bottom w:val="single" w:sz="2" w:space="0" w:color="BFC7D5"/>
+              <w:right w:val="single" w:sz="6" w:space="0" w:color="BFC7D5"/>
+            </w:tcBorders>
             <w:vAlign w:val="center"/>
           </w:tcPr>
           <w:p>
@@ -3478,8 +4214,12 @@
         </w:tc>
         <w:tc>
           <w:tcPr>
-            <w:tcW w:w="1307" w:type="dxa"/>
-            <w:tcBorders/>
+            <w:tcW w:w="1338" w:type="dxa"/>
+            <w:tcBorders>
+              <w:left w:val="single" w:sz="2" w:space="0" w:color="BFC7D5"/>
+              <w:bottom w:val="single" w:sz="2" w:space="0" w:color="BFC7D5"/>
+              <w:right w:val="single" w:sz="6" w:space="0" w:color="BFC7D5"/>
+            </w:tcBorders>
             <w:vAlign w:val="center"/>
           </w:tcPr>
           <w:p>
@@ -3504,8 +4244,12 @@
         </w:tc>
         <w:tc>
           <w:tcPr>
-            <w:tcW w:w="1046" w:type="dxa"/>
-            <w:tcBorders/>
+            <w:tcW w:w="1042" w:type="dxa"/>
+            <w:tcBorders>
+              <w:left w:val="single" w:sz="2" w:space="0" w:color="BFC7D5"/>
+              <w:bottom w:val="single" w:sz="2" w:space="0" w:color="BFC7D5"/>
+              <w:right w:val="single" w:sz="6" w:space="0" w:color="BFC7D5"/>
+            </w:tcBorders>
             <w:vAlign w:val="center"/>
           </w:tcPr>
           <w:p>
@@ -3527,8 +4271,12 @@
         <w:trPr/>
         <w:tc>
           <w:tcPr>
-            <w:tcW w:w="1450" w:type="dxa"/>
-            <w:tcBorders/>
+            <w:tcW w:w="1480" w:type="dxa"/>
+            <w:tcBorders>
+              <w:left w:val="single" w:sz="6" w:space="0" w:color="BFC7D5"/>
+              <w:bottom w:val="single" w:sz="2" w:space="0" w:color="BFC7D5"/>
+              <w:right w:val="single" w:sz="6" w:space="0" w:color="BFC7D5"/>
+            </w:tcBorders>
             <w:vAlign w:val="center"/>
           </w:tcPr>
           <w:p>
@@ -3547,8 +4295,12 @@
         </w:tc>
         <w:tc>
           <w:tcPr>
-            <w:tcW w:w="1330" w:type="dxa"/>
-            <w:tcBorders/>
+            <w:tcW w:w="1347" w:type="dxa"/>
+            <w:tcBorders>
+              <w:left w:val="single" w:sz="2" w:space="0" w:color="BFC7D5"/>
+              <w:bottom w:val="single" w:sz="2" w:space="0" w:color="BFC7D5"/>
+              <w:right w:val="single" w:sz="6" w:space="0" w:color="BFC7D5"/>
+            </w:tcBorders>
             <w:vAlign w:val="center"/>
           </w:tcPr>
           <w:p>
@@ -3567,8 +4319,12 @@
         </w:tc>
         <w:tc>
           <w:tcPr>
-            <w:tcW w:w="1307" w:type="dxa"/>
-            <w:tcBorders/>
+            <w:tcW w:w="1338" w:type="dxa"/>
+            <w:tcBorders>
+              <w:left w:val="single" w:sz="2" w:space="0" w:color="BFC7D5"/>
+              <w:bottom w:val="single" w:sz="2" w:space="0" w:color="BFC7D5"/>
+              <w:right w:val="single" w:sz="6" w:space="0" w:color="BFC7D5"/>
+            </w:tcBorders>
             <w:vAlign w:val="center"/>
           </w:tcPr>
           <w:p>
@@ -3609,8 +4365,12 @@
         </w:tc>
         <w:tc>
           <w:tcPr>
-            <w:tcW w:w="1046" w:type="dxa"/>
-            <w:tcBorders/>
+            <w:tcW w:w="1042" w:type="dxa"/>
+            <w:tcBorders>
+              <w:left w:val="single" w:sz="2" w:space="0" w:color="BFC7D5"/>
+              <w:bottom w:val="single" w:sz="2" w:space="0" w:color="BFC7D5"/>
+              <w:right w:val="single" w:sz="6" w:space="0" w:color="BFC7D5"/>
+            </w:tcBorders>
             <w:vAlign w:val="center"/>
           </w:tcPr>
           <w:p>
@@ -3635,7 +4395,7 @@
               <w:rPr>
                 <w:rStyle w:val="SourceText"/>
               </w:rPr>
-              <w:t>eval/run_eval.py:281</w:t>
+              <w:t>eval/run_eval.py:309</w:t>
             </w:r>
             <w:r>
               <w:rPr/>
@@ -3674,8 +4434,12 @@
         <w:trPr/>
         <w:tc>
           <w:tcPr>
-            <w:tcW w:w="1450" w:type="dxa"/>
-            <w:tcBorders/>
+            <w:tcW w:w="1480" w:type="dxa"/>
+            <w:tcBorders>
+              <w:left w:val="single" w:sz="6" w:space="0" w:color="BFC7D5"/>
+              <w:bottom w:val="single" w:sz="2" w:space="0" w:color="BFC7D5"/>
+              <w:right w:val="single" w:sz="6" w:space="0" w:color="BFC7D5"/>
+            </w:tcBorders>
             <w:vAlign w:val="center"/>
           </w:tcPr>
           <w:p>
@@ -3694,8 +4458,12 @@
         </w:tc>
         <w:tc>
           <w:tcPr>
-            <w:tcW w:w="1330" w:type="dxa"/>
-            <w:tcBorders/>
+            <w:tcW w:w="1347" w:type="dxa"/>
+            <w:tcBorders>
+              <w:left w:val="single" w:sz="2" w:space="0" w:color="BFC7D5"/>
+              <w:bottom w:val="single" w:sz="2" w:space="0" w:color="BFC7D5"/>
+              <w:right w:val="single" w:sz="6" w:space="0" w:color="BFC7D5"/>
+            </w:tcBorders>
             <w:vAlign w:val="center"/>
           </w:tcPr>
           <w:p>
@@ -3714,8 +4482,12 @@
         </w:tc>
         <w:tc>
           <w:tcPr>
-            <w:tcW w:w="1307" w:type="dxa"/>
-            <w:tcBorders/>
+            <w:tcW w:w="1338" w:type="dxa"/>
+            <w:tcBorders>
+              <w:left w:val="single" w:sz="2" w:space="0" w:color="BFC7D5"/>
+              <w:bottom w:val="single" w:sz="2" w:space="0" w:color="BFC7D5"/>
+              <w:right w:val="single" w:sz="6" w:space="0" w:color="BFC7D5"/>
+            </w:tcBorders>
             <w:vAlign w:val="center"/>
           </w:tcPr>
           <w:p>
@@ -3734,8 +4506,12 @@
         </w:tc>
         <w:tc>
           <w:tcPr>
-            <w:tcW w:w="1046" w:type="dxa"/>
-            <w:tcBorders/>
+            <w:tcW w:w="1042" w:type="dxa"/>
+            <w:tcBorders>
+              <w:left w:val="single" w:sz="2" w:space="0" w:color="BFC7D5"/>
+              <w:bottom w:val="single" w:sz="2" w:space="0" w:color="BFC7D5"/>
+              <w:right w:val="single" w:sz="6" w:space="0" w:color="BFC7D5"/>
+            </w:tcBorders>
             <w:vAlign w:val="center"/>
           </w:tcPr>
           <w:p>
@@ -3757,8 +4533,12 @@
         <w:trPr/>
         <w:tc>
           <w:tcPr>
-            <w:tcW w:w="1450" w:type="dxa"/>
-            <w:tcBorders/>
+            <w:tcW w:w="1480" w:type="dxa"/>
+            <w:tcBorders>
+              <w:left w:val="single" w:sz="6" w:space="0" w:color="BFC7D5"/>
+              <w:bottom w:val="single" w:sz="2" w:space="0" w:color="BFC7D5"/>
+              <w:right w:val="single" w:sz="6" w:space="0" w:color="BFC7D5"/>
+            </w:tcBorders>
             <w:vAlign w:val="center"/>
           </w:tcPr>
           <w:p>
@@ -3777,8 +4557,12 @@
         </w:tc>
         <w:tc>
           <w:tcPr>
-            <w:tcW w:w="1330" w:type="dxa"/>
-            <w:tcBorders/>
+            <w:tcW w:w="1347" w:type="dxa"/>
+            <w:tcBorders>
+              <w:left w:val="single" w:sz="2" w:space="0" w:color="BFC7D5"/>
+              <w:bottom w:val="single" w:sz="2" w:space="0" w:color="BFC7D5"/>
+              <w:right w:val="single" w:sz="6" w:space="0" w:color="BFC7D5"/>
+            </w:tcBorders>
             <w:vAlign w:val="center"/>
           </w:tcPr>
           <w:p>
@@ -3797,8 +4581,12 @@
         </w:tc>
         <w:tc>
           <w:tcPr>
-            <w:tcW w:w="1307" w:type="dxa"/>
-            <w:tcBorders/>
+            <w:tcW w:w="1338" w:type="dxa"/>
+            <w:tcBorders>
+              <w:left w:val="single" w:sz="2" w:space="0" w:color="BFC7D5"/>
+              <w:bottom w:val="single" w:sz="2" w:space="0" w:color="BFC7D5"/>
+              <w:right w:val="single" w:sz="6" w:space="0" w:color="BFC7D5"/>
+            </w:tcBorders>
             <w:vAlign w:val="center"/>
           </w:tcPr>
           <w:p>
@@ -3819,8 +4607,12 @@
         </w:tc>
         <w:tc>
           <w:tcPr>
-            <w:tcW w:w="1046" w:type="dxa"/>
-            <w:tcBorders/>
+            <w:tcW w:w="1042" w:type="dxa"/>
+            <w:tcBorders>
+              <w:left w:val="single" w:sz="2" w:space="0" w:color="BFC7D5"/>
+              <w:bottom w:val="single" w:sz="2" w:space="0" w:color="BFC7D5"/>
+              <w:right w:val="single" w:sz="6" w:space="0" w:color="BFC7D5"/>
+            </w:tcBorders>
             <w:vAlign w:val="center"/>
           </w:tcPr>
           <w:p>
@@ -3842,8 +4634,12 @@
         <w:trPr/>
         <w:tc>
           <w:tcPr>
-            <w:tcW w:w="1450" w:type="dxa"/>
-            <w:tcBorders/>
+            <w:tcW w:w="1480" w:type="dxa"/>
+            <w:tcBorders>
+              <w:left w:val="single" w:sz="6" w:space="0" w:color="BFC7D5"/>
+              <w:bottom w:val="single" w:sz="6" w:space="0" w:color="BFC7D5"/>
+              <w:right w:val="single" w:sz="6" w:space="0" w:color="BFC7D5"/>
+            </w:tcBorders>
             <w:vAlign w:val="center"/>
           </w:tcPr>
           <w:p>
@@ -3862,8 +4658,12 @@
         </w:tc>
         <w:tc>
           <w:tcPr>
-            <w:tcW w:w="1330" w:type="dxa"/>
-            <w:tcBorders/>
+            <w:tcW w:w="1347" w:type="dxa"/>
+            <w:tcBorders>
+              <w:left w:val="single" w:sz="2" w:space="0" w:color="BFC7D5"/>
+              <w:bottom w:val="single" w:sz="6" w:space="0" w:color="BFC7D5"/>
+              <w:right w:val="single" w:sz="6" w:space="0" w:color="BFC7D5"/>
+            </w:tcBorders>
             <w:vAlign w:val="center"/>
           </w:tcPr>
           <w:p>
@@ -3882,8 +4682,12 @@
         </w:tc>
         <w:tc>
           <w:tcPr>
-            <w:tcW w:w="1307" w:type="dxa"/>
-            <w:tcBorders/>
+            <w:tcW w:w="1338" w:type="dxa"/>
+            <w:tcBorders>
+              <w:left w:val="single" w:sz="2" w:space="0" w:color="BFC7D5"/>
+              <w:bottom w:val="single" w:sz="6" w:space="0" w:color="BFC7D5"/>
+              <w:right w:val="single" w:sz="6" w:space="0" w:color="BFC7D5"/>
+            </w:tcBorders>
             <w:vAlign w:val="center"/>
           </w:tcPr>
           <w:p>
@@ -3914,8 +4718,12 @@
         </w:tc>
         <w:tc>
           <w:tcPr>
-            <w:tcW w:w="1046" w:type="dxa"/>
-            <w:tcBorders/>
+            <w:tcW w:w="1042" w:type="dxa"/>
+            <w:tcBorders>
+              <w:left w:val="single" w:sz="2" w:space="0" w:color="BFC7D5"/>
+              <w:bottom w:val="single" w:sz="6" w:space="0" w:color="BFC7D5"/>
+              <w:right w:val="single" w:sz="6" w:space="0" w:color="BFC7D5"/>
+            </w:tcBorders>
             <w:vAlign w:val="center"/>
           </w:tcPr>
           <w:p>
@@ -4026,21 +4834,21 @@
     </w:p>
     <w:tbl>
       <w:tblPr>
-        <w:tblW w:w="5133" w:type="dxa"/>
+        <w:tblW w:w="5000" w:type="pct"/>
         <w:jc w:val="left"/>
-        <w:tblInd w:w="0" w:type="dxa"/>
+        <w:tblInd w:w="-7" w:type="dxa"/>
         <w:tblLayout w:type="fixed"/>
         <w:tblCellMar>
-          <w:top w:w="28" w:type="dxa"/>
-          <w:left w:w="28" w:type="dxa"/>
-          <w:bottom w:w="28" w:type="dxa"/>
-          <w:right w:w="28" w:type="dxa"/>
+          <w:top w:w="60" w:type="dxa"/>
+          <w:left w:w="60" w:type="dxa"/>
+          <w:bottom w:w="60" w:type="dxa"/>
+          <w:right w:w="60" w:type="dxa"/>
         </w:tblCellMar>
       </w:tblPr>
       <w:tblGrid>
-        <w:gridCol w:w="1239"/>
-        <w:gridCol w:w="1966"/>
-        <w:gridCol w:w="1928"/>
+        <w:gridCol w:w="1272"/>
+        <w:gridCol w:w="2001"/>
+        <w:gridCol w:w="1934"/>
       </w:tblGrid>
       <w:tr>
         <w:trPr>
@@ -4048,66 +4856,90 @@
         </w:trPr>
         <w:tc>
           <w:tcPr>
-            <w:tcW w:w="1239" w:type="dxa"/>
-            <w:tcBorders/>
+            <w:tcW w:w="1272" w:type="dxa"/>
+            <w:tcBorders>
+              <w:top w:val="single" w:sz="6" w:space="0" w:color="BFC7D5"/>
+              <w:left w:val="single" w:sz="6" w:space="0" w:color="BFC7D5"/>
+              <w:bottom w:val="single" w:sz="2" w:space="0" w:color="BFC7D5"/>
+              <w:right w:val="single" w:sz="6" w:space="0" w:color="BFC7D5"/>
+            </w:tcBorders>
+            <w:shd w:fill="1F3A5F" w:val="clear"/>
             <w:vAlign w:val="center"/>
           </w:tcPr>
           <w:p>
             <w:pPr>
               <w:pStyle w:val="TableHeading"/>
-              <w:suppressLineNumbers/>
-              <w:shd w:fill="1F3A5F" w:val="clear"/>
-              <w:bidi w:val="0"/>
-              <w:spacing w:before="0" w:after="283"/>
-              <w:jc w:val="center"/>
-              <w:rPr/>
-            </w:pPr>
-            <w:r>
-              <w:rPr/>
+              <w:bidi w:val="0"/>
+              <w:spacing w:before="0" w:after="283"/>
+              <w:jc w:val="left"/>
+              <w:rPr>
+                <w:color w:val="FFFFFF"/>
+              </w:rPr>
+            </w:pPr>
+            <w:r>
+              <w:rPr>
+                <w:color w:val="FFFFFF"/>
+              </w:rPr>
               <w:t>Mechanism</w:t>
             </w:r>
           </w:p>
         </w:tc>
         <w:tc>
           <w:tcPr>
-            <w:tcW w:w="1966" w:type="dxa"/>
-            <w:tcBorders/>
+            <w:tcW w:w="2001" w:type="dxa"/>
+            <w:tcBorders>
+              <w:top w:val="single" w:sz="6" w:space="0" w:color="BFC7D5"/>
+              <w:left w:val="single" w:sz="2" w:space="0" w:color="BFC7D5"/>
+              <w:bottom w:val="single" w:sz="2" w:space="0" w:color="BFC7D5"/>
+              <w:right w:val="single" w:sz="6" w:space="0" w:color="BFC7D5"/>
+            </w:tcBorders>
+            <w:shd w:fill="1F3A5F" w:val="clear"/>
             <w:vAlign w:val="center"/>
           </w:tcPr>
           <w:p>
             <w:pPr>
               <w:pStyle w:val="TableHeading"/>
-              <w:suppressLineNumbers/>
-              <w:shd w:fill="1F3A5F" w:val="clear"/>
-              <w:bidi w:val="0"/>
-              <w:spacing w:before="0" w:after="283"/>
-              <w:jc w:val="center"/>
-              <w:rPr/>
-            </w:pPr>
-            <w:r>
-              <w:rPr/>
+              <w:bidi w:val="0"/>
+              <w:spacing w:before="0" w:after="283"/>
+              <w:jc w:val="left"/>
+              <w:rPr>
+                <w:color w:val="FFFFFF"/>
+              </w:rPr>
+            </w:pPr>
+            <w:r>
+              <w:rPr>
+                <w:color w:val="FFFFFF"/>
+              </w:rPr>
               <w:t>What it validates</w:t>
             </w:r>
           </w:p>
         </w:tc>
         <w:tc>
           <w:tcPr>
-            <w:tcW w:w="1928" w:type="dxa"/>
-            <w:tcBorders/>
+            <w:tcW w:w="1934" w:type="dxa"/>
+            <w:tcBorders>
+              <w:top w:val="single" w:sz="6" w:space="0" w:color="BFC7D5"/>
+              <w:left w:val="single" w:sz="2" w:space="0" w:color="BFC7D5"/>
+              <w:bottom w:val="single" w:sz="2" w:space="0" w:color="BFC7D5"/>
+              <w:right w:val="single" w:sz="6" w:space="0" w:color="BFC7D5"/>
+            </w:tcBorders>
+            <w:shd w:fill="1F3A5F" w:val="clear"/>
             <w:vAlign w:val="center"/>
           </w:tcPr>
           <w:p>
             <w:pPr>
               <w:pStyle w:val="TableHeading"/>
-              <w:suppressLineNumbers/>
-              <w:shd w:fill="1F3A5F" w:val="clear"/>
-              <w:bidi w:val="0"/>
-              <w:spacing w:before="0" w:after="283"/>
-              <w:jc w:val="center"/>
-              <w:rPr/>
-            </w:pPr>
-            <w:r>
-              <w:rPr/>
+              <w:bidi w:val="0"/>
+              <w:spacing w:before="0" w:after="283"/>
+              <w:jc w:val="left"/>
+              <w:rPr>
+                <w:color w:val="FFFFFF"/>
+              </w:rPr>
+            </w:pPr>
+            <w:r>
+              <w:rPr>
+                <w:color w:val="FFFFFF"/>
+              </w:rPr>
               <w:t>Evidence</w:t>
             </w:r>
           </w:p>
@@ -4117,8 +4949,12 @@
         <w:trPr/>
         <w:tc>
           <w:tcPr>
-            <w:tcW w:w="1239" w:type="dxa"/>
-            <w:tcBorders/>
+            <w:tcW w:w="1272" w:type="dxa"/>
+            <w:tcBorders>
+              <w:left w:val="single" w:sz="6" w:space="0" w:color="BFC7D5"/>
+              <w:bottom w:val="single" w:sz="2" w:space="0" w:color="BFC7D5"/>
+              <w:right w:val="single" w:sz="6" w:space="0" w:color="BFC7D5"/>
+            </w:tcBorders>
             <w:vAlign w:val="center"/>
           </w:tcPr>
           <w:p>
@@ -4137,8 +4973,12 @@
         </w:tc>
         <w:tc>
           <w:tcPr>
-            <w:tcW w:w="1966" w:type="dxa"/>
-            <w:tcBorders/>
+            <w:tcW w:w="2001" w:type="dxa"/>
+            <w:tcBorders>
+              <w:left w:val="single" w:sz="2" w:space="0" w:color="BFC7D5"/>
+              <w:bottom w:val="single" w:sz="2" w:space="0" w:color="BFC7D5"/>
+              <w:right w:val="single" w:sz="6" w:space="0" w:color="BFC7D5"/>
+            </w:tcBorders>
             <w:vAlign w:val="center"/>
           </w:tcPr>
           <w:p>
@@ -4157,8 +4997,12 @@
         </w:tc>
         <w:tc>
           <w:tcPr>
-            <w:tcW w:w="1928" w:type="dxa"/>
-            <w:tcBorders/>
+            <w:tcW w:w="1934" w:type="dxa"/>
+            <w:tcBorders>
+              <w:left w:val="single" w:sz="2" w:space="0" w:color="BFC7D5"/>
+              <w:bottom w:val="single" w:sz="2" w:space="0" w:color="BFC7D5"/>
+              <w:right w:val="single" w:sz="6" w:space="0" w:color="BFC7D5"/>
+            </w:tcBorders>
             <w:vAlign w:val="center"/>
           </w:tcPr>
           <w:p>
@@ -4190,8 +5034,12 @@
         <w:trPr/>
         <w:tc>
           <w:tcPr>
-            <w:tcW w:w="1239" w:type="dxa"/>
-            <w:tcBorders/>
+            <w:tcW w:w="1272" w:type="dxa"/>
+            <w:tcBorders>
+              <w:left w:val="single" w:sz="6" w:space="0" w:color="BFC7D5"/>
+              <w:bottom w:val="single" w:sz="2" w:space="0" w:color="BFC7D5"/>
+              <w:right w:val="single" w:sz="6" w:space="0" w:color="BFC7D5"/>
+            </w:tcBorders>
             <w:vAlign w:val="center"/>
           </w:tcPr>
           <w:p>
@@ -4210,8 +5058,12 @@
         </w:tc>
         <w:tc>
           <w:tcPr>
-            <w:tcW w:w="1966" w:type="dxa"/>
-            <w:tcBorders/>
+            <w:tcW w:w="2001" w:type="dxa"/>
+            <w:tcBorders>
+              <w:left w:val="single" w:sz="2" w:space="0" w:color="BFC7D5"/>
+              <w:bottom w:val="single" w:sz="2" w:space="0" w:color="BFC7D5"/>
+              <w:right w:val="single" w:sz="6" w:space="0" w:color="BFC7D5"/>
+            </w:tcBorders>
             <w:vAlign w:val="center"/>
           </w:tcPr>
           <w:p>
@@ -4230,8 +5082,12 @@
         </w:tc>
         <w:tc>
           <w:tcPr>
-            <w:tcW w:w="1928" w:type="dxa"/>
-            <w:tcBorders/>
+            <w:tcW w:w="1934" w:type="dxa"/>
+            <w:tcBorders>
+              <w:left w:val="single" w:sz="2" w:space="0" w:color="BFC7D5"/>
+              <w:bottom w:val="single" w:sz="2" w:space="0" w:color="BFC7D5"/>
+              <w:right w:val="single" w:sz="6" w:space="0" w:color="BFC7D5"/>
+            </w:tcBorders>
             <w:vAlign w:val="center"/>
           </w:tcPr>
           <w:p>
@@ -4285,8 +5141,12 @@
         <w:trPr/>
         <w:tc>
           <w:tcPr>
-            <w:tcW w:w="1239" w:type="dxa"/>
-            <w:tcBorders/>
+            <w:tcW w:w="1272" w:type="dxa"/>
+            <w:tcBorders>
+              <w:left w:val="single" w:sz="6" w:space="0" w:color="BFC7D5"/>
+              <w:bottom w:val="single" w:sz="6" w:space="0" w:color="BFC7D5"/>
+              <w:right w:val="single" w:sz="6" w:space="0" w:color="BFC7D5"/>
+            </w:tcBorders>
             <w:vAlign w:val="center"/>
           </w:tcPr>
           <w:p>
@@ -4315,8 +5175,12 @@
         </w:tc>
         <w:tc>
           <w:tcPr>
-            <w:tcW w:w="1966" w:type="dxa"/>
-            <w:tcBorders/>
+            <w:tcW w:w="2001" w:type="dxa"/>
+            <w:tcBorders>
+              <w:left w:val="single" w:sz="2" w:space="0" w:color="BFC7D5"/>
+              <w:bottom w:val="single" w:sz="6" w:space="0" w:color="BFC7D5"/>
+              <w:right w:val="single" w:sz="6" w:space="0" w:color="BFC7D5"/>
+            </w:tcBorders>
             <w:vAlign w:val="center"/>
           </w:tcPr>
           <w:p>
@@ -4335,8 +5199,12 @@
         </w:tc>
         <w:tc>
           <w:tcPr>
-            <w:tcW w:w="1928" w:type="dxa"/>
-            <w:tcBorders/>
+            <w:tcW w:w="1934" w:type="dxa"/>
+            <w:tcBorders>
+              <w:left w:val="single" w:sz="2" w:space="0" w:color="BFC7D5"/>
+              <w:bottom w:val="single" w:sz="6" w:space="0" w:color="BFC7D5"/>
+              <w:right w:val="single" w:sz="6" w:space="0" w:color="BFC7D5"/>
+            </w:tcBorders>
             <w:vAlign w:val="center"/>
           </w:tcPr>
           <w:p>
@@ -4913,20 +5781,20 @@
     </w:p>
     <w:tbl>
       <w:tblPr>
-        <w:tblW w:w="5133" w:type="dxa"/>
+        <w:tblW w:w="5000" w:type="pct"/>
         <w:jc w:val="left"/>
-        <w:tblInd w:w="0" w:type="dxa"/>
+        <w:tblInd w:w="-7" w:type="dxa"/>
         <w:tblLayout w:type="fixed"/>
         <w:tblCellMar>
-          <w:top w:w="28" w:type="dxa"/>
-          <w:left w:w="28" w:type="dxa"/>
-          <w:bottom w:w="28" w:type="dxa"/>
-          <w:right w:w="28" w:type="dxa"/>
+          <w:top w:w="60" w:type="dxa"/>
+          <w:left w:w="60" w:type="dxa"/>
+          <w:bottom w:w="60" w:type="dxa"/>
+          <w:right w:w="60" w:type="dxa"/>
         </w:tblCellMar>
       </w:tblPr>
       <w:tblGrid>
-        <w:gridCol w:w="1655"/>
-        <w:gridCol w:w="3478"/>
+        <w:gridCol w:w="1696"/>
+        <w:gridCol w:w="3511"/>
       </w:tblGrid>
       <w:tr>
         <w:trPr>
@@ -4934,44 +5802,60 @@
         </w:trPr>
         <w:tc>
           <w:tcPr>
-            <w:tcW w:w="1655" w:type="dxa"/>
-            <w:tcBorders/>
+            <w:tcW w:w="1696" w:type="dxa"/>
+            <w:tcBorders>
+              <w:top w:val="single" w:sz="6" w:space="0" w:color="BFC7D5"/>
+              <w:left w:val="single" w:sz="6" w:space="0" w:color="BFC7D5"/>
+              <w:bottom w:val="single" w:sz="2" w:space="0" w:color="BFC7D5"/>
+              <w:right w:val="single" w:sz="6" w:space="0" w:color="BFC7D5"/>
+            </w:tcBorders>
+            <w:shd w:fill="1F3A5F" w:val="clear"/>
             <w:vAlign w:val="center"/>
           </w:tcPr>
           <w:p>
             <w:pPr>
               <w:pStyle w:val="TableHeading"/>
-              <w:suppressLineNumbers/>
-              <w:shd w:fill="1F3A5F" w:val="clear"/>
-              <w:bidi w:val="0"/>
-              <w:spacing w:before="0" w:after="283"/>
-              <w:jc w:val="center"/>
-              <w:rPr/>
-            </w:pPr>
-            <w:r>
-              <w:rPr/>
+              <w:bidi w:val="0"/>
+              <w:spacing w:before="0" w:after="283"/>
+              <w:jc w:val="left"/>
+              <w:rPr>
+                <w:color w:val="FFFFFF"/>
+              </w:rPr>
+            </w:pPr>
+            <w:r>
+              <w:rPr>
+                <w:color w:val="FFFFFF"/>
+              </w:rPr>
               <w:t>8.3.5 requirement</w:t>
             </w:r>
           </w:p>
         </w:tc>
         <w:tc>
           <w:tcPr>
-            <w:tcW w:w="3478" w:type="dxa"/>
-            <w:tcBorders/>
+            <w:tcW w:w="3511" w:type="dxa"/>
+            <w:tcBorders>
+              <w:top w:val="single" w:sz="6" w:space="0" w:color="BFC7D5"/>
+              <w:left w:val="single" w:sz="2" w:space="0" w:color="BFC7D5"/>
+              <w:bottom w:val="single" w:sz="2" w:space="0" w:color="BFC7D5"/>
+              <w:right w:val="single" w:sz="6" w:space="0" w:color="BFC7D5"/>
+            </w:tcBorders>
+            <w:shd w:fill="1F3A5F" w:val="clear"/>
             <w:vAlign w:val="center"/>
           </w:tcPr>
           <w:p>
             <w:pPr>
               <w:pStyle w:val="TableHeading"/>
-              <w:suppressLineNumbers/>
-              <w:shd w:fill="1F3A5F" w:val="clear"/>
-              <w:bidi w:val="0"/>
-              <w:spacing w:before="0" w:after="283"/>
-              <w:jc w:val="center"/>
-              <w:rPr/>
-            </w:pPr>
-            <w:r>
-              <w:rPr/>
+              <w:bidi w:val="0"/>
+              <w:spacing w:before="0" w:after="283"/>
+              <w:jc w:val="left"/>
+              <w:rPr>
+                <w:color w:val="FFFFFF"/>
+              </w:rPr>
+            </w:pPr>
+            <w:r>
+              <w:rPr>
+                <w:color w:val="FFFFFF"/>
+              </w:rPr>
               <w:t>Output in this organisation</w:t>
             </w:r>
           </w:p>
@@ -4981,8 +5865,12 @@
         <w:trPr/>
         <w:tc>
           <w:tcPr>
-            <w:tcW w:w="1655" w:type="dxa"/>
-            <w:tcBorders/>
+            <w:tcW w:w="1696" w:type="dxa"/>
+            <w:tcBorders>
+              <w:left w:val="single" w:sz="6" w:space="0" w:color="BFC7D5"/>
+              <w:bottom w:val="single" w:sz="2" w:space="0" w:color="BFC7D5"/>
+              <w:right w:val="single" w:sz="6" w:space="0" w:color="BFC7D5"/>
+            </w:tcBorders>
             <w:vAlign w:val="center"/>
           </w:tcPr>
           <w:p>
@@ -5001,8 +5889,12 @@
         </w:tc>
         <w:tc>
           <w:tcPr>
-            <w:tcW w:w="3478" w:type="dxa"/>
-            <w:tcBorders/>
+            <w:tcW w:w="3511" w:type="dxa"/>
+            <w:tcBorders>
+              <w:left w:val="single" w:sz="2" w:space="0" w:color="BFC7D5"/>
+              <w:bottom w:val="single" w:sz="2" w:space="0" w:color="BFC7D5"/>
+              <w:right w:val="single" w:sz="6" w:space="0" w:color="BFC7D5"/>
+            </w:tcBorders>
             <w:vAlign w:val="center"/>
           </w:tcPr>
           <w:p>
@@ -5080,8 +5972,12 @@
         <w:trPr/>
         <w:tc>
           <w:tcPr>
-            <w:tcW w:w="1655" w:type="dxa"/>
-            <w:tcBorders/>
+            <w:tcW w:w="1696" w:type="dxa"/>
+            <w:tcBorders>
+              <w:left w:val="single" w:sz="6" w:space="0" w:color="BFC7D5"/>
+              <w:bottom w:val="single" w:sz="2" w:space="0" w:color="BFC7D5"/>
+              <w:right w:val="single" w:sz="6" w:space="0" w:color="BFC7D5"/>
+            </w:tcBorders>
             <w:vAlign w:val="center"/>
           </w:tcPr>
           <w:p>
@@ -5100,8 +5996,12 @@
         </w:tc>
         <w:tc>
           <w:tcPr>
-            <w:tcW w:w="3478" w:type="dxa"/>
-            <w:tcBorders/>
+            <w:tcW w:w="3511" w:type="dxa"/>
+            <w:tcBorders>
+              <w:left w:val="single" w:sz="2" w:space="0" w:color="BFC7D5"/>
+              <w:bottom w:val="single" w:sz="2" w:space="0" w:color="BFC7D5"/>
+              <w:right w:val="single" w:sz="6" w:space="0" w:color="BFC7D5"/>
+            </w:tcBorders>
             <w:vAlign w:val="center"/>
           </w:tcPr>
           <w:p>
@@ -5169,8 +6069,12 @@
         <w:trPr/>
         <w:tc>
           <w:tcPr>
-            <w:tcW w:w="1655" w:type="dxa"/>
-            <w:tcBorders/>
+            <w:tcW w:w="1696" w:type="dxa"/>
+            <w:tcBorders>
+              <w:left w:val="single" w:sz="6" w:space="0" w:color="BFC7D5"/>
+              <w:bottom w:val="single" w:sz="2" w:space="0" w:color="BFC7D5"/>
+              <w:right w:val="single" w:sz="6" w:space="0" w:color="BFC7D5"/>
+            </w:tcBorders>
             <w:vAlign w:val="center"/>
           </w:tcPr>
           <w:p>
@@ -5189,8 +6093,12 @@
         </w:tc>
         <w:tc>
           <w:tcPr>
-            <w:tcW w:w="3478" w:type="dxa"/>
-            <w:tcBorders/>
+            <w:tcW w:w="3511" w:type="dxa"/>
+            <w:tcBorders>
+              <w:left w:val="single" w:sz="2" w:space="0" w:color="BFC7D5"/>
+              <w:bottom w:val="single" w:sz="2" w:space="0" w:color="BFC7D5"/>
+              <w:right w:val="single" w:sz="6" w:space="0" w:color="BFC7D5"/>
+            </w:tcBorders>
             <w:vAlign w:val="center"/>
           </w:tcPr>
           <w:p>
@@ -5219,7 +6127,7 @@
               <w:rPr>
                 <w:rStyle w:val="SourceText"/>
               </w:rPr>
-              <w:t>eval/run_eval.py:281</w:t>
+              <w:t>eval/run_eval.py:309</w:t>
             </w:r>
             <w:r>
               <w:rPr/>
@@ -5248,8 +6156,12 @@
         <w:trPr/>
         <w:tc>
           <w:tcPr>
-            <w:tcW w:w="1655" w:type="dxa"/>
-            <w:tcBorders/>
+            <w:tcW w:w="1696" w:type="dxa"/>
+            <w:tcBorders>
+              <w:left w:val="single" w:sz="6" w:space="0" w:color="BFC7D5"/>
+              <w:bottom w:val="single" w:sz="6" w:space="0" w:color="BFC7D5"/>
+              <w:right w:val="single" w:sz="6" w:space="0" w:color="BFC7D5"/>
+            </w:tcBorders>
             <w:vAlign w:val="center"/>
           </w:tcPr>
           <w:p>
@@ -5268,8 +6180,12 @@
         </w:tc>
         <w:tc>
           <w:tcPr>
-            <w:tcW w:w="3478" w:type="dxa"/>
-            <w:tcBorders/>
+            <w:tcW w:w="3511" w:type="dxa"/>
+            <w:tcBorders>
+              <w:left w:val="single" w:sz="2" w:space="0" w:color="BFC7D5"/>
+              <w:bottom w:val="single" w:sz="6" w:space="0" w:color="BFC7D5"/>
+              <w:right w:val="single" w:sz="6" w:space="0" w:color="BFC7D5"/>
+            </w:tcBorders>
             <w:vAlign w:val="center"/>
           </w:tcPr>
           <w:p>
@@ -5424,21 +6340,21 @@
     </w:p>
     <w:tbl>
       <w:tblPr>
-        <w:tblW w:w="5133" w:type="dxa"/>
+        <w:tblW w:w="5000" w:type="pct"/>
         <w:jc w:val="left"/>
-        <w:tblInd w:w="0" w:type="dxa"/>
+        <w:tblInd w:w="-7" w:type="dxa"/>
         <w:tblLayout w:type="fixed"/>
         <w:tblCellMar>
-          <w:top w:w="28" w:type="dxa"/>
-          <w:left w:w="28" w:type="dxa"/>
-          <w:bottom w:w="28" w:type="dxa"/>
-          <w:right w:w="28" w:type="dxa"/>
+          <w:top w:w="60" w:type="dxa"/>
+          <w:left w:w="60" w:type="dxa"/>
+          <w:bottom w:w="60" w:type="dxa"/>
+          <w:right w:w="60" w:type="dxa"/>
         </w:tblCellMar>
       </w:tblPr>
       <w:tblGrid>
-        <w:gridCol w:w="1167"/>
-        <w:gridCol w:w="2244"/>
-        <w:gridCol w:w="1722"/>
+        <w:gridCol w:w="1200"/>
+        <w:gridCol w:w="2279"/>
+        <w:gridCol w:w="1728"/>
       </w:tblGrid>
       <w:tr>
         <w:trPr>
@@ -5446,66 +6362,90 @@
         </w:trPr>
         <w:tc>
           <w:tcPr>
-            <w:tcW w:w="1167" w:type="dxa"/>
-            <w:tcBorders/>
+            <w:tcW w:w="1200" w:type="dxa"/>
+            <w:tcBorders>
+              <w:top w:val="single" w:sz="6" w:space="0" w:color="BFC7D5"/>
+              <w:left w:val="single" w:sz="6" w:space="0" w:color="BFC7D5"/>
+              <w:bottom w:val="single" w:sz="2" w:space="0" w:color="BFC7D5"/>
+              <w:right w:val="single" w:sz="6" w:space="0" w:color="BFC7D5"/>
+            </w:tcBorders>
+            <w:shd w:fill="1F3A5F" w:val="clear"/>
             <w:vAlign w:val="center"/>
           </w:tcPr>
           <w:p>
             <w:pPr>
               <w:pStyle w:val="TableHeading"/>
-              <w:suppressLineNumbers/>
-              <w:shd w:fill="1F3A5F" w:val="clear"/>
-              <w:bidi w:val="0"/>
-              <w:spacing w:before="0" w:after="283"/>
-              <w:jc w:val="center"/>
-              <w:rPr/>
-            </w:pPr>
-            <w:r>
-              <w:rPr/>
+              <w:bidi w:val="0"/>
+              <w:spacing w:before="0" w:after="283"/>
+              <w:jc w:val="left"/>
+              <w:rPr>
+                <w:color w:val="FFFFFF"/>
+              </w:rPr>
+            </w:pPr>
+            <w:r>
+              <w:rPr>
+                <w:color w:val="FFFFFF"/>
+              </w:rPr>
               <w:t>Step</w:t>
             </w:r>
           </w:p>
         </w:tc>
         <w:tc>
           <w:tcPr>
-            <w:tcW w:w="2244" w:type="dxa"/>
-            <w:tcBorders/>
+            <w:tcW w:w="2279" w:type="dxa"/>
+            <w:tcBorders>
+              <w:top w:val="single" w:sz="6" w:space="0" w:color="BFC7D5"/>
+              <w:left w:val="single" w:sz="2" w:space="0" w:color="BFC7D5"/>
+              <w:bottom w:val="single" w:sz="2" w:space="0" w:color="BFC7D5"/>
+              <w:right w:val="single" w:sz="6" w:space="0" w:color="BFC7D5"/>
+            </w:tcBorders>
+            <w:shd w:fill="1F3A5F" w:val="clear"/>
             <w:vAlign w:val="center"/>
           </w:tcPr>
           <w:p>
             <w:pPr>
               <w:pStyle w:val="TableHeading"/>
-              <w:suppressLineNumbers/>
-              <w:shd w:fill="1F3A5F" w:val="clear"/>
-              <w:bidi w:val="0"/>
-              <w:spacing w:before="0" w:after="283"/>
-              <w:jc w:val="center"/>
-              <w:rPr/>
-            </w:pPr>
-            <w:r>
-              <w:rPr/>
+              <w:bidi w:val="0"/>
+              <w:spacing w:before="0" w:after="283"/>
+              <w:jc w:val="left"/>
+              <w:rPr>
+                <w:color w:val="FFFFFF"/>
+              </w:rPr>
+            </w:pPr>
+            <w:r>
+              <w:rPr>
+                <w:color w:val="FFFFFF"/>
+              </w:rPr>
               <w:t>Requirement</w:t>
             </w:r>
           </w:p>
         </w:tc>
         <w:tc>
           <w:tcPr>
-            <w:tcW w:w="1722" w:type="dxa"/>
-            <w:tcBorders/>
+            <w:tcW w:w="1728" w:type="dxa"/>
+            <w:tcBorders>
+              <w:top w:val="single" w:sz="6" w:space="0" w:color="BFC7D5"/>
+              <w:left w:val="single" w:sz="2" w:space="0" w:color="BFC7D5"/>
+              <w:bottom w:val="single" w:sz="2" w:space="0" w:color="BFC7D5"/>
+              <w:right w:val="single" w:sz="6" w:space="0" w:color="BFC7D5"/>
+            </w:tcBorders>
+            <w:shd w:fill="1F3A5F" w:val="clear"/>
             <w:vAlign w:val="center"/>
           </w:tcPr>
           <w:p>
             <w:pPr>
               <w:pStyle w:val="TableHeading"/>
-              <w:suppressLineNumbers/>
-              <w:shd w:fill="1F3A5F" w:val="clear"/>
-              <w:bidi w:val="0"/>
-              <w:spacing w:before="0" w:after="283"/>
-              <w:jc w:val="center"/>
-              <w:rPr/>
-            </w:pPr>
-            <w:r>
-              <w:rPr/>
+              <w:bidi w:val="0"/>
+              <w:spacing w:before="0" w:after="283"/>
+              <w:jc w:val="left"/>
+              <w:rPr>
+                <w:color w:val="FFFFFF"/>
+              </w:rPr>
+            </w:pPr>
+            <w:r>
+              <w:rPr>
+                <w:color w:val="FFFFFF"/>
+              </w:rPr>
               <w:t>Record</w:t>
             </w:r>
           </w:p>
@@ -5515,8 +6455,12 @@
         <w:trPr/>
         <w:tc>
           <w:tcPr>
-            <w:tcW w:w="1167" w:type="dxa"/>
-            <w:tcBorders/>
+            <w:tcW w:w="1200" w:type="dxa"/>
+            <w:tcBorders>
+              <w:left w:val="single" w:sz="6" w:space="0" w:color="BFC7D5"/>
+              <w:bottom w:val="single" w:sz="2" w:space="0" w:color="BFC7D5"/>
+              <w:right w:val="single" w:sz="6" w:space="0" w:color="BFC7D5"/>
+            </w:tcBorders>
             <w:vAlign w:val="center"/>
           </w:tcPr>
           <w:p>
@@ -5535,8 +6479,12 @@
         </w:tc>
         <w:tc>
           <w:tcPr>
-            <w:tcW w:w="2244" w:type="dxa"/>
-            <w:tcBorders/>
+            <w:tcW w:w="2279" w:type="dxa"/>
+            <w:tcBorders>
+              <w:left w:val="single" w:sz="2" w:space="0" w:color="BFC7D5"/>
+              <w:bottom w:val="single" w:sz="2" w:space="0" w:color="BFC7D5"/>
+              <w:right w:val="single" w:sz="6" w:space="0" w:color="BFC7D5"/>
+            </w:tcBorders>
             <w:vAlign w:val="center"/>
           </w:tcPr>
           <w:p>
@@ -5555,8 +6503,12 @@
         </w:tc>
         <w:tc>
           <w:tcPr>
-            <w:tcW w:w="1722" w:type="dxa"/>
-            <w:tcBorders/>
+            <w:tcW w:w="1728" w:type="dxa"/>
+            <w:tcBorders>
+              <w:left w:val="single" w:sz="2" w:space="0" w:color="BFC7D5"/>
+              <w:bottom w:val="single" w:sz="2" w:space="0" w:color="BFC7D5"/>
+              <w:right w:val="single" w:sz="6" w:space="0" w:color="BFC7D5"/>
+            </w:tcBorders>
             <w:vAlign w:val="center"/>
           </w:tcPr>
           <w:p>
@@ -5578,8 +6530,12 @@
         <w:trPr/>
         <w:tc>
           <w:tcPr>
-            <w:tcW w:w="1167" w:type="dxa"/>
-            <w:tcBorders/>
+            <w:tcW w:w="1200" w:type="dxa"/>
+            <w:tcBorders>
+              <w:left w:val="single" w:sz="6" w:space="0" w:color="BFC7D5"/>
+              <w:bottom w:val="single" w:sz="2" w:space="0" w:color="BFC7D5"/>
+              <w:right w:val="single" w:sz="6" w:space="0" w:color="BFC7D5"/>
+            </w:tcBorders>
             <w:vAlign w:val="center"/>
           </w:tcPr>
           <w:p>
@@ -5598,8 +6554,12 @@
         </w:tc>
         <w:tc>
           <w:tcPr>
-            <w:tcW w:w="2244" w:type="dxa"/>
-            <w:tcBorders/>
+            <w:tcW w:w="2279" w:type="dxa"/>
+            <w:tcBorders>
+              <w:left w:val="single" w:sz="2" w:space="0" w:color="BFC7D5"/>
+              <w:bottom w:val="single" w:sz="2" w:space="0" w:color="BFC7D5"/>
+              <w:right w:val="single" w:sz="6" w:space="0" w:color="BFC7D5"/>
+            </w:tcBorders>
             <w:vAlign w:val="center"/>
           </w:tcPr>
           <w:p>
@@ -5618,8 +6578,12 @@
         </w:tc>
         <w:tc>
           <w:tcPr>
-            <w:tcW w:w="1722" w:type="dxa"/>
-            <w:tcBorders/>
+            <w:tcW w:w="1728" w:type="dxa"/>
+            <w:tcBorders>
+              <w:left w:val="single" w:sz="2" w:space="0" w:color="BFC7D5"/>
+              <w:bottom w:val="single" w:sz="2" w:space="0" w:color="BFC7D5"/>
+              <w:right w:val="single" w:sz="6" w:space="0" w:color="BFC7D5"/>
+            </w:tcBorders>
             <w:vAlign w:val="center"/>
           </w:tcPr>
           <w:p>
@@ -5643,8 +6607,12 @@
         <w:trPr/>
         <w:tc>
           <w:tcPr>
-            <w:tcW w:w="1167" w:type="dxa"/>
-            <w:tcBorders/>
+            <w:tcW w:w="1200" w:type="dxa"/>
+            <w:tcBorders>
+              <w:left w:val="single" w:sz="6" w:space="0" w:color="BFC7D5"/>
+              <w:bottom w:val="single" w:sz="2" w:space="0" w:color="BFC7D5"/>
+              <w:right w:val="single" w:sz="6" w:space="0" w:color="BFC7D5"/>
+            </w:tcBorders>
             <w:vAlign w:val="center"/>
           </w:tcPr>
           <w:p>
@@ -5663,8 +6631,12 @@
         </w:tc>
         <w:tc>
           <w:tcPr>
-            <w:tcW w:w="2244" w:type="dxa"/>
-            <w:tcBorders/>
+            <w:tcW w:w="2279" w:type="dxa"/>
+            <w:tcBorders>
+              <w:left w:val="single" w:sz="2" w:space="0" w:color="BFC7D5"/>
+              <w:bottom w:val="single" w:sz="2" w:space="0" w:color="BFC7D5"/>
+              <w:right w:val="single" w:sz="6" w:space="0" w:color="BFC7D5"/>
+            </w:tcBorders>
             <w:vAlign w:val="center"/>
           </w:tcPr>
           <w:p>
@@ -5683,8 +6655,12 @@
         </w:tc>
         <w:tc>
           <w:tcPr>
-            <w:tcW w:w="1722" w:type="dxa"/>
-            <w:tcBorders/>
+            <w:tcW w:w="1728" w:type="dxa"/>
+            <w:tcBorders>
+              <w:left w:val="single" w:sz="2" w:space="0" w:color="BFC7D5"/>
+              <w:bottom w:val="single" w:sz="2" w:space="0" w:color="BFC7D5"/>
+              <w:right w:val="single" w:sz="6" w:space="0" w:color="BFC7D5"/>
+            </w:tcBorders>
             <w:vAlign w:val="center"/>
           </w:tcPr>
           <w:p>
@@ -5706,8 +6682,12 @@
         <w:trPr/>
         <w:tc>
           <w:tcPr>
-            <w:tcW w:w="1167" w:type="dxa"/>
-            <w:tcBorders/>
+            <w:tcW w:w="1200" w:type="dxa"/>
+            <w:tcBorders>
+              <w:left w:val="single" w:sz="6" w:space="0" w:color="BFC7D5"/>
+              <w:bottom w:val="single" w:sz="2" w:space="0" w:color="BFC7D5"/>
+              <w:right w:val="single" w:sz="6" w:space="0" w:color="BFC7D5"/>
+            </w:tcBorders>
             <w:vAlign w:val="center"/>
           </w:tcPr>
           <w:p>
@@ -5726,8 +6706,12 @@
         </w:tc>
         <w:tc>
           <w:tcPr>
-            <w:tcW w:w="2244" w:type="dxa"/>
-            <w:tcBorders/>
+            <w:tcW w:w="2279" w:type="dxa"/>
+            <w:tcBorders>
+              <w:left w:val="single" w:sz="2" w:space="0" w:color="BFC7D5"/>
+              <w:bottom w:val="single" w:sz="2" w:space="0" w:color="BFC7D5"/>
+              <w:right w:val="single" w:sz="6" w:space="0" w:color="BFC7D5"/>
+            </w:tcBorders>
             <w:vAlign w:val="center"/>
           </w:tcPr>
           <w:p>
@@ -5746,8 +6730,12 @@
         </w:tc>
         <w:tc>
           <w:tcPr>
-            <w:tcW w:w="1722" w:type="dxa"/>
-            <w:tcBorders/>
+            <w:tcW w:w="1728" w:type="dxa"/>
+            <w:tcBorders>
+              <w:left w:val="single" w:sz="2" w:space="0" w:color="BFC7D5"/>
+              <w:bottom w:val="single" w:sz="2" w:space="0" w:color="BFC7D5"/>
+              <w:right w:val="single" w:sz="6" w:space="0" w:color="BFC7D5"/>
+            </w:tcBorders>
             <w:vAlign w:val="center"/>
           </w:tcPr>
           <w:p>
@@ -5775,8 +6763,12 @@
         <w:trPr/>
         <w:tc>
           <w:tcPr>
-            <w:tcW w:w="1167" w:type="dxa"/>
-            <w:tcBorders/>
+            <w:tcW w:w="1200" w:type="dxa"/>
+            <w:tcBorders>
+              <w:left w:val="single" w:sz="6" w:space="0" w:color="BFC7D5"/>
+              <w:bottom w:val="single" w:sz="2" w:space="0" w:color="BFC7D5"/>
+              <w:right w:val="single" w:sz="6" w:space="0" w:color="BFC7D5"/>
+            </w:tcBorders>
             <w:vAlign w:val="center"/>
           </w:tcPr>
           <w:p>
@@ -5795,8 +6787,12 @@
         </w:tc>
         <w:tc>
           <w:tcPr>
-            <w:tcW w:w="2244" w:type="dxa"/>
-            <w:tcBorders/>
+            <w:tcW w:w="2279" w:type="dxa"/>
+            <w:tcBorders>
+              <w:left w:val="single" w:sz="2" w:space="0" w:color="BFC7D5"/>
+              <w:bottom w:val="single" w:sz="2" w:space="0" w:color="BFC7D5"/>
+              <w:right w:val="single" w:sz="6" w:space="0" w:color="BFC7D5"/>
+            </w:tcBorders>
             <w:vAlign w:val="center"/>
           </w:tcPr>
           <w:p>
@@ -5815,8 +6811,12 @@
         </w:tc>
         <w:tc>
           <w:tcPr>
-            <w:tcW w:w="1722" w:type="dxa"/>
-            <w:tcBorders/>
+            <w:tcW w:w="1728" w:type="dxa"/>
+            <w:tcBorders>
+              <w:left w:val="single" w:sz="2" w:space="0" w:color="BFC7D5"/>
+              <w:bottom w:val="single" w:sz="2" w:space="0" w:color="BFC7D5"/>
+              <w:right w:val="single" w:sz="6" w:space="0" w:color="BFC7D5"/>
+            </w:tcBorders>
             <w:vAlign w:val="center"/>
           </w:tcPr>
           <w:p>
@@ -5840,8 +6840,12 @@
         <w:trPr/>
         <w:tc>
           <w:tcPr>
-            <w:tcW w:w="1167" w:type="dxa"/>
-            <w:tcBorders/>
+            <w:tcW w:w="1200" w:type="dxa"/>
+            <w:tcBorders>
+              <w:left w:val="single" w:sz="6" w:space="0" w:color="BFC7D5"/>
+              <w:bottom w:val="single" w:sz="6" w:space="0" w:color="BFC7D5"/>
+              <w:right w:val="single" w:sz="6" w:space="0" w:color="BFC7D5"/>
+            </w:tcBorders>
             <w:vAlign w:val="center"/>
           </w:tcPr>
           <w:p>
@@ -5860,8 +6864,12 @@
         </w:tc>
         <w:tc>
           <w:tcPr>
-            <w:tcW w:w="2244" w:type="dxa"/>
-            <w:tcBorders/>
+            <w:tcW w:w="2279" w:type="dxa"/>
+            <w:tcBorders>
+              <w:left w:val="single" w:sz="2" w:space="0" w:color="BFC7D5"/>
+              <w:bottom w:val="single" w:sz="6" w:space="0" w:color="BFC7D5"/>
+              <w:right w:val="single" w:sz="6" w:space="0" w:color="BFC7D5"/>
+            </w:tcBorders>
             <w:vAlign w:val="center"/>
           </w:tcPr>
           <w:p>
@@ -5880,8 +6888,12 @@
         </w:tc>
         <w:tc>
           <w:tcPr>
-            <w:tcW w:w="1722" w:type="dxa"/>
-            <w:tcBorders/>
+            <w:tcW w:w="1728" w:type="dxa"/>
+            <w:tcBorders>
+              <w:left w:val="single" w:sz="2" w:space="0" w:color="BFC7D5"/>
+              <w:bottom w:val="single" w:sz="6" w:space="0" w:color="BFC7D5"/>
+              <w:right w:val="single" w:sz="6" w:space="0" w:color="BFC7D5"/>
+            </w:tcBorders>
             <w:vAlign w:val="center"/>
           </w:tcPr>
           <w:p>
@@ -5990,21 +7002,21 @@
     </w:p>
     <w:tbl>
       <w:tblPr>
-        <w:tblW w:w="5133" w:type="dxa"/>
+        <w:tblW w:w="5000" w:type="pct"/>
         <w:jc w:val="left"/>
-        <w:tblInd w:w="0" w:type="dxa"/>
+        <w:tblInd w:w="-7" w:type="dxa"/>
         <w:tblLayout w:type="fixed"/>
         <w:tblCellMar>
-          <w:top w:w="28" w:type="dxa"/>
-          <w:left w:w="28" w:type="dxa"/>
-          <w:bottom w:w="28" w:type="dxa"/>
-          <w:right w:w="28" w:type="dxa"/>
+          <w:top w:w="60" w:type="dxa"/>
+          <w:left w:w="60" w:type="dxa"/>
+          <w:bottom w:w="60" w:type="dxa"/>
+          <w:right w:w="60" w:type="dxa"/>
         </w:tblCellMar>
       </w:tblPr>
       <w:tblGrid>
-        <w:gridCol w:w="1804"/>
-        <w:gridCol w:w="1932"/>
-        <w:gridCol w:w="1397"/>
+        <w:gridCol w:w="1837"/>
+        <w:gridCol w:w="1967"/>
+        <w:gridCol w:w="1403"/>
       </w:tblGrid>
       <w:tr>
         <w:trPr>
@@ -6012,66 +7024,90 @@
         </w:trPr>
         <w:tc>
           <w:tcPr>
-            <w:tcW w:w="1804" w:type="dxa"/>
-            <w:tcBorders/>
+            <w:tcW w:w="1837" w:type="dxa"/>
+            <w:tcBorders>
+              <w:top w:val="single" w:sz="6" w:space="0" w:color="BFC7D5"/>
+              <w:left w:val="single" w:sz="6" w:space="0" w:color="BFC7D5"/>
+              <w:bottom w:val="single" w:sz="2" w:space="0" w:color="BFC7D5"/>
+              <w:right w:val="single" w:sz="6" w:space="0" w:color="BFC7D5"/>
+            </w:tcBorders>
+            <w:shd w:fill="1F3A5F" w:val="clear"/>
             <w:vAlign w:val="center"/>
           </w:tcPr>
           <w:p>
             <w:pPr>
               <w:pStyle w:val="TableHeading"/>
-              <w:suppressLineNumbers/>
-              <w:shd w:fill="1F3A5F" w:val="clear"/>
-              <w:bidi w:val="0"/>
-              <w:spacing w:before="0" w:after="283"/>
-              <w:jc w:val="center"/>
-              <w:rPr/>
-            </w:pPr>
-            <w:r>
-              <w:rPr/>
+              <w:bidi w:val="0"/>
+              <w:spacing w:before="0" w:after="283"/>
+              <w:jc w:val="left"/>
+              <w:rPr>
+                <w:color w:val="FFFFFF"/>
+              </w:rPr>
+            </w:pPr>
+            <w:r>
+              <w:rPr>
+                <w:color w:val="FFFFFF"/>
+              </w:rPr>
               <w:t>Record</w:t>
             </w:r>
           </w:p>
         </w:tc>
         <w:tc>
           <w:tcPr>
-            <w:tcW w:w="1932" w:type="dxa"/>
-            <w:tcBorders/>
+            <w:tcW w:w="1967" w:type="dxa"/>
+            <w:tcBorders>
+              <w:top w:val="single" w:sz="6" w:space="0" w:color="BFC7D5"/>
+              <w:left w:val="single" w:sz="2" w:space="0" w:color="BFC7D5"/>
+              <w:bottom w:val="single" w:sz="2" w:space="0" w:color="BFC7D5"/>
+              <w:right w:val="single" w:sz="6" w:space="0" w:color="BFC7D5"/>
+            </w:tcBorders>
+            <w:shd w:fill="1F3A5F" w:val="clear"/>
             <w:vAlign w:val="center"/>
           </w:tcPr>
           <w:p>
             <w:pPr>
               <w:pStyle w:val="TableHeading"/>
-              <w:suppressLineNumbers/>
-              <w:shd w:fill="1F3A5F" w:val="clear"/>
-              <w:bidi w:val="0"/>
-              <w:spacing w:before="0" w:after="283"/>
-              <w:jc w:val="center"/>
-              <w:rPr/>
-            </w:pPr>
-            <w:r>
-              <w:rPr/>
+              <w:bidi w:val="0"/>
+              <w:spacing w:before="0" w:after="283"/>
+              <w:jc w:val="left"/>
+              <w:rPr>
+                <w:color w:val="FFFFFF"/>
+              </w:rPr>
+            </w:pPr>
+            <w:r>
+              <w:rPr>
+                <w:color w:val="FFFFFF"/>
+              </w:rPr>
               <w:t>Location</w:t>
             </w:r>
           </w:p>
         </w:tc>
         <w:tc>
           <w:tcPr>
-            <w:tcW w:w="1397" w:type="dxa"/>
-            <w:tcBorders/>
+            <w:tcW w:w="1403" w:type="dxa"/>
+            <w:tcBorders>
+              <w:top w:val="single" w:sz="6" w:space="0" w:color="BFC7D5"/>
+              <w:left w:val="single" w:sz="2" w:space="0" w:color="BFC7D5"/>
+              <w:bottom w:val="single" w:sz="2" w:space="0" w:color="BFC7D5"/>
+              <w:right w:val="single" w:sz="6" w:space="0" w:color="BFC7D5"/>
+            </w:tcBorders>
+            <w:shd w:fill="1F3A5F" w:val="clear"/>
             <w:vAlign w:val="center"/>
           </w:tcPr>
           <w:p>
             <w:pPr>
               <w:pStyle w:val="TableHeading"/>
-              <w:suppressLineNumbers/>
-              <w:shd w:fill="1F3A5F" w:val="clear"/>
-              <w:bidi w:val="0"/>
-              <w:spacing w:before="0" w:after="283"/>
-              <w:jc w:val="center"/>
-              <w:rPr/>
-            </w:pPr>
-            <w:r>
-              <w:rPr/>
+              <w:bidi w:val="0"/>
+              <w:spacing w:before="0" w:after="283"/>
+              <w:jc w:val="left"/>
+              <w:rPr>
+                <w:color w:val="FFFFFF"/>
+              </w:rPr>
+            </w:pPr>
+            <w:r>
+              <w:rPr>
+                <w:color w:val="FFFFFF"/>
+              </w:rPr>
               <w:t>Retention</w:t>
             </w:r>
           </w:p>
@@ -6081,8 +7117,12 @@
         <w:trPr/>
         <w:tc>
           <w:tcPr>
-            <w:tcW w:w="1804" w:type="dxa"/>
-            <w:tcBorders/>
+            <w:tcW w:w="1837" w:type="dxa"/>
+            <w:tcBorders>
+              <w:left w:val="single" w:sz="6" w:space="0" w:color="BFC7D5"/>
+              <w:bottom w:val="single" w:sz="2" w:space="0" w:color="BFC7D5"/>
+              <w:right w:val="single" w:sz="6" w:space="0" w:color="BFC7D5"/>
+            </w:tcBorders>
             <w:vAlign w:val="center"/>
           </w:tcPr>
           <w:p>
@@ -6101,8 +7141,12 @@
         </w:tc>
         <w:tc>
           <w:tcPr>
-            <w:tcW w:w="1932" w:type="dxa"/>
-            <w:tcBorders/>
+            <w:tcW w:w="1967" w:type="dxa"/>
+            <w:tcBorders>
+              <w:left w:val="single" w:sz="2" w:space="0" w:color="BFC7D5"/>
+              <w:bottom w:val="single" w:sz="2" w:space="0" w:color="BFC7D5"/>
+              <w:right w:val="single" w:sz="6" w:space="0" w:color="BFC7D5"/>
+            </w:tcBorders>
             <w:vAlign w:val="center"/>
           </w:tcPr>
           <w:p>
@@ -6123,8 +7167,12 @@
         </w:tc>
         <w:tc>
           <w:tcPr>
-            <w:tcW w:w="1397" w:type="dxa"/>
-            <w:tcBorders/>
+            <w:tcW w:w="1403" w:type="dxa"/>
+            <w:tcBorders>
+              <w:left w:val="single" w:sz="2" w:space="0" w:color="BFC7D5"/>
+              <w:bottom w:val="single" w:sz="2" w:space="0" w:color="BFC7D5"/>
+              <w:right w:val="single" w:sz="6" w:space="0" w:color="BFC7D5"/>
+            </w:tcBorders>
             <w:vAlign w:val="center"/>
           </w:tcPr>
           <w:p>
@@ -6146,8 +7194,12 @@
         <w:trPr/>
         <w:tc>
           <w:tcPr>
-            <w:tcW w:w="1804" w:type="dxa"/>
-            <w:tcBorders/>
+            <w:tcW w:w="1837" w:type="dxa"/>
+            <w:tcBorders>
+              <w:left w:val="single" w:sz="6" w:space="0" w:color="BFC7D5"/>
+              <w:bottom w:val="single" w:sz="2" w:space="0" w:color="BFC7D5"/>
+              <w:right w:val="single" w:sz="6" w:space="0" w:color="BFC7D5"/>
+            </w:tcBorders>
             <w:vAlign w:val="center"/>
           </w:tcPr>
           <w:p>
@@ -6166,8 +7218,12 @@
         </w:tc>
         <w:tc>
           <w:tcPr>
-            <w:tcW w:w="1932" w:type="dxa"/>
-            <w:tcBorders/>
+            <w:tcW w:w="1967" w:type="dxa"/>
+            <w:tcBorders>
+              <w:left w:val="single" w:sz="2" w:space="0" w:color="BFC7D5"/>
+              <w:bottom w:val="single" w:sz="2" w:space="0" w:color="BFC7D5"/>
+              <w:right w:val="single" w:sz="6" w:space="0" w:color="BFC7D5"/>
+            </w:tcBorders>
             <w:vAlign w:val="center"/>
           </w:tcPr>
           <w:p>
@@ -6192,8 +7248,12 @@
         </w:tc>
         <w:tc>
           <w:tcPr>
-            <w:tcW w:w="1397" w:type="dxa"/>
-            <w:tcBorders/>
+            <w:tcW w:w="1403" w:type="dxa"/>
+            <w:tcBorders>
+              <w:left w:val="single" w:sz="2" w:space="0" w:color="BFC7D5"/>
+              <w:bottom w:val="single" w:sz="2" w:space="0" w:color="BFC7D5"/>
+              <w:right w:val="single" w:sz="6" w:space="0" w:color="BFC7D5"/>
+            </w:tcBorders>
             <w:vAlign w:val="center"/>
           </w:tcPr>
           <w:p>
@@ -6215,8 +7275,12 @@
         <w:trPr/>
         <w:tc>
           <w:tcPr>
-            <w:tcW w:w="1804" w:type="dxa"/>
-            <w:tcBorders/>
+            <w:tcW w:w="1837" w:type="dxa"/>
+            <w:tcBorders>
+              <w:left w:val="single" w:sz="6" w:space="0" w:color="BFC7D5"/>
+              <w:bottom w:val="single" w:sz="2" w:space="0" w:color="BFC7D5"/>
+              <w:right w:val="single" w:sz="6" w:space="0" w:color="BFC7D5"/>
+            </w:tcBorders>
             <w:vAlign w:val="center"/>
           </w:tcPr>
           <w:p>
@@ -6235,8 +7299,12 @@
         </w:tc>
         <w:tc>
           <w:tcPr>
-            <w:tcW w:w="1932" w:type="dxa"/>
-            <w:tcBorders/>
+            <w:tcW w:w="1967" w:type="dxa"/>
+            <w:tcBorders>
+              <w:left w:val="single" w:sz="2" w:space="0" w:color="BFC7D5"/>
+              <w:bottom w:val="single" w:sz="2" w:space="0" w:color="BFC7D5"/>
+              <w:right w:val="single" w:sz="6" w:space="0" w:color="BFC7D5"/>
+            </w:tcBorders>
             <w:vAlign w:val="center"/>
           </w:tcPr>
           <w:p>
@@ -6255,8 +7323,12 @@
         </w:tc>
         <w:tc>
           <w:tcPr>
-            <w:tcW w:w="1397" w:type="dxa"/>
-            <w:tcBorders/>
+            <w:tcW w:w="1403" w:type="dxa"/>
+            <w:tcBorders>
+              <w:left w:val="single" w:sz="2" w:space="0" w:color="BFC7D5"/>
+              <w:bottom w:val="single" w:sz="2" w:space="0" w:color="BFC7D5"/>
+              <w:right w:val="single" w:sz="6" w:space="0" w:color="BFC7D5"/>
+            </w:tcBorders>
             <w:vAlign w:val="center"/>
           </w:tcPr>
           <w:p>
@@ -6278,8 +7350,12 @@
         <w:trPr/>
         <w:tc>
           <w:tcPr>
-            <w:tcW w:w="1804" w:type="dxa"/>
-            <w:tcBorders/>
+            <w:tcW w:w="1837" w:type="dxa"/>
+            <w:tcBorders>
+              <w:left w:val="single" w:sz="6" w:space="0" w:color="BFC7D5"/>
+              <w:bottom w:val="single" w:sz="2" w:space="0" w:color="BFC7D5"/>
+              <w:right w:val="single" w:sz="6" w:space="0" w:color="BFC7D5"/>
+            </w:tcBorders>
             <w:vAlign w:val="center"/>
           </w:tcPr>
           <w:p>
@@ -6298,8 +7374,12 @@
         </w:tc>
         <w:tc>
           <w:tcPr>
-            <w:tcW w:w="1932" w:type="dxa"/>
-            <w:tcBorders/>
+            <w:tcW w:w="1967" w:type="dxa"/>
+            <w:tcBorders>
+              <w:left w:val="single" w:sz="2" w:space="0" w:color="BFC7D5"/>
+              <w:bottom w:val="single" w:sz="2" w:space="0" w:color="BFC7D5"/>
+              <w:right w:val="single" w:sz="6" w:space="0" w:color="BFC7D5"/>
+            </w:tcBorders>
             <w:vAlign w:val="center"/>
           </w:tcPr>
           <w:p>
@@ -6318,8 +7398,12 @@
         </w:tc>
         <w:tc>
           <w:tcPr>
-            <w:tcW w:w="1397" w:type="dxa"/>
-            <w:tcBorders/>
+            <w:tcW w:w="1403" w:type="dxa"/>
+            <w:tcBorders>
+              <w:left w:val="single" w:sz="2" w:space="0" w:color="BFC7D5"/>
+              <w:bottom w:val="single" w:sz="2" w:space="0" w:color="BFC7D5"/>
+              <w:right w:val="single" w:sz="6" w:space="0" w:color="BFC7D5"/>
+            </w:tcBorders>
             <w:vAlign w:val="center"/>
           </w:tcPr>
           <w:p>
@@ -6341,8 +7425,12 @@
         <w:trPr/>
         <w:tc>
           <w:tcPr>
-            <w:tcW w:w="1804" w:type="dxa"/>
-            <w:tcBorders/>
+            <w:tcW w:w="1837" w:type="dxa"/>
+            <w:tcBorders>
+              <w:left w:val="single" w:sz="6" w:space="0" w:color="BFC7D5"/>
+              <w:bottom w:val="single" w:sz="2" w:space="0" w:color="BFC7D5"/>
+              <w:right w:val="single" w:sz="6" w:space="0" w:color="BFC7D5"/>
+            </w:tcBorders>
             <w:vAlign w:val="center"/>
           </w:tcPr>
           <w:p>
@@ -6361,8 +7449,12 @@
         </w:tc>
         <w:tc>
           <w:tcPr>
-            <w:tcW w:w="1932" w:type="dxa"/>
-            <w:tcBorders/>
+            <w:tcW w:w="1967" w:type="dxa"/>
+            <w:tcBorders>
+              <w:left w:val="single" w:sz="2" w:space="0" w:color="BFC7D5"/>
+              <w:bottom w:val="single" w:sz="2" w:space="0" w:color="BFC7D5"/>
+              <w:right w:val="single" w:sz="6" w:space="0" w:color="BFC7D5"/>
+            </w:tcBorders>
             <w:vAlign w:val="center"/>
           </w:tcPr>
           <w:p>
@@ -6393,8 +7485,12 @@
         </w:tc>
         <w:tc>
           <w:tcPr>
-            <w:tcW w:w="1397" w:type="dxa"/>
-            <w:tcBorders/>
+            <w:tcW w:w="1403" w:type="dxa"/>
+            <w:tcBorders>
+              <w:left w:val="single" w:sz="2" w:space="0" w:color="BFC7D5"/>
+              <w:bottom w:val="single" w:sz="2" w:space="0" w:color="BFC7D5"/>
+              <w:right w:val="single" w:sz="6" w:space="0" w:color="BFC7D5"/>
+            </w:tcBorders>
             <w:vAlign w:val="center"/>
           </w:tcPr>
           <w:p>
@@ -6416,8 +7512,12 @@
         <w:trPr/>
         <w:tc>
           <w:tcPr>
-            <w:tcW w:w="1804" w:type="dxa"/>
-            <w:tcBorders/>
+            <w:tcW w:w="1837" w:type="dxa"/>
+            <w:tcBorders>
+              <w:left w:val="single" w:sz="6" w:space="0" w:color="BFC7D5"/>
+              <w:bottom w:val="single" w:sz="2" w:space="0" w:color="BFC7D5"/>
+              <w:right w:val="single" w:sz="6" w:space="0" w:color="BFC7D5"/>
+            </w:tcBorders>
             <w:vAlign w:val="center"/>
           </w:tcPr>
           <w:p>
@@ -6436,8 +7536,12 @@
         </w:tc>
         <w:tc>
           <w:tcPr>
-            <w:tcW w:w="1932" w:type="dxa"/>
-            <w:tcBorders/>
+            <w:tcW w:w="1967" w:type="dxa"/>
+            <w:tcBorders>
+              <w:left w:val="single" w:sz="2" w:space="0" w:color="BFC7D5"/>
+              <w:bottom w:val="single" w:sz="2" w:space="0" w:color="BFC7D5"/>
+              <w:right w:val="single" w:sz="6" w:space="0" w:color="BFC7D5"/>
+            </w:tcBorders>
             <w:vAlign w:val="center"/>
           </w:tcPr>
           <w:p>
@@ -6478,8 +7582,12 @@
         </w:tc>
         <w:tc>
           <w:tcPr>
-            <w:tcW w:w="1397" w:type="dxa"/>
-            <w:tcBorders/>
+            <w:tcW w:w="1403" w:type="dxa"/>
+            <w:tcBorders>
+              <w:left w:val="single" w:sz="2" w:space="0" w:color="BFC7D5"/>
+              <w:bottom w:val="single" w:sz="2" w:space="0" w:color="BFC7D5"/>
+              <w:right w:val="single" w:sz="6" w:space="0" w:color="BFC7D5"/>
+            </w:tcBorders>
             <w:vAlign w:val="center"/>
           </w:tcPr>
           <w:p>
@@ -6501,8 +7609,12 @@
         <w:trPr/>
         <w:tc>
           <w:tcPr>
-            <w:tcW w:w="1804" w:type="dxa"/>
-            <w:tcBorders/>
+            <w:tcW w:w="1837" w:type="dxa"/>
+            <w:tcBorders>
+              <w:left w:val="single" w:sz="6" w:space="0" w:color="BFC7D5"/>
+              <w:bottom w:val="single" w:sz="2" w:space="0" w:color="BFC7D5"/>
+              <w:right w:val="single" w:sz="6" w:space="0" w:color="BFC7D5"/>
+            </w:tcBorders>
             <w:vAlign w:val="center"/>
           </w:tcPr>
           <w:p>
@@ -6521,8 +7633,12 @@
         </w:tc>
         <w:tc>
           <w:tcPr>
-            <w:tcW w:w="1932" w:type="dxa"/>
-            <w:tcBorders/>
+            <w:tcW w:w="1967" w:type="dxa"/>
+            <w:tcBorders>
+              <w:left w:val="single" w:sz="2" w:space="0" w:color="BFC7D5"/>
+              <w:bottom w:val="single" w:sz="2" w:space="0" w:color="BFC7D5"/>
+              <w:right w:val="single" w:sz="6" w:space="0" w:color="BFC7D5"/>
+            </w:tcBorders>
             <w:vAlign w:val="center"/>
           </w:tcPr>
           <w:p>
@@ -6561,8 +7677,12 @@
         </w:tc>
         <w:tc>
           <w:tcPr>
-            <w:tcW w:w="1397" w:type="dxa"/>
-            <w:tcBorders/>
+            <w:tcW w:w="1403" w:type="dxa"/>
+            <w:tcBorders>
+              <w:left w:val="single" w:sz="2" w:space="0" w:color="BFC7D5"/>
+              <w:bottom w:val="single" w:sz="2" w:space="0" w:color="BFC7D5"/>
+              <w:right w:val="single" w:sz="6" w:space="0" w:color="BFC7D5"/>
+            </w:tcBorders>
             <w:vAlign w:val="center"/>
           </w:tcPr>
           <w:p>
@@ -6584,8 +7704,12 @@
         <w:trPr/>
         <w:tc>
           <w:tcPr>
-            <w:tcW w:w="1804" w:type="dxa"/>
-            <w:tcBorders/>
+            <w:tcW w:w="1837" w:type="dxa"/>
+            <w:tcBorders>
+              <w:left w:val="single" w:sz="6" w:space="0" w:color="BFC7D5"/>
+              <w:bottom w:val="single" w:sz="2" w:space="0" w:color="BFC7D5"/>
+              <w:right w:val="single" w:sz="6" w:space="0" w:color="BFC7D5"/>
+            </w:tcBorders>
             <w:vAlign w:val="center"/>
           </w:tcPr>
           <w:p>
@@ -6604,8 +7728,12 @@
         </w:tc>
         <w:tc>
           <w:tcPr>
-            <w:tcW w:w="1932" w:type="dxa"/>
-            <w:tcBorders/>
+            <w:tcW w:w="1967" w:type="dxa"/>
+            <w:tcBorders>
+              <w:left w:val="single" w:sz="2" w:space="0" w:color="BFC7D5"/>
+              <w:bottom w:val="single" w:sz="2" w:space="0" w:color="BFC7D5"/>
+              <w:right w:val="single" w:sz="6" w:space="0" w:color="BFC7D5"/>
+            </w:tcBorders>
             <w:vAlign w:val="center"/>
           </w:tcPr>
           <w:p>
@@ -6624,8 +7752,12 @@
         </w:tc>
         <w:tc>
           <w:tcPr>
-            <w:tcW w:w="1397" w:type="dxa"/>
-            <w:tcBorders/>
+            <w:tcW w:w="1403" w:type="dxa"/>
+            <w:tcBorders>
+              <w:left w:val="single" w:sz="2" w:space="0" w:color="BFC7D5"/>
+              <w:bottom w:val="single" w:sz="2" w:space="0" w:color="BFC7D5"/>
+              <w:right w:val="single" w:sz="6" w:space="0" w:color="BFC7D5"/>
+            </w:tcBorders>
             <w:vAlign w:val="center"/>
           </w:tcPr>
           <w:p>
@@ -6647,8 +7779,12 @@
         <w:trPr/>
         <w:tc>
           <w:tcPr>
-            <w:tcW w:w="1804" w:type="dxa"/>
-            <w:tcBorders/>
+            <w:tcW w:w="1837" w:type="dxa"/>
+            <w:tcBorders>
+              <w:left w:val="single" w:sz="6" w:space="0" w:color="BFC7D5"/>
+              <w:bottom w:val="single" w:sz="2" w:space="0" w:color="BFC7D5"/>
+              <w:right w:val="single" w:sz="6" w:space="0" w:color="BFC7D5"/>
+            </w:tcBorders>
             <w:vAlign w:val="center"/>
           </w:tcPr>
           <w:p>
@@ -6667,8 +7803,12 @@
         </w:tc>
         <w:tc>
           <w:tcPr>
-            <w:tcW w:w="1932" w:type="dxa"/>
-            <w:tcBorders/>
+            <w:tcW w:w="1967" w:type="dxa"/>
+            <w:tcBorders>
+              <w:left w:val="single" w:sz="2" w:space="0" w:color="BFC7D5"/>
+              <w:bottom w:val="single" w:sz="2" w:space="0" w:color="BFC7D5"/>
+              <w:right w:val="single" w:sz="6" w:space="0" w:color="BFC7D5"/>
+            </w:tcBorders>
             <w:vAlign w:val="center"/>
           </w:tcPr>
           <w:p>
@@ -6689,8 +7829,12 @@
         </w:tc>
         <w:tc>
           <w:tcPr>
-            <w:tcW w:w="1397" w:type="dxa"/>
-            <w:tcBorders/>
+            <w:tcW w:w="1403" w:type="dxa"/>
+            <w:tcBorders>
+              <w:left w:val="single" w:sz="2" w:space="0" w:color="BFC7D5"/>
+              <w:bottom w:val="single" w:sz="2" w:space="0" w:color="BFC7D5"/>
+              <w:right w:val="single" w:sz="6" w:space="0" w:color="BFC7D5"/>
+            </w:tcBorders>
             <w:vAlign w:val="center"/>
           </w:tcPr>
           <w:p>
@@ -6712,8 +7856,12 @@
         <w:trPr/>
         <w:tc>
           <w:tcPr>
-            <w:tcW w:w="1804" w:type="dxa"/>
-            <w:tcBorders/>
+            <w:tcW w:w="1837" w:type="dxa"/>
+            <w:tcBorders>
+              <w:left w:val="single" w:sz="6" w:space="0" w:color="BFC7D5"/>
+              <w:bottom w:val="single" w:sz="6" w:space="0" w:color="BFC7D5"/>
+              <w:right w:val="single" w:sz="6" w:space="0" w:color="BFC7D5"/>
+            </w:tcBorders>
             <w:vAlign w:val="center"/>
           </w:tcPr>
           <w:p>
@@ -6732,8 +7880,12 @@
         </w:tc>
         <w:tc>
           <w:tcPr>
-            <w:tcW w:w="1932" w:type="dxa"/>
-            <w:tcBorders/>
+            <w:tcW w:w="1967" w:type="dxa"/>
+            <w:tcBorders>
+              <w:left w:val="single" w:sz="2" w:space="0" w:color="BFC7D5"/>
+              <w:bottom w:val="single" w:sz="6" w:space="0" w:color="BFC7D5"/>
+              <w:right w:val="single" w:sz="6" w:space="0" w:color="BFC7D5"/>
+            </w:tcBorders>
             <w:vAlign w:val="center"/>
           </w:tcPr>
           <w:p>
@@ -6762,8 +7914,12 @@
         </w:tc>
         <w:tc>
           <w:tcPr>
-            <w:tcW w:w="1397" w:type="dxa"/>
-            <w:tcBorders/>
+            <w:tcW w:w="1403" w:type="dxa"/>
+            <w:tcBorders>
+              <w:left w:val="single" w:sz="2" w:space="0" w:color="BFC7D5"/>
+              <w:bottom w:val="single" w:sz="6" w:space="0" w:color="BFC7D5"/>
+              <w:right w:val="single" w:sz="6" w:space="0" w:color="BFC7D5"/>
+            </w:tcBorders>
             <w:vAlign w:val="center"/>
           </w:tcPr>
           <w:p>
@@ -6830,20 +7986,20 @@
     </w:p>
     <w:tbl>
       <w:tblPr>
-        <w:tblW w:w="5133" w:type="dxa"/>
+        <w:tblW w:w="5000" w:type="pct"/>
         <w:jc w:val="left"/>
-        <w:tblInd w:w="0" w:type="dxa"/>
+        <w:tblInd w:w="-7" w:type="dxa"/>
         <w:tblLayout w:type="fixed"/>
         <w:tblCellMar>
-          <w:top w:w="28" w:type="dxa"/>
-          <w:left w:w="28" w:type="dxa"/>
-          <w:bottom w:w="28" w:type="dxa"/>
-          <w:right w:w="28" w:type="dxa"/>
+          <w:top w:w="60" w:type="dxa"/>
+          <w:left w:w="60" w:type="dxa"/>
+          <w:bottom w:w="60" w:type="dxa"/>
+          <w:right w:w="60" w:type="dxa"/>
         </w:tblCellMar>
       </w:tblPr>
       <w:tblGrid>
-        <w:gridCol w:w="1807"/>
-        <w:gridCol w:w="3326"/>
+        <w:gridCol w:w="1846"/>
+        <w:gridCol w:w="3361"/>
       </w:tblGrid>
       <w:tr>
         <w:trPr>
@@ -6851,44 +8007,60 @@
         </w:trPr>
         <w:tc>
           <w:tcPr>
-            <w:tcW w:w="1807" w:type="dxa"/>
-            <w:tcBorders/>
+            <w:tcW w:w="1846" w:type="dxa"/>
+            <w:tcBorders>
+              <w:top w:val="single" w:sz="6" w:space="0" w:color="BFC7D5"/>
+              <w:left w:val="single" w:sz="6" w:space="0" w:color="BFC7D5"/>
+              <w:bottom w:val="single" w:sz="2" w:space="0" w:color="BFC7D5"/>
+              <w:right w:val="single" w:sz="6" w:space="0" w:color="BFC7D5"/>
+            </w:tcBorders>
+            <w:shd w:fill="1F3A5F" w:val="clear"/>
             <w:vAlign w:val="center"/>
           </w:tcPr>
           <w:p>
             <w:pPr>
               <w:pStyle w:val="TableHeading"/>
-              <w:suppressLineNumbers/>
-              <w:shd w:fill="1F3A5F" w:val="clear"/>
-              <w:bidi w:val="0"/>
-              <w:spacing w:before="0" w:after="283"/>
-              <w:jc w:val="center"/>
-              <w:rPr/>
-            </w:pPr>
-            <w:r>
-              <w:rPr/>
+              <w:bidi w:val="0"/>
+              <w:spacing w:before="0" w:after="283"/>
+              <w:jc w:val="left"/>
+              <w:rPr>
+                <w:color w:val="FFFFFF"/>
+              </w:rPr>
+            </w:pPr>
+            <w:r>
+              <w:rPr>
+                <w:color w:val="FFFFFF"/>
+              </w:rPr>
               <w:t>Control</w:t>
             </w:r>
           </w:p>
         </w:tc>
         <w:tc>
           <w:tcPr>
-            <w:tcW w:w="3326" w:type="dxa"/>
-            <w:tcBorders/>
+            <w:tcW w:w="3361" w:type="dxa"/>
+            <w:tcBorders>
+              <w:top w:val="single" w:sz="6" w:space="0" w:color="BFC7D5"/>
+              <w:left w:val="single" w:sz="2" w:space="0" w:color="BFC7D5"/>
+              <w:bottom w:val="single" w:sz="2" w:space="0" w:color="BFC7D5"/>
+              <w:right w:val="single" w:sz="6" w:space="0" w:color="BFC7D5"/>
+            </w:tcBorders>
+            <w:shd w:fill="1F3A5F" w:val="clear"/>
             <w:vAlign w:val="center"/>
           </w:tcPr>
           <w:p>
             <w:pPr>
               <w:pStyle w:val="TableHeading"/>
-              <w:suppressLineNumbers/>
-              <w:shd w:fill="1F3A5F" w:val="clear"/>
-              <w:bidi w:val="0"/>
-              <w:spacing w:before="0" w:after="283"/>
-              <w:jc w:val="center"/>
-              <w:rPr/>
-            </w:pPr>
-            <w:r>
-              <w:rPr/>
+              <w:bidi w:val="0"/>
+              <w:spacing w:before="0" w:after="283"/>
+              <w:jc w:val="left"/>
+              <w:rPr>
+                <w:color w:val="FFFFFF"/>
+              </w:rPr>
+            </w:pPr>
+            <w:r>
+              <w:rPr>
+                <w:color w:val="FFFFFF"/>
+              </w:rPr>
               <w:t>Evidence</w:t>
             </w:r>
           </w:p>
@@ -6898,8 +8070,12 @@
         <w:trPr/>
         <w:tc>
           <w:tcPr>
-            <w:tcW w:w="1807" w:type="dxa"/>
-            <w:tcBorders/>
+            <w:tcW w:w="1846" w:type="dxa"/>
+            <w:tcBorders>
+              <w:left w:val="single" w:sz="6" w:space="0" w:color="BFC7D5"/>
+              <w:bottom w:val="single" w:sz="2" w:space="0" w:color="BFC7D5"/>
+              <w:right w:val="single" w:sz="6" w:space="0" w:color="BFC7D5"/>
+            </w:tcBorders>
             <w:vAlign w:val="center"/>
           </w:tcPr>
           <w:p>
@@ -6918,8 +8094,12 @@
         </w:tc>
         <w:tc>
           <w:tcPr>
-            <w:tcW w:w="3326" w:type="dxa"/>
-            <w:tcBorders/>
+            <w:tcW w:w="3361" w:type="dxa"/>
+            <w:tcBorders>
+              <w:left w:val="single" w:sz="2" w:space="0" w:color="BFC7D5"/>
+              <w:bottom w:val="single" w:sz="2" w:space="0" w:color="BFC7D5"/>
+              <w:right w:val="single" w:sz="6" w:space="0" w:color="BFC7D5"/>
+            </w:tcBorders>
             <w:vAlign w:val="center"/>
           </w:tcPr>
           <w:p>
@@ -6961,8 +8141,12 @@
         <w:trPr/>
         <w:tc>
           <w:tcPr>
-            <w:tcW w:w="1807" w:type="dxa"/>
-            <w:tcBorders/>
+            <w:tcW w:w="1846" w:type="dxa"/>
+            <w:tcBorders>
+              <w:left w:val="single" w:sz="6" w:space="0" w:color="BFC7D5"/>
+              <w:bottom w:val="single" w:sz="2" w:space="0" w:color="BFC7D5"/>
+              <w:right w:val="single" w:sz="6" w:space="0" w:color="BFC7D5"/>
+            </w:tcBorders>
             <w:vAlign w:val="center"/>
           </w:tcPr>
           <w:p>
@@ -6981,8 +8165,12 @@
         </w:tc>
         <w:tc>
           <w:tcPr>
-            <w:tcW w:w="3326" w:type="dxa"/>
-            <w:tcBorders/>
+            <w:tcW w:w="3361" w:type="dxa"/>
+            <w:tcBorders>
+              <w:left w:val="single" w:sz="2" w:space="0" w:color="BFC7D5"/>
+              <w:bottom w:val="single" w:sz="2" w:space="0" w:color="BFC7D5"/>
+              <w:right w:val="single" w:sz="6" w:space="0" w:color="BFC7D5"/>
+            </w:tcBorders>
             <w:vAlign w:val="center"/>
           </w:tcPr>
           <w:p>
@@ -7024,8 +8212,12 @@
         <w:trPr/>
         <w:tc>
           <w:tcPr>
-            <w:tcW w:w="1807" w:type="dxa"/>
-            <w:tcBorders/>
+            <w:tcW w:w="1846" w:type="dxa"/>
+            <w:tcBorders>
+              <w:left w:val="single" w:sz="6" w:space="0" w:color="BFC7D5"/>
+              <w:bottom w:val="single" w:sz="2" w:space="0" w:color="BFC7D5"/>
+              <w:right w:val="single" w:sz="6" w:space="0" w:color="BFC7D5"/>
+            </w:tcBorders>
             <w:vAlign w:val="center"/>
           </w:tcPr>
           <w:p>
@@ -7044,8 +8236,12 @@
         </w:tc>
         <w:tc>
           <w:tcPr>
-            <w:tcW w:w="3326" w:type="dxa"/>
-            <w:tcBorders/>
+            <w:tcW w:w="3361" w:type="dxa"/>
+            <w:tcBorders>
+              <w:left w:val="single" w:sz="2" w:space="0" w:color="BFC7D5"/>
+              <w:bottom w:val="single" w:sz="2" w:space="0" w:color="BFC7D5"/>
+              <w:right w:val="single" w:sz="6" w:space="0" w:color="BFC7D5"/>
+            </w:tcBorders>
             <w:vAlign w:val="center"/>
           </w:tcPr>
           <w:p>
@@ -7064,7 +8260,7 @@
               <w:rPr>
                 <w:rStyle w:val="SourceText"/>
               </w:rPr>
-              <w:t>eval/run_eval.py:281</w:t>
+              <w:t>eval/run_eval.py:309</w:t>
             </w:r>
           </w:p>
         </w:tc>
@@ -7073,8 +8269,12 @@
         <w:trPr/>
         <w:tc>
           <w:tcPr>
-            <w:tcW w:w="1807" w:type="dxa"/>
-            <w:tcBorders/>
+            <w:tcW w:w="1846" w:type="dxa"/>
+            <w:tcBorders>
+              <w:left w:val="single" w:sz="6" w:space="0" w:color="BFC7D5"/>
+              <w:bottom w:val="single" w:sz="2" w:space="0" w:color="BFC7D5"/>
+              <w:right w:val="single" w:sz="6" w:space="0" w:color="BFC7D5"/>
+            </w:tcBorders>
             <w:vAlign w:val="center"/>
           </w:tcPr>
           <w:p>
@@ -7093,8 +8293,12 @@
         </w:tc>
         <w:tc>
           <w:tcPr>
-            <w:tcW w:w="3326" w:type="dxa"/>
-            <w:tcBorders/>
+            <w:tcW w:w="3361" w:type="dxa"/>
+            <w:tcBorders>
+              <w:left w:val="single" w:sz="2" w:space="0" w:color="BFC7D5"/>
+              <w:bottom w:val="single" w:sz="2" w:space="0" w:color="BFC7D5"/>
+              <w:right w:val="single" w:sz="6" w:space="0" w:color="BFC7D5"/>
+            </w:tcBorders>
             <w:vAlign w:val="center"/>
           </w:tcPr>
           <w:p>
@@ -7132,8 +8336,12 @@
         <w:trPr/>
         <w:tc>
           <w:tcPr>
-            <w:tcW w:w="1807" w:type="dxa"/>
-            <w:tcBorders/>
+            <w:tcW w:w="1846" w:type="dxa"/>
+            <w:tcBorders>
+              <w:left w:val="single" w:sz="6" w:space="0" w:color="BFC7D5"/>
+              <w:bottom w:val="single" w:sz="2" w:space="0" w:color="BFC7D5"/>
+              <w:right w:val="single" w:sz="6" w:space="0" w:color="BFC7D5"/>
+            </w:tcBorders>
             <w:vAlign w:val="center"/>
           </w:tcPr>
           <w:p>
@@ -7152,8 +8360,12 @@
         </w:tc>
         <w:tc>
           <w:tcPr>
-            <w:tcW w:w="3326" w:type="dxa"/>
-            <w:tcBorders/>
+            <w:tcW w:w="3361" w:type="dxa"/>
+            <w:tcBorders>
+              <w:left w:val="single" w:sz="2" w:space="0" w:color="BFC7D5"/>
+              <w:bottom w:val="single" w:sz="2" w:space="0" w:color="BFC7D5"/>
+              <w:right w:val="single" w:sz="6" w:space="0" w:color="BFC7D5"/>
+            </w:tcBorders>
             <w:vAlign w:val="center"/>
           </w:tcPr>
           <w:p>
@@ -7181,8 +8393,12 @@
         <w:trPr/>
         <w:tc>
           <w:tcPr>
-            <w:tcW w:w="1807" w:type="dxa"/>
-            <w:tcBorders/>
+            <w:tcW w:w="1846" w:type="dxa"/>
+            <w:tcBorders>
+              <w:left w:val="single" w:sz="6" w:space="0" w:color="BFC7D5"/>
+              <w:bottom w:val="single" w:sz="6" w:space="0" w:color="BFC7D5"/>
+              <w:right w:val="single" w:sz="6" w:space="0" w:color="BFC7D5"/>
+            </w:tcBorders>
             <w:vAlign w:val="center"/>
           </w:tcPr>
           <w:p>
@@ -7201,8 +8417,12 @@
         </w:tc>
         <w:tc>
           <w:tcPr>
-            <w:tcW w:w="3326" w:type="dxa"/>
-            <w:tcBorders/>
+            <w:tcW w:w="3361" w:type="dxa"/>
+            <w:tcBorders>
+              <w:left w:val="single" w:sz="2" w:space="0" w:color="BFC7D5"/>
+              <w:bottom w:val="single" w:sz="6" w:space="0" w:color="BFC7D5"/>
+              <w:right w:val="single" w:sz="6" w:space="0" w:color="BFC7D5"/>
+            </w:tcBorders>
             <w:vAlign w:val="center"/>
           </w:tcPr>
           <w:p>
@@ -7257,7 +8477,7 @@
               <w:rPr>
                 <w:rStyle w:val="SourceText"/>
               </w:rPr>
-              <w:t>backend/Dockerfile:30-32</w:t>
+              <w:t>backend/Dockerfile:34-36</w:t>
             </w:r>
           </w:p>
         </w:tc>
@@ -7277,21 +8497,21 @@
     </w:p>
     <w:tbl>
       <w:tblPr>
-        <w:tblW w:w="5133" w:type="dxa"/>
+        <w:tblW w:w="5000" w:type="pct"/>
         <w:jc w:val="left"/>
-        <w:tblInd w:w="0" w:type="dxa"/>
+        <w:tblInd w:w="-7" w:type="dxa"/>
         <w:tblLayout w:type="fixed"/>
         <w:tblCellMar>
-          <w:top w:w="28" w:type="dxa"/>
-          <w:left w:w="28" w:type="dxa"/>
-          <w:bottom w:w="28" w:type="dxa"/>
-          <w:right w:w="28" w:type="dxa"/>
+          <w:top w:w="60" w:type="dxa"/>
+          <w:left w:w="60" w:type="dxa"/>
+          <w:bottom w:w="60" w:type="dxa"/>
+          <w:right w:w="60" w:type="dxa"/>
         </w:tblCellMar>
       </w:tblPr>
       <w:tblGrid>
-        <w:gridCol w:w="1513"/>
-        <w:gridCol w:w="1861"/>
-        <w:gridCol w:w="1759"/>
+        <w:gridCol w:w="1546"/>
+        <w:gridCol w:w="1896"/>
+        <w:gridCol w:w="1765"/>
       </w:tblGrid>
       <w:tr>
         <w:trPr>
@@ -7299,66 +8519,90 @@
         </w:trPr>
         <w:tc>
           <w:tcPr>
-            <w:tcW w:w="1513" w:type="dxa"/>
-            <w:tcBorders/>
+            <w:tcW w:w="1546" w:type="dxa"/>
+            <w:tcBorders>
+              <w:top w:val="single" w:sz="6" w:space="0" w:color="BFC7D5"/>
+              <w:left w:val="single" w:sz="6" w:space="0" w:color="BFC7D5"/>
+              <w:bottom w:val="single" w:sz="2" w:space="0" w:color="BFC7D5"/>
+              <w:right w:val="single" w:sz="6" w:space="0" w:color="BFC7D5"/>
+            </w:tcBorders>
+            <w:shd w:fill="1F3A5F" w:val="clear"/>
             <w:vAlign w:val="center"/>
           </w:tcPr>
           <w:p>
             <w:pPr>
               <w:pStyle w:val="TableHeading"/>
-              <w:suppressLineNumbers/>
-              <w:shd w:fill="1F3A5F" w:val="clear"/>
-              <w:bidi w:val="0"/>
-              <w:spacing w:before="0" w:after="283"/>
-              <w:jc w:val="center"/>
-              <w:rPr/>
-            </w:pPr>
-            <w:r>
-              <w:rPr/>
+              <w:bidi w:val="0"/>
+              <w:spacing w:before="0" w:after="283"/>
+              <w:jc w:val="left"/>
+              <w:rPr>
+                <w:color w:val="FFFFFF"/>
+              </w:rPr>
+            </w:pPr>
+            <w:r>
+              <w:rPr>
+                <w:color w:val="FFFFFF"/>
+              </w:rPr>
               <w:t>Gap</w:t>
             </w:r>
           </w:p>
         </w:tc>
         <w:tc>
           <w:tcPr>
-            <w:tcW w:w="1861" w:type="dxa"/>
-            <w:tcBorders/>
+            <w:tcW w:w="1896" w:type="dxa"/>
+            <w:tcBorders>
+              <w:top w:val="single" w:sz="6" w:space="0" w:color="BFC7D5"/>
+              <w:left w:val="single" w:sz="2" w:space="0" w:color="BFC7D5"/>
+              <w:bottom w:val="single" w:sz="2" w:space="0" w:color="BFC7D5"/>
+              <w:right w:val="single" w:sz="6" w:space="0" w:color="BFC7D5"/>
+            </w:tcBorders>
+            <w:shd w:fill="1F3A5F" w:val="clear"/>
             <w:vAlign w:val="center"/>
           </w:tcPr>
           <w:p>
             <w:pPr>
               <w:pStyle w:val="TableHeading"/>
-              <w:suppressLineNumbers/>
-              <w:shd w:fill="1F3A5F" w:val="clear"/>
-              <w:bidi w:val="0"/>
-              <w:spacing w:before="0" w:after="283"/>
-              <w:jc w:val="center"/>
-              <w:rPr/>
-            </w:pPr>
-            <w:r>
-              <w:rPr/>
+              <w:bidi w:val="0"/>
+              <w:spacing w:before="0" w:after="283"/>
+              <w:jc w:val="left"/>
+              <w:rPr>
+                <w:color w:val="FFFFFF"/>
+              </w:rPr>
+            </w:pPr>
+            <w:r>
+              <w:rPr>
+                <w:color w:val="FFFFFF"/>
+              </w:rPr>
               <w:t>Actual state</w:t>
             </w:r>
           </w:p>
         </w:tc>
         <w:tc>
           <w:tcPr>
-            <w:tcW w:w="1759" w:type="dxa"/>
-            <w:tcBorders/>
+            <w:tcW w:w="1765" w:type="dxa"/>
+            <w:tcBorders>
+              <w:top w:val="single" w:sz="6" w:space="0" w:color="BFC7D5"/>
+              <w:left w:val="single" w:sz="2" w:space="0" w:color="BFC7D5"/>
+              <w:bottom w:val="single" w:sz="2" w:space="0" w:color="BFC7D5"/>
+              <w:right w:val="single" w:sz="6" w:space="0" w:color="BFC7D5"/>
+            </w:tcBorders>
+            <w:shd w:fill="1F3A5F" w:val="clear"/>
             <w:vAlign w:val="center"/>
           </w:tcPr>
           <w:p>
             <w:pPr>
               <w:pStyle w:val="TableHeading"/>
-              <w:suppressLineNumbers/>
-              <w:shd w:fill="1F3A5F" w:val="clear"/>
-              <w:bidi w:val="0"/>
-              <w:spacing w:before="0" w:after="283"/>
-              <w:jc w:val="center"/>
-              <w:rPr/>
-            </w:pPr>
-            <w:r>
-              <w:rPr/>
+              <w:bidi w:val="0"/>
+              <w:spacing w:before="0" w:after="283"/>
+              <w:jc w:val="left"/>
+              <w:rPr>
+                <w:color w:val="FFFFFF"/>
+              </w:rPr>
+            </w:pPr>
+            <w:r>
+              <w:rPr>
+                <w:color w:val="FFFFFF"/>
+              </w:rPr>
               <w:t>Why it matters</w:t>
             </w:r>
           </w:p>
@@ -7368,8 +8612,12 @@
         <w:trPr/>
         <w:tc>
           <w:tcPr>
-            <w:tcW w:w="1513" w:type="dxa"/>
-            <w:tcBorders/>
+            <w:tcW w:w="1546" w:type="dxa"/>
+            <w:tcBorders>
+              <w:left w:val="single" w:sz="6" w:space="0" w:color="BFC7D5"/>
+              <w:bottom w:val="single" w:sz="2" w:space="0" w:color="BFC7D5"/>
+              <w:right w:val="single" w:sz="6" w:space="0" w:color="BFC7D5"/>
+            </w:tcBorders>
             <w:vAlign w:val="center"/>
           </w:tcPr>
           <w:p>
@@ -7390,8 +8638,12 @@
         </w:tc>
         <w:tc>
           <w:tcPr>
-            <w:tcW w:w="1861" w:type="dxa"/>
-            <w:tcBorders/>
+            <w:tcW w:w="1896" w:type="dxa"/>
+            <w:tcBorders>
+              <w:left w:val="single" w:sz="2" w:space="0" w:color="BFC7D5"/>
+              <w:bottom w:val="single" w:sz="2" w:space="0" w:color="BFC7D5"/>
+              <w:right w:val="single" w:sz="6" w:space="0" w:color="BFC7D5"/>
+            </w:tcBorders>
             <w:vAlign w:val="center"/>
           </w:tcPr>
           <w:p>
@@ -7410,8 +8662,12 @@
         </w:tc>
         <w:tc>
           <w:tcPr>
-            <w:tcW w:w="1759" w:type="dxa"/>
-            <w:tcBorders/>
+            <w:tcW w:w="1765" w:type="dxa"/>
+            <w:tcBorders>
+              <w:left w:val="single" w:sz="2" w:space="0" w:color="BFC7D5"/>
+              <w:bottom w:val="single" w:sz="2" w:space="0" w:color="BFC7D5"/>
+              <w:right w:val="single" w:sz="6" w:space="0" w:color="BFC7D5"/>
+            </w:tcBorders>
             <w:vAlign w:val="center"/>
           </w:tcPr>
           <w:p>
@@ -7433,8 +8689,12 @@
         <w:trPr/>
         <w:tc>
           <w:tcPr>
-            <w:tcW w:w="1513" w:type="dxa"/>
-            <w:tcBorders/>
+            <w:tcW w:w="1546" w:type="dxa"/>
+            <w:tcBorders>
+              <w:left w:val="single" w:sz="6" w:space="0" w:color="BFC7D5"/>
+              <w:bottom w:val="single" w:sz="2" w:space="0" w:color="BFC7D5"/>
+              <w:right w:val="single" w:sz="6" w:space="0" w:color="BFC7D5"/>
+            </w:tcBorders>
             <w:vAlign w:val="center"/>
           </w:tcPr>
           <w:p>
@@ -7455,8 +8715,12 @@
         </w:tc>
         <w:tc>
           <w:tcPr>
-            <w:tcW w:w="1861" w:type="dxa"/>
-            <w:tcBorders/>
+            <w:tcW w:w="1896" w:type="dxa"/>
+            <w:tcBorders>
+              <w:left w:val="single" w:sz="2" w:space="0" w:color="BFC7D5"/>
+              <w:bottom w:val="single" w:sz="2" w:space="0" w:color="BFC7D5"/>
+              <w:right w:val="single" w:sz="6" w:space="0" w:color="BFC7D5"/>
+            </w:tcBorders>
             <w:vAlign w:val="center"/>
           </w:tcPr>
           <w:p>
@@ -7475,8 +8739,12 @@
         </w:tc>
         <w:tc>
           <w:tcPr>
-            <w:tcW w:w="1759" w:type="dxa"/>
-            <w:tcBorders/>
+            <w:tcW w:w="1765" w:type="dxa"/>
+            <w:tcBorders>
+              <w:left w:val="single" w:sz="2" w:space="0" w:color="BFC7D5"/>
+              <w:bottom w:val="single" w:sz="2" w:space="0" w:color="BFC7D5"/>
+              <w:right w:val="single" w:sz="6" w:space="0" w:color="BFC7D5"/>
+            </w:tcBorders>
             <w:vAlign w:val="center"/>
           </w:tcPr>
           <w:p>
@@ -7498,8 +8766,12 @@
         <w:trPr/>
         <w:tc>
           <w:tcPr>
-            <w:tcW w:w="1513" w:type="dxa"/>
-            <w:tcBorders/>
+            <w:tcW w:w="1546" w:type="dxa"/>
+            <w:tcBorders>
+              <w:left w:val="single" w:sz="6" w:space="0" w:color="BFC7D5"/>
+              <w:bottom w:val="single" w:sz="2" w:space="0" w:color="BFC7D5"/>
+              <w:right w:val="single" w:sz="6" w:space="0" w:color="BFC7D5"/>
+            </w:tcBorders>
             <w:vAlign w:val="center"/>
           </w:tcPr>
           <w:p>
@@ -7520,8 +8792,12 @@
         </w:tc>
         <w:tc>
           <w:tcPr>
-            <w:tcW w:w="1861" w:type="dxa"/>
-            <w:tcBorders/>
+            <w:tcW w:w="1896" w:type="dxa"/>
+            <w:tcBorders>
+              <w:left w:val="single" w:sz="2" w:space="0" w:color="BFC7D5"/>
+              <w:bottom w:val="single" w:sz="2" w:space="0" w:color="BFC7D5"/>
+              <w:right w:val="single" w:sz="6" w:space="0" w:color="BFC7D5"/>
+            </w:tcBorders>
             <w:vAlign w:val="center"/>
           </w:tcPr>
           <w:p>
@@ -7540,8 +8816,12 @@
         </w:tc>
         <w:tc>
           <w:tcPr>
-            <w:tcW w:w="1759" w:type="dxa"/>
-            <w:tcBorders/>
+            <w:tcW w:w="1765" w:type="dxa"/>
+            <w:tcBorders>
+              <w:left w:val="single" w:sz="2" w:space="0" w:color="BFC7D5"/>
+              <w:bottom w:val="single" w:sz="2" w:space="0" w:color="BFC7D5"/>
+              <w:right w:val="single" w:sz="6" w:space="0" w:color="BFC7D5"/>
+            </w:tcBorders>
             <w:vAlign w:val="center"/>
           </w:tcPr>
           <w:p>
@@ -7563,8 +8843,12 @@
         <w:trPr/>
         <w:tc>
           <w:tcPr>
-            <w:tcW w:w="1513" w:type="dxa"/>
-            <w:tcBorders/>
+            <w:tcW w:w="1546" w:type="dxa"/>
+            <w:tcBorders>
+              <w:left w:val="single" w:sz="6" w:space="0" w:color="BFC7D5"/>
+              <w:bottom w:val="single" w:sz="2" w:space="0" w:color="BFC7D5"/>
+              <w:right w:val="single" w:sz="6" w:space="0" w:color="BFC7D5"/>
+            </w:tcBorders>
             <w:vAlign w:val="center"/>
           </w:tcPr>
           <w:p>
@@ -7585,8 +8869,12 @@
         </w:tc>
         <w:tc>
           <w:tcPr>
-            <w:tcW w:w="1861" w:type="dxa"/>
-            <w:tcBorders/>
+            <w:tcW w:w="1896" w:type="dxa"/>
+            <w:tcBorders>
+              <w:left w:val="single" w:sz="2" w:space="0" w:color="BFC7D5"/>
+              <w:bottom w:val="single" w:sz="2" w:space="0" w:color="BFC7D5"/>
+              <w:right w:val="single" w:sz="6" w:space="0" w:color="BFC7D5"/>
+            </w:tcBorders>
             <w:vAlign w:val="center"/>
           </w:tcPr>
           <w:p>
@@ -7615,8 +8903,12 @@
         </w:tc>
         <w:tc>
           <w:tcPr>
-            <w:tcW w:w="1759" w:type="dxa"/>
-            <w:tcBorders/>
+            <w:tcW w:w="1765" w:type="dxa"/>
+            <w:tcBorders>
+              <w:left w:val="single" w:sz="2" w:space="0" w:color="BFC7D5"/>
+              <w:bottom w:val="single" w:sz="2" w:space="0" w:color="BFC7D5"/>
+              <w:right w:val="single" w:sz="6" w:space="0" w:color="BFC7D5"/>
+            </w:tcBorders>
             <w:vAlign w:val="center"/>
           </w:tcPr>
           <w:p>
@@ -7638,8 +8930,12 @@
         <w:trPr/>
         <w:tc>
           <w:tcPr>
-            <w:tcW w:w="1513" w:type="dxa"/>
-            <w:tcBorders/>
+            <w:tcW w:w="1546" w:type="dxa"/>
+            <w:tcBorders>
+              <w:left w:val="single" w:sz="6" w:space="0" w:color="BFC7D5"/>
+              <w:bottom w:val="single" w:sz="2" w:space="0" w:color="BFC7D5"/>
+              <w:right w:val="single" w:sz="6" w:space="0" w:color="BFC7D5"/>
+            </w:tcBorders>
             <w:vAlign w:val="center"/>
           </w:tcPr>
           <w:p>
@@ -7660,8 +8956,12 @@
         </w:tc>
         <w:tc>
           <w:tcPr>
-            <w:tcW w:w="1861" w:type="dxa"/>
-            <w:tcBorders/>
+            <w:tcW w:w="1896" w:type="dxa"/>
+            <w:tcBorders>
+              <w:left w:val="single" w:sz="2" w:space="0" w:color="BFC7D5"/>
+              <w:bottom w:val="single" w:sz="2" w:space="0" w:color="BFC7D5"/>
+              <w:right w:val="single" w:sz="6" w:space="0" w:color="BFC7D5"/>
+            </w:tcBorders>
             <w:vAlign w:val="center"/>
           </w:tcPr>
           <w:p>
@@ -7686,8 +8986,12 @@
         </w:tc>
         <w:tc>
           <w:tcPr>
-            <w:tcW w:w="1759" w:type="dxa"/>
-            <w:tcBorders/>
+            <w:tcW w:w="1765" w:type="dxa"/>
+            <w:tcBorders>
+              <w:left w:val="single" w:sz="2" w:space="0" w:color="BFC7D5"/>
+              <w:bottom w:val="single" w:sz="2" w:space="0" w:color="BFC7D5"/>
+              <w:right w:val="single" w:sz="6" w:space="0" w:color="BFC7D5"/>
+            </w:tcBorders>
             <w:vAlign w:val="center"/>
           </w:tcPr>
           <w:p>
@@ -7709,8 +9013,12 @@
         <w:trPr/>
         <w:tc>
           <w:tcPr>
-            <w:tcW w:w="1513" w:type="dxa"/>
-            <w:tcBorders/>
+            <w:tcW w:w="1546" w:type="dxa"/>
+            <w:tcBorders>
+              <w:left w:val="single" w:sz="6" w:space="0" w:color="BFC7D5"/>
+              <w:bottom w:val="single" w:sz="2" w:space="0" w:color="BFC7D5"/>
+              <w:right w:val="single" w:sz="6" w:space="0" w:color="BFC7D5"/>
+            </w:tcBorders>
             <w:vAlign w:val="center"/>
           </w:tcPr>
           <w:p>
@@ -7731,8 +9039,12 @@
         </w:tc>
         <w:tc>
           <w:tcPr>
-            <w:tcW w:w="1861" w:type="dxa"/>
-            <w:tcBorders/>
+            <w:tcW w:w="1896" w:type="dxa"/>
+            <w:tcBorders>
+              <w:left w:val="single" w:sz="2" w:space="0" w:color="BFC7D5"/>
+              <w:bottom w:val="single" w:sz="2" w:space="0" w:color="BFC7D5"/>
+              <w:right w:val="single" w:sz="6" w:space="0" w:color="BFC7D5"/>
+            </w:tcBorders>
             <w:vAlign w:val="center"/>
           </w:tcPr>
           <w:p>
@@ -7761,7 +9073,7 @@
               <w:rPr>
                 <w:rStyle w:val="SourceText"/>
               </w:rPr>
-              <w:t>eval/run_eval.py:281</w:t>
+              <w:t>eval/run_eval.py:309</w:t>
             </w:r>
             <w:r>
               <w:rPr/>
@@ -7771,8 +9083,12 @@
         </w:tc>
         <w:tc>
           <w:tcPr>
-            <w:tcW w:w="1759" w:type="dxa"/>
-            <w:tcBorders/>
+            <w:tcW w:w="1765" w:type="dxa"/>
+            <w:tcBorders>
+              <w:left w:val="single" w:sz="2" w:space="0" w:color="BFC7D5"/>
+              <w:bottom w:val="single" w:sz="2" w:space="0" w:color="BFC7D5"/>
+              <w:right w:val="single" w:sz="6" w:space="0" w:color="BFC7D5"/>
+            </w:tcBorders>
             <w:vAlign w:val="center"/>
           </w:tcPr>
           <w:p>
@@ -7804,8 +9120,12 @@
         <w:trPr/>
         <w:tc>
           <w:tcPr>
-            <w:tcW w:w="1513" w:type="dxa"/>
-            <w:tcBorders/>
+            <w:tcW w:w="1546" w:type="dxa"/>
+            <w:tcBorders>
+              <w:left w:val="single" w:sz="6" w:space="0" w:color="BFC7D5"/>
+              <w:bottom w:val="single" w:sz="2" w:space="0" w:color="BFC7D5"/>
+              <w:right w:val="single" w:sz="6" w:space="0" w:color="BFC7D5"/>
+            </w:tcBorders>
             <w:vAlign w:val="center"/>
           </w:tcPr>
           <w:p>
@@ -7826,8 +9146,12 @@
         </w:tc>
         <w:tc>
           <w:tcPr>
-            <w:tcW w:w="1861" w:type="dxa"/>
-            <w:tcBorders/>
+            <w:tcW w:w="1896" w:type="dxa"/>
+            <w:tcBorders>
+              <w:left w:val="single" w:sz="2" w:space="0" w:color="BFC7D5"/>
+              <w:bottom w:val="single" w:sz="2" w:space="0" w:color="BFC7D5"/>
+              <w:right w:val="single" w:sz="6" w:space="0" w:color="BFC7D5"/>
+            </w:tcBorders>
             <w:vAlign w:val="center"/>
           </w:tcPr>
           <w:p>
@@ -7856,8 +9180,12 @@
         </w:tc>
         <w:tc>
           <w:tcPr>
-            <w:tcW w:w="1759" w:type="dxa"/>
-            <w:tcBorders/>
+            <w:tcW w:w="1765" w:type="dxa"/>
+            <w:tcBorders>
+              <w:left w:val="single" w:sz="2" w:space="0" w:color="BFC7D5"/>
+              <w:bottom w:val="single" w:sz="2" w:space="0" w:color="BFC7D5"/>
+              <w:right w:val="single" w:sz="6" w:space="0" w:color="BFC7D5"/>
+            </w:tcBorders>
             <w:vAlign w:val="center"/>
           </w:tcPr>
           <w:p>
@@ -7879,8 +9207,12 @@
         <w:trPr/>
         <w:tc>
           <w:tcPr>
-            <w:tcW w:w="1513" w:type="dxa"/>
-            <w:tcBorders/>
+            <w:tcW w:w="1546" w:type="dxa"/>
+            <w:tcBorders>
+              <w:left w:val="single" w:sz="6" w:space="0" w:color="BFC7D5"/>
+              <w:bottom w:val="single" w:sz="2" w:space="0" w:color="BFC7D5"/>
+              <w:right w:val="single" w:sz="6" w:space="0" w:color="BFC7D5"/>
+            </w:tcBorders>
             <w:vAlign w:val="center"/>
           </w:tcPr>
           <w:p>
@@ -7901,8 +9233,12 @@
         </w:tc>
         <w:tc>
           <w:tcPr>
-            <w:tcW w:w="1861" w:type="dxa"/>
-            <w:tcBorders/>
+            <w:tcW w:w="1896" w:type="dxa"/>
+            <w:tcBorders>
+              <w:left w:val="single" w:sz="2" w:space="0" w:color="BFC7D5"/>
+              <w:bottom w:val="single" w:sz="2" w:space="0" w:color="BFC7D5"/>
+              <w:right w:val="single" w:sz="6" w:space="0" w:color="BFC7D5"/>
+            </w:tcBorders>
             <w:vAlign w:val="center"/>
           </w:tcPr>
           <w:p>
@@ -7927,8 +9263,12 @@
         </w:tc>
         <w:tc>
           <w:tcPr>
-            <w:tcW w:w="1759" w:type="dxa"/>
-            <w:tcBorders/>
+            <w:tcW w:w="1765" w:type="dxa"/>
+            <w:tcBorders>
+              <w:left w:val="single" w:sz="2" w:space="0" w:color="BFC7D5"/>
+              <w:bottom w:val="single" w:sz="2" w:space="0" w:color="BFC7D5"/>
+              <w:right w:val="single" w:sz="6" w:space="0" w:color="BFC7D5"/>
+            </w:tcBorders>
             <w:vAlign w:val="center"/>
           </w:tcPr>
           <w:p>
@@ -7950,8 +9290,12 @@
         <w:trPr/>
         <w:tc>
           <w:tcPr>
-            <w:tcW w:w="1513" w:type="dxa"/>
-            <w:tcBorders/>
+            <w:tcW w:w="1546" w:type="dxa"/>
+            <w:tcBorders>
+              <w:left w:val="single" w:sz="6" w:space="0" w:color="BFC7D5"/>
+              <w:bottom w:val="single" w:sz="6" w:space="0" w:color="BFC7D5"/>
+              <w:right w:val="single" w:sz="6" w:space="0" w:color="BFC7D5"/>
+            </w:tcBorders>
             <w:vAlign w:val="center"/>
           </w:tcPr>
           <w:p>
@@ -7972,8 +9316,12 @@
         </w:tc>
         <w:tc>
           <w:tcPr>
-            <w:tcW w:w="1861" w:type="dxa"/>
-            <w:tcBorders/>
+            <w:tcW w:w="1896" w:type="dxa"/>
+            <w:tcBorders>
+              <w:left w:val="single" w:sz="2" w:space="0" w:color="BFC7D5"/>
+              <w:bottom w:val="single" w:sz="6" w:space="0" w:color="BFC7D5"/>
+              <w:right w:val="single" w:sz="6" w:space="0" w:color="BFC7D5"/>
+            </w:tcBorders>
             <w:vAlign w:val="center"/>
           </w:tcPr>
           <w:p>
@@ -8002,8 +9350,12 @@
         </w:tc>
         <w:tc>
           <w:tcPr>
-            <w:tcW w:w="1759" w:type="dxa"/>
-            <w:tcBorders/>
+            <w:tcW w:w="1765" w:type="dxa"/>
+            <w:tcBorders>
+              <w:left w:val="single" w:sz="2" w:space="0" w:color="BFC7D5"/>
+              <w:bottom w:val="single" w:sz="6" w:space="0" w:color="BFC7D5"/>
+              <w:right w:val="single" w:sz="6" w:space="0" w:color="BFC7D5"/>
+            </w:tcBorders>
             <w:vAlign w:val="center"/>
           </w:tcPr>
           <w:p>

--- a/docs/qms/evidence-2026/QMS_Word/procedures__SOP-05_Design_and_Development_Control.docx
+++ b/docs/qms/evidence-2026/QMS_Word/procedures__SOP-05_Design_and_Development_Control.docx
@@ -29,8 +29,8 @@
         </w:tblCellMar>
       </w:tblPr>
       <w:tblGrid>
-        <w:gridCol w:w="1445"/>
-        <w:gridCol w:w="3762"/>
+        <w:gridCol w:w="1247"/>
+        <w:gridCol w:w="3960"/>
       </w:tblGrid>
       <w:tr>
         <w:trPr>
@@ -38,7 +38,7 @@
         </w:trPr>
         <w:tc>
           <w:tcPr>
-            <w:tcW w:w="1445" w:type="dxa"/>
+            <w:tcW w:w="1247" w:type="dxa"/>
             <w:tcBorders>
               <w:top w:val="single" w:sz="6" w:space="0" w:color="BFC7D5"/>
               <w:left w:val="single" w:sz="6" w:space="0" w:color="BFC7D5"/>
@@ -68,7 +68,7 @@
         </w:tc>
         <w:tc>
           <w:tcPr>
-            <w:tcW w:w="3762" w:type="dxa"/>
+            <w:tcW w:w="3960" w:type="dxa"/>
             <w:tcBorders>
               <w:top w:val="single" w:sz="6" w:space="0" w:color="BFC7D5"/>
               <w:left w:val="single" w:sz="2" w:space="0" w:color="BFC7D5"/>
@@ -101,7 +101,7 @@
         <w:trPr/>
         <w:tc>
           <w:tcPr>
-            <w:tcW w:w="1445" w:type="dxa"/>
+            <w:tcW w:w="1247" w:type="dxa"/>
             <w:tcBorders>
               <w:left w:val="single" w:sz="6" w:space="0" w:color="BFC7D5"/>
               <w:bottom w:val="single" w:sz="2" w:space="0" w:color="BFC7D5"/>
@@ -125,7 +125,7 @@
         </w:tc>
         <w:tc>
           <w:tcPr>
-            <w:tcW w:w="3762" w:type="dxa"/>
+            <w:tcW w:w="3960" w:type="dxa"/>
             <w:tcBorders>
               <w:left w:val="single" w:sz="2" w:space="0" w:color="BFC7D5"/>
               <w:bottom w:val="single" w:sz="2" w:space="0" w:color="BFC7D5"/>
@@ -152,7 +152,7 @@
         <w:trPr/>
         <w:tc>
           <w:tcPr>
-            <w:tcW w:w="1445" w:type="dxa"/>
+            <w:tcW w:w="1247" w:type="dxa"/>
             <w:tcBorders>
               <w:left w:val="single" w:sz="6" w:space="0" w:color="BFC7D5"/>
               <w:bottom w:val="single" w:sz="2" w:space="0" w:color="BFC7D5"/>
@@ -176,25 +176,25 @@
         </w:tc>
         <w:tc>
           <w:tcPr>
-            <w:tcW w:w="3762" w:type="dxa"/>
-            <w:tcBorders>
-              <w:left w:val="single" w:sz="2" w:space="0" w:color="BFC7D5"/>
-              <w:bottom w:val="single" w:sz="2" w:space="0" w:color="BFC7D5"/>
-              <w:right w:val="single" w:sz="6" w:space="0" w:color="BFC7D5"/>
-            </w:tcBorders>
-            <w:vAlign w:val="center"/>
-          </w:tcPr>
-          <w:p>
-            <w:pPr>
-              <w:pStyle w:val="TableContents"/>
-              <w:bidi w:val="0"/>
-              <w:spacing w:before="0" w:after="283"/>
-              <w:jc w:val="left"/>
-              <w:rPr/>
-            </w:pPr>
-            <w:r>
-              <w:rPr/>
-              <w:t>1.1</w:t>
+            <w:tcW w:w="3960" w:type="dxa"/>
+            <w:tcBorders>
+              <w:left w:val="single" w:sz="2" w:space="0" w:color="BFC7D5"/>
+              <w:bottom w:val="single" w:sz="2" w:space="0" w:color="BFC7D5"/>
+              <w:right w:val="single" w:sz="6" w:space="0" w:color="BFC7D5"/>
+            </w:tcBorders>
+            <w:vAlign w:val="center"/>
+          </w:tcPr>
+          <w:p>
+            <w:pPr>
+              <w:pStyle w:val="TableContents"/>
+              <w:bidi w:val="0"/>
+              <w:spacing w:before="0" w:after="283"/>
+              <w:jc w:val="left"/>
+              <w:rPr/>
+            </w:pPr>
+            <w:r>
+              <w:rPr/>
+              <w:t>1.2</w:t>
             </w:r>
           </w:p>
         </w:tc>
@@ -203,7 +203,7 @@
         <w:trPr/>
         <w:tc>
           <w:tcPr>
-            <w:tcW w:w="1445" w:type="dxa"/>
+            <w:tcW w:w="1247" w:type="dxa"/>
             <w:tcBorders>
               <w:left w:val="single" w:sz="6" w:space="0" w:color="BFC7D5"/>
               <w:bottom w:val="single" w:sz="2" w:space="0" w:color="BFC7D5"/>
@@ -227,7 +227,7 @@
         </w:tc>
         <w:tc>
           <w:tcPr>
-            <w:tcW w:w="3762" w:type="dxa"/>
+            <w:tcW w:w="3960" w:type="dxa"/>
             <w:tcBorders>
               <w:left w:val="single" w:sz="2" w:space="0" w:color="BFC7D5"/>
               <w:bottom w:val="single" w:sz="2" w:space="0" w:color="BFC7D5"/>
@@ -247,7 +247,11 @@
               <w:rPr>
                 <w:rStyle w:val="Strong"/>
               </w:rPr>
-              <w:t>APPROVED</w:t>
+              <w:t>ISSUED FOR APPROVAL</w:t>
+            </w:r>
+            <w:r>
+              <w:rPr/>
+              <w:t xml:space="preserve"> — revision 1.2 (2026-10-20). Revision 1.1 APPROVED 2026-10-07 (AR-2026-001) remains in force until 1.2 is approved</w:t>
             </w:r>
           </w:p>
         </w:tc>
@@ -256,7 +260,7 @@
         <w:trPr/>
         <w:tc>
           <w:tcPr>
-            <w:tcW w:w="1445" w:type="dxa"/>
+            <w:tcW w:w="1247" w:type="dxa"/>
             <w:tcBorders>
               <w:left w:val="single" w:sz="6" w:space="0" w:color="BFC7D5"/>
               <w:bottom w:val="single" w:sz="2" w:space="0" w:color="BFC7D5"/>
@@ -280,7 +284,7 @@
         </w:tc>
         <w:tc>
           <w:tcPr>
-            <w:tcW w:w="3762" w:type="dxa"/>
+            <w:tcW w:w="3960" w:type="dxa"/>
             <w:tcBorders>
               <w:left w:val="single" w:sz="2" w:space="0" w:color="BFC7D5"/>
               <w:bottom w:val="single" w:sz="2" w:space="0" w:color="BFC7D5"/>
@@ -307,7 +311,7 @@
         <w:trPr/>
         <w:tc>
           <w:tcPr>
-            <w:tcW w:w="1445" w:type="dxa"/>
+            <w:tcW w:w="1247" w:type="dxa"/>
             <w:tcBorders>
               <w:left w:val="single" w:sz="6" w:space="0" w:color="BFC7D5"/>
               <w:bottom w:val="single" w:sz="2" w:space="0" w:color="BFC7D5"/>
@@ -331,7 +335,7 @@
         </w:tc>
         <w:tc>
           <w:tcPr>
-            <w:tcW w:w="3762" w:type="dxa"/>
+            <w:tcW w:w="3960" w:type="dxa"/>
             <w:tcBorders>
               <w:left w:val="single" w:sz="2" w:space="0" w:color="BFC7D5"/>
               <w:bottom w:val="single" w:sz="2" w:space="0" w:color="BFC7D5"/>
@@ -358,7 +362,7 @@
         <w:trPr/>
         <w:tc>
           <w:tcPr>
-            <w:tcW w:w="1445" w:type="dxa"/>
+            <w:tcW w:w="1247" w:type="dxa"/>
             <w:tcBorders>
               <w:left w:val="single" w:sz="6" w:space="0" w:color="BFC7D5"/>
               <w:bottom w:val="single" w:sz="2" w:space="0" w:color="BFC7D5"/>
@@ -382,25 +386,25 @@
         </w:tc>
         <w:tc>
           <w:tcPr>
-            <w:tcW w:w="3762" w:type="dxa"/>
-            <w:tcBorders>
-              <w:left w:val="single" w:sz="2" w:space="0" w:color="BFC7D5"/>
-              <w:bottom w:val="single" w:sz="2" w:space="0" w:color="BFC7D5"/>
-              <w:right w:val="single" w:sz="6" w:space="0" w:color="BFC7D5"/>
-            </w:tcBorders>
-            <w:vAlign w:val="center"/>
-          </w:tcPr>
-          <w:p>
-            <w:pPr>
-              <w:pStyle w:val="TableContents"/>
-              <w:bidi w:val="0"/>
-              <w:spacing w:before="0" w:after="283"/>
-              <w:jc w:val="left"/>
-              <w:rPr/>
-            </w:pPr>
-            <w:r>
-              <w:rPr/>
-              <w:t>2026-10-07</w:t>
+            <w:tcW w:w="3960" w:type="dxa"/>
+            <w:tcBorders>
+              <w:left w:val="single" w:sz="2" w:space="0" w:color="BFC7D5"/>
+              <w:bottom w:val="single" w:sz="2" w:space="0" w:color="BFC7D5"/>
+              <w:right w:val="single" w:sz="6" w:space="0" w:color="BFC7D5"/>
+            </w:tcBorders>
+            <w:vAlign w:val="center"/>
+          </w:tcPr>
+          <w:p>
+            <w:pPr>
+              <w:pStyle w:val="TableContents"/>
+              <w:bidi w:val="0"/>
+              <w:spacing w:before="0" w:after="283"/>
+              <w:jc w:val="left"/>
+              <w:rPr/>
+            </w:pPr>
+            <w:r>
+              <w:rPr/>
+              <w:t>2026-10-07 (revision 1.1) — revision 1.2 pending</w:t>
             </w:r>
           </w:p>
         </w:tc>
@@ -409,7 +413,7 @@
         <w:trPr/>
         <w:tc>
           <w:tcPr>
-            <w:tcW w:w="1445" w:type="dxa"/>
+            <w:tcW w:w="1247" w:type="dxa"/>
             <w:tcBorders>
               <w:left w:val="single" w:sz="6" w:space="0" w:color="BFC7D5"/>
               <w:bottom w:val="single" w:sz="2" w:space="0" w:color="BFC7D5"/>
@@ -433,7 +437,7 @@
         </w:tc>
         <w:tc>
           <w:tcPr>
-            <w:tcW w:w="3762" w:type="dxa"/>
+            <w:tcW w:w="3960" w:type="dxa"/>
             <w:tcBorders>
               <w:left w:val="single" w:sz="2" w:space="0" w:color="BFC7D5"/>
               <w:bottom w:val="single" w:sz="2" w:space="0" w:color="BFC7D5"/>
@@ -460,7 +464,7 @@
         <w:trPr/>
         <w:tc>
           <w:tcPr>
-            <w:tcW w:w="1445" w:type="dxa"/>
+            <w:tcW w:w="1247" w:type="dxa"/>
             <w:tcBorders>
               <w:left w:val="single" w:sz="6" w:space="0" w:color="BFC7D5"/>
               <w:bottom w:val="single" w:sz="2" w:space="0" w:color="BFC7D5"/>
@@ -484,25 +488,25 @@
         </w:tc>
         <w:tc>
           <w:tcPr>
-            <w:tcW w:w="3762" w:type="dxa"/>
-            <w:tcBorders>
-              <w:left w:val="single" w:sz="2" w:space="0" w:color="BFC7D5"/>
-              <w:bottom w:val="single" w:sz="2" w:space="0" w:color="BFC7D5"/>
-              <w:right w:val="single" w:sz="6" w:space="0" w:color="BFC7D5"/>
-            </w:tcBorders>
-            <w:vAlign w:val="center"/>
-          </w:tcPr>
-          <w:p>
-            <w:pPr>
-              <w:pStyle w:val="TableContents"/>
-              <w:bidi w:val="0"/>
-              <w:spacing w:before="0" w:after="283"/>
-              <w:jc w:val="left"/>
-              <w:rPr/>
-            </w:pPr>
-            <w:r>
-              <w:rPr/>
-              <w:t>Richard Watson Stephen Amudha (Lead Engineer) — 2026-10-07</w:t>
+            <w:tcW w:w="3960" w:type="dxa"/>
+            <w:tcBorders>
+              <w:left w:val="single" w:sz="2" w:space="0" w:color="BFC7D5"/>
+              <w:bottom w:val="single" w:sz="2" w:space="0" w:color="BFC7D5"/>
+              <w:right w:val="single" w:sz="6" w:space="0" w:color="BFC7D5"/>
+            </w:tcBorders>
+            <w:vAlign w:val="center"/>
+          </w:tcPr>
+          <w:p>
+            <w:pPr>
+              <w:pStyle w:val="TableContents"/>
+              <w:bidi w:val="0"/>
+              <w:spacing w:before="0" w:after="283"/>
+              <w:jc w:val="left"/>
+              <w:rPr/>
+            </w:pPr>
+            <w:r>
+              <w:rPr/>
+              <w:t>Richard Watson Stephen Amudha (Lead Engineer) — 2026-10-07; revision 1.2 — 2026-10-20</w:t>
             </w:r>
           </w:p>
         </w:tc>
@@ -511,7 +515,7 @@
         <w:trPr/>
         <w:tc>
           <w:tcPr>
-            <w:tcW w:w="1445" w:type="dxa"/>
+            <w:tcW w:w="1247" w:type="dxa"/>
             <w:tcBorders>
               <w:left w:val="single" w:sz="6" w:space="0" w:color="BFC7D5"/>
               <w:bottom w:val="single" w:sz="2" w:space="0" w:color="BFC7D5"/>
@@ -535,25 +539,25 @@
         </w:tc>
         <w:tc>
           <w:tcPr>
-            <w:tcW w:w="3762" w:type="dxa"/>
-            <w:tcBorders>
-              <w:left w:val="single" w:sz="2" w:space="0" w:color="BFC7D5"/>
-              <w:bottom w:val="single" w:sz="2" w:space="0" w:color="BFC7D5"/>
-              <w:right w:val="single" w:sz="6" w:space="0" w:color="BFC7D5"/>
-            </w:tcBorders>
-            <w:vAlign w:val="center"/>
-          </w:tcPr>
-          <w:p>
-            <w:pPr>
-              <w:pStyle w:val="TableContents"/>
-              <w:bidi w:val="0"/>
-              <w:spacing w:before="0" w:after="283"/>
-              <w:jc w:val="left"/>
-              <w:rPr/>
-            </w:pPr>
-            <w:r>
-              <w:rPr/>
-              <w:t>Alexander Peter (EchoMind Project Lead) — 2026-10-07</w:t>
+            <w:tcW w:w="3960" w:type="dxa"/>
+            <w:tcBorders>
+              <w:left w:val="single" w:sz="2" w:space="0" w:color="BFC7D5"/>
+              <w:bottom w:val="single" w:sz="2" w:space="0" w:color="BFC7D5"/>
+              <w:right w:val="single" w:sz="6" w:space="0" w:color="BFC7D5"/>
+            </w:tcBorders>
+            <w:vAlign w:val="center"/>
+          </w:tcPr>
+          <w:p>
+            <w:pPr>
+              <w:pStyle w:val="TableContents"/>
+              <w:bidi w:val="0"/>
+              <w:spacing w:before="0" w:after="283"/>
+              <w:jc w:val="left"/>
+              <w:rPr/>
+            </w:pPr>
+            <w:r>
+              <w:rPr/>
+              <w:t>Alexander Peter (EchoMind Project Lead) — 2026-10-07; revision 1.2 — to confirm</w:t>
             </w:r>
           </w:p>
         </w:tc>
@@ -562,7 +566,7 @@
         <w:trPr/>
         <w:tc>
           <w:tcPr>
-            <w:tcW w:w="1445" w:type="dxa"/>
+            <w:tcW w:w="1247" w:type="dxa"/>
             <w:tcBorders>
               <w:left w:val="single" w:sz="6" w:space="0" w:color="BFC7D5"/>
               <w:bottom w:val="single" w:sz="2" w:space="0" w:color="BFC7D5"/>
@@ -586,25 +590,25 @@
         </w:tc>
         <w:tc>
           <w:tcPr>
-            <w:tcW w:w="3762" w:type="dxa"/>
-            <w:tcBorders>
-              <w:left w:val="single" w:sz="2" w:space="0" w:color="BFC7D5"/>
-              <w:bottom w:val="single" w:sz="2" w:space="0" w:color="BFC7D5"/>
-              <w:right w:val="single" w:sz="6" w:space="0" w:color="BFC7D5"/>
-            </w:tcBorders>
-            <w:vAlign w:val="center"/>
-          </w:tcPr>
-          <w:p>
-            <w:pPr>
-              <w:pStyle w:val="TableContents"/>
-              <w:bidi w:val="0"/>
-              <w:spacing w:before="0" w:after="283"/>
-              <w:jc w:val="left"/>
-              <w:rPr/>
-            </w:pPr>
-            <w:r>
-              <w:rPr/>
-              <w:t>Sheryl Nazareth (QA / MR) — 2026-10-07</w:t>
+            <w:tcW w:w="3960" w:type="dxa"/>
+            <w:tcBorders>
+              <w:left w:val="single" w:sz="2" w:space="0" w:color="BFC7D5"/>
+              <w:bottom w:val="single" w:sz="2" w:space="0" w:color="BFC7D5"/>
+              <w:right w:val="single" w:sz="6" w:space="0" w:color="BFC7D5"/>
+            </w:tcBorders>
+            <w:vAlign w:val="center"/>
+          </w:tcPr>
+          <w:p>
+            <w:pPr>
+              <w:pStyle w:val="TableContents"/>
+              <w:bidi w:val="0"/>
+              <w:spacing w:before="0" w:after="283"/>
+              <w:jc w:val="left"/>
+              <w:rPr/>
+            </w:pPr>
+            <w:r>
+              <w:rPr/>
+              <w:t>Sheryl Nazareth (QA / MR) — 2026-10-07; revision 1.2 — to confirm</w:t>
             </w:r>
           </w:p>
         </w:tc>
@@ -613,7 +617,7 @@
         <w:trPr/>
         <w:tc>
           <w:tcPr>
-            <w:tcW w:w="1445" w:type="dxa"/>
+            <w:tcW w:w="1247" w:type="dxa"/>
             <w:tcBorders>
               <w:left w:val="single" w:sz="6" w:space="0" w:color="BFC7D5"/>
               <w:bottom w:val="single" w:sz="6" w:space="0" w:color="BFC7D5"/>
@@ -637,7 +641,7 @@
         </w:tc>
         <w:tc>
           <w:tcPr>
-            <w:tcW w:w="3762" w:type="dxa"/>
+            <w:tcW w:w="3960" w:type="dxa"/>
             <w:tcBorders>
               <w:left w:val="single" w:sz="2" w:space="0" w:color="BFC7D5"/>
               <w:bottom w:val="single" w:sz="6" w:space="0" w:color="BFC7D5"/>
@@ -679,6 +683,44 @@
       <w:r>
         <w:rPr/>
         <w:t xml:space="preserve"> Wording in this procedure about “one person” describes the engineering work, which is concentrated in the Lead Engineer. Within AJACE Inc. the roles are held by named people (QM-01 §7.1): independent review by the EchoMind Project Lead (Alexander Peter), verification and QMS maintenance by QA/MR (Sheryl Nazareth), approval and release authorisation by the Managing Director (Anita Johan); internal audit is provided by the AJACE Inc. corporate audit programme.</w:t>
+      </w:r>
+    </w:p>
+    <w:p>
+      <w:pPr>
+        <w:pStyle w:val="BlockQuotation"/>
+        <w:bidi w:val="0"/>
+        <w:jc w:val="left"/>
+        <w:rPr/>
+      </w:pPr>
+      <w:r>
+        <w:rPr>
+          <w:rStyle w:val="Strong"/>
+        </w:rPr>
+        <w:t>Revision 1.2 — 2026-10-20.</w:t>
+      </w:r>
+      <w:r>
+        <w:rPr/>
+        <w:t xml:space="preserve"> Adds §7a </w:t>
+      </w:r>
+      <w:r>
+        <w:rPr>
+          <w:rStyle w:val="Emphasis"/>
+        </w:rPr>
+        <w:t>AI impact assessment</w:t>
+      </w:r>
+      <w:r>
+        <w:rPr/>
+        <w:t xml:space="preserve">: a documented assessment of the impacts of the product's AI — including governance and ethical considerations — at the design-input stage and before each release, new use case, new model or new client sector. Raised by the surveillance audit of 2026-10-14, finding 6 (opportunity for improvement, clause 6.1.1); logged as OFI-2026-06 in </w:t>
+      </w:r>
+      <w:r>
+        <w:rPr>
+          <w:rStyle w:val="SourceText"/>
+        </w:rPr>
+        <w:t>REG-04</w:t>
+      </w:r>
+      <w:r>
+        <w:rPr/>
+        <w:t>. Changes: §3, §4.2 (stage 1a), §5.6, §7a, §10.</w:t>
       </w:r>
     </w:p>
     <w:p>
@@ -955,6 +997,108 @@
             <w:tcW w:w="1253" w:type="dxa"/>
             <w:tcBorders>
               <w:left w:val="single" w:sz="6" w:space="0" w:color="BFC7D5"/>
+              <w:bottom w:val="single" w:sz="2" w:space="0" w:color="BFC7D5"/>
+              <w:right w:val="single" w:sz="6" w:space="0" w:color="BFC7D5"/>
+            </w:tcBorders>
+            <w:vAlign w:val="center"/>
+          </w:tcPr>
+          <w:p>
+            <w:pPr>
+              <w:pStyle w:val="TableContents"/>
+              <w:bidi w:val="0"/>
+              <w:spacing w:before="0" w:after="283"/>
+              <w:jc w:val="left"/>
+              <w:rPr/>
+            </w:pPr>
+            <w:r>
+              <w:rPr/>
+              <w:t>Anyone contributing code</w:t>
+            </w:r>
+          </w:p>
+        </w:tc>
+        <w:tc>
+          <w:tcPr>
+            <w:tcW w:w="3954" w:type="dxa"/>
+            <w:tcBorders>
+              <w:left w:val="single" w:sz="2" w:space="0" w:color="BFC7D5"/>
+              <w:bottom w:val="single" w:sz="2" w:space="0" w:color="BFC7D5"/>
+              <w:right w:val="single" w:sz="6" w:space="0" w:color="BFC7D5"/>
+            </w:tcBorders>
+            <w:vAlign w:val="center"/>
+          </w:tcPr>
+          <w:p>
+            <w:pPr>
+              <w:pStyle w:val="TableContents"/>
+              <w:bidi w:val="0"/>
+              <w:spacing w:before="0" w:after="283"/>
+              <w:jc w:val="left"/>
+              <w:rPr/>
+            </w:pPr>
+            <w:r>
+              <w:rPr/>
+              <w:t>Applies this procedure to their own changes without exception, including small ones.</w:t>
+            </w:r>
+          </w:p>
+        </w:tc>
+      </w:tr>
+      <w:tr>
+        <w:trPr/>
+        <w:tc>
+          <w:tcPr>
+            <w:tcW w:w="1253" w:type="dxa"/>
+            <w:tcBorders>
+              <w:left w:val="single" w:sz="6" w:space="0" w:color="BFC7D5"/>
+              <w:bottom w:val="single" w:sz="2" w:space="0" w:color="BFC7D5"/>
+              <w:right w:val="single" w:sz="6" w:space="0" w:color="BFC7D5"/>
+            </w:tcBorders>
+            <w:vAlign w:val="center"/>
+          </w:tcPr>
+          <w:p>
+            <w:pPr>
+              <w:pStyle w:val="TableContents"/>
+              <w:bidi w:val="0"/>
+              <w:spacing w:before="0" w:after="283"/>
+              <w:jc w:val="left"/>
+              <w:rPr/>
+            </w:pPr>
+            <w:r>
+              <w:rPr/>
+              <w:t>EchoMind Project Lead</w:t>
+            </w:r>
+          </w:p>
+        </w:tc>
+        <w:tc>
+          <w:tcPr>
+            <w:tcW w:w="3954" w:type="dxa"/>
+            <w:tcBorders>
+              <w:left w:val="single" w:sz="2" w:space="0" w:color="BFC7D5"/>
+              <w:bottom w:val="single" w:sz="2" w:space="0" w:color="BFC7D5"/>
+              <w:right w:val="single" w:sz="6" w:space="0" w:color="BFC7D5"/>
+            </w:tcBorders>
+            <w:vAlign w:val="center"/>
+          </w:tcPr>
+          <w:p>
+            <w:pPr>
+              <w:pStyle w:val="TableContents"/>
+              <w:bidi w:val="0"/>
+              <w:spacing w:before="0" w:after="283"/>
+              <w:jc w:val="left"/>
+              <w:rPr/>
+            </w:pPr>
+            <w:r>
+              <w:rPr/>
+              <w:t>Reviews the AI impact assessment (§7a) for client, user and ethical impact.</w:t>
+            </w:r>
+          </w:p>
+        </w:tc>
+      </w:tr>
+      <w:tr>
+        <w:trPr/>
+        <w:tc>
+          <w:tcPr>
+            <w:tcW w:w="1253" w:type="dxa"/>
+            <w:tcBorders>
+              <w:left w:val="single" w:sz="6" w:space="0" w:color="BFC7D5"/>
               <w:bottom w:val="single" w:sz="6" w:space="0" w:color="BFC7D5"/>
               <w:right w:val="single" w:sz="6" w:space="0" w:color="BFC7D5"/>
             </w:tcBorders>
@@ -970,7 +1114,7 @@
             </w:pPr>
             <w:r>
               <w:rPr/>
-              <w:t>Anyone contributing code</w:t>
+              <w:t>Data custodian</w:t>
             </w:r>
           </w:p>
         </w:tc>
@@ -994,7 +1138,7 @@
             </w:pPr>
             <w:r>
               <w:rPr/>
-              <w:t>Applies this procedure to their own changes without exception, including small ones.</w:t>
+              <w:t>Reviews the AI impact assessment for data protection, consent and retention.</w:t>
             </w:r>
           </w:p>
         </w:tc>
@@ -2100,9 +2244,9 @@
         </w:tblCellMar>
       </w:tblPr>
       <w:tblGrid>
-        <w:gridCol w:w="1116"/>
-        <w:gridCol w:w="2030"/>
-        <w:gridCol w:w="2061"/>
+        <w:gridCol w:w="1129"/>
+        <w:gridCol w:w="2182"/>
+        <w:gridCol w:w="1896"/>
       </w:tblGrid>
       <w:tr>
         <w:trPr>
@@ -2110,7 +2254,7 @@
         </w:trPr>
         <w:tc>
           <w:tcPr>
-            <w:tcW w:w="1116" w:type="dxa"/>
+            <w:tcW w:w="1129" w:type="dxa"/>
             <w:tcBorders>
               <w:top w:val="single" w:sz="6" w:space="0" w:color="BFC7D5"/>
               <w:left w:val="single" w:sz="6" w:space="0" w:color="BFC7D5"/>
@@ -2140,7 +2284,7 @@
         </w:tc>
         <w:tc>
           <w:tcPr>
-            <w:tcW w:w="2030" w:type="dxa"/>
+            <w:tcW w:w="2182" w:type="dxa"/>
             <w:tcBorders>
               <w:top w:val="single" w:sz="6" w:space="0" w:color="BFC7D5"/>
               <w:left w:val="single" w:sz="2" w:space="0" w:color="BFC7D5"/>
@@ -2170,7 +2314,7 @@
         </w:tc>
         <w:tc>
           <w:tcPr>
-            <w:tcW w:w="2061" w:type="dxa"/>
+            <w:tcW w:w="1896" w:type="dxa"/>
             <w:tcBorders>
               <w:top w:val="single" w:sz="6" w:space="0" w:color="BFC7D5"/>
               <w:left w:val="single" w:sz="2" w:space="0" w:color="BFC7D5"/>
@@ -2203,7 +2347,7 @@
         <w:trPr/>
         <w:tc>
           <w:tcPr>
-            <w:tcW w:w="1116" w:type="dxa"/>
+            <w:tcW w:w="1129" w:type="dxa"/>
             <w:tcBorders>
               <w:left w:val="single" w:sz="6" w:space="0" w:color="BFC7D5"/>
               <w:bottom w:val="single" w:sz="2" w:space="0" w:color="BFC7D5"/>
@@ -2227,7 +2371,7 @@
         </w:tc>
         <w:tc>
           <w:tcPr>
-            <w:tcW w:w="2030" w:type="dxa"/>
+            <w:tcW w:w="2182" w:type="dxa"/>
             <w:tcBorders>
               <w:left w:val="single" w:sz="2" w:space="0" w:color="BFC7D5"/>
               <w:bottom w:val="single" w:sz="2" w:space="0" w:color="BFC7D5"/>
@@ -2251,7 +2395,7 @@
         </w:tc>
         <w:tc>
           <w:tcPr>
-            <w:tcW w:w="2061" w:type="dxa"/>
+            <w:tcW w:w="1896" w:type="dxa"/>
             <w:tcBorders>
               <w:left w:val="single" w:sz="2" w:space="0" w:color="BFC7D5"/>
               <w:bottom w:val="single" w:sz="2" w:space="0" w:color="BFC7D5"/>
@@ -2278,7 +2422,7 @@
         <w:trPr/>
         <w:tc>
           <w:tcPr>
-            <w:tcW w:w="1116" w:type="dxa"/>
+            <w:tcW w:w="1129" w:type="dxa"/>
             <w:tcBorders>
               <w:left w:val="single" w:sz="6" w:space="0" w:color="BFC7D5"/>
               <w:bottom w:val="single" w:sz="2" w:space="0" w:color="BFC7D5"/>
@@ -2296,55 +2440,55 @@
             </w:pPr>
             <w:r>
               <w:rPr/>
-              <w:t>2. Design and build</w:t>
-            </w:r>
-          </w:p>
-        </w:tc>
-        <w:tc>
-          <w:tcPr>
-            <w:tcW w:w="2030" w:type="dxa"/>
-            <w:tcBorders>
-              <w:left w:val="single" w:sz="2" w:space="0" w:color="BFC7D5"/>
-              <w:bottom w:val="single" w:sz="2" w:space="0" w:color="BFC7D5"/>
-              <w:right w:val="single" w:sz="6" w:space="0" w:color="BFC7D5"/>
-            </w:tcBorders>
-            <w:vAlign w:val="center"/>
-          </w:tcPr>
-          <w:p>
-            <w:pPr>
-              <w:pStyle w:val="TableContents"/>
-              <w:bidi w:val="0"/>
-              <w:spacing w:before="0" w:after="283"/>
-              <w:jc w:val="left"/>
-              <w:rPr/>
-            </w:pPr>
-            <w:r>
-              <w:rPr/>
-              <w:t>Working implementation exists</w:t>
-            </w:r>
-          </w:p>
-        </w:tc>
-        <w:tc>
-          <w:tcPr>
-            <w:tcW w:w="2061" w:type="dxa"/>
-            <w:tcBorders>
-              <w:left w:val="single" w:sz="2" w:space="0" w:color="BFC7D5"/>
-              <w:bottom w:val="single" w:sz="2" w:space="0" w:color="BFC7D5"/>
-              <w:right w:val="single" w:sz="6" w:space="0" w:color="BFC7D5"/>
-            </w:tcBorders>
-            <w:vAlign w:val="center"/>
-          </w:tcPr>
-          <w:p>
-            <w:pPr>
-              <w:pStyle w:val="TableContents"/>
-              <w:bidi w:val="0"/>
-              <w:spacing w:before="0" w:after="283"/>
-              <w:jc w:val="left"/>
-              <w:rPr/>
-            </w:pPr>
-            <w:r>
-              <w:rPr/>
-              <w:t>AI-output verification (§7) applies continuously</w:t>
+              <w:t>1a. AI impact assessed</w:t>
+            </w:r>
+          </w:p>
+        </w:tc>
+        <w:tc>
+          <w:tcPr>
+            <w:tcW w:w="2182" w:type="dxa"/>
+            <w:tcBorders>
+              <w:left w:val="single" w:sz="2" w:space="0" w:color="BFC7D5"/>
+              <w:bottom w:val="single" w:sz="2" w:space="0" w:color="BFC7D5"/>
+              <w:right w:val="single" w:sz="6" w:space="0" w:color="BFC7D5"/>
+            </w:tcBorders>
+            <w:vAlign w:val="center"/>
+          </w:tcPr>
+          <w:p>
+            <w:pPr>
+              <w:pStyle w:val="TableContents"/>
+              <w:bidi w:val="0"/>
+              <w:spacing w:before="0" w:after="283"/>
+              <w:jc w:val="left"/>
+              <w:rPr/>
+            </w:pPr>
+            <w:r>
+              <w:rPr/>
+              <w:t>The AI impact assessment (§7a) is updated for the change, and any new high impact has a control or an action with an owner</w:t>
+            </w:r>
+          </w:p>
+        </w:tc>
+        <w:tc>
+          <w:tcPr>
+            <w:tcW w:w="1896" w:type="dxa"/>
+            <w:tcBorders>
+              <w:left w:val="single" w:sz="2" w:space="0" w:color="BFC7D5"/>
+              <w:bottom w:val="single" w:sz="2" w:space="0" w:color="BFC7D5"/>
+              <w:right w:val="single" w:sz="6" w:space="0" w:color="BFC7D5"/>
+            </w:tcBorders>
+            <w:vAlign w:val="center"/>
+          </w:tcPr>
+          <w:p>
+            <w:pPr>
+              <w:pStyle w:val="TableContents"/>
+              <w:bidi w:val="0"/>
+              <w:spacing w:before="0" w:after="283"/>
+              <w:jc w:val="left"/>
+              <w:rPr/>
+            </w:pPr>
+            <w:r>
+              <w:rPr/>
+              <w:t>Review by the Project Lead and the data custodian (Class B and C)</w:t>
             </w:r>
           </w:p>
         </w:tc>
@@ -2353,7 +2497,7 @@
         <w:trPr/>
         <w:tc>
           <w:tcPr>
-            <w:tcW w:w="1116" w:type="dxa"/>
+            <w:tcW w:w="1129" w:type="dxa"/>
             <w:tcBorders>
               <w:left w:val="single" w:sz="6" w:space="0" w:color="BFC7D5"/>
               <w:bottom w:val="single" w:sz="2" w:space="0" w:color="BFC7D5"/>
@@ -2371,55 +2515,55 @@
             </w:pPr>
             <w:r>
               <w:rPr/>
-              <w:t>3. Verification</w:t>
-            </w:r>
-          </w:p>
-        </w:tc>
-        <w:tc>
-          <w:tcPr>
-            <w:tcW w:w="2030" w:type="dxa"/>
-            <w:tcBorders>
-              <w:left w:val="single" w:sz="2" w:space="0" w:color="BFC7D5"/>
-              <w:bottom w:val="single" w:sz="2" w:space="0" w:color="BFC7D5"/>
-              <w:right w:val="single" w:sz="6" w:space="0" w:color="BFC7D5"/>
-            </w:tcBorders>
-            <w:vAlign w:val="center"/>
-          </w:tcPr>
-          <w:p>
-            <w:pPr>
-              <w:pStyle w:val="TableContents"/>
-              <w:bidi w:val="0"/>
-              <w:spacing w:before="0" w:after="283"/>
-              <w:jc w:val="left"/>
-              <w:rPr/>
-            </w:pPr>
-            <w:r>
-              <w:rPr/>
-              <w:t>The outputs meet the stated inputs</w:t>
-            </w:r>
-          </w:p>
-        </w:tc>
-        <w:tc>
-          <w:tcPr>
-            <w:tcW w:w="2061" w:type="dxa"/>
-            <w:tcBorders>
-              <w:left w:val="single" w:sz="2" w:space="0" w:color="BFC7D5"/>
-              <w:bottom w:val="single" w:sz="2" w:space="0" w:color="BFC7D5"/>
-              <w:right w:val="single" w:sz="6" w:space="0" w:color="BFC7D5"/>
-            </w:tcBorders>
-            <w:vAlign w:val="center"/>
-          </w:tcPr>
-          <w:p>
-            <w:pPr>
-              <w:pStyle w:val="TableContents"/>
-              <w:bidi w:val="0"/>
-              <w:spacing w:before="0" w:after="283"/>
-              <w:jc w:val="left"/>
-              <w:rPr/>
-            </w:pPr>
-            <w:r>
-              <w:rPr/>
-              <w:t>§6.1 — unit tests, golden-question suite, targeted measurement</w:t>
+              <w:t>2. Design and build</w:t>
+            </w:r>
+          </w:p>
+        </w:tc>
+        <w:tc>
+          <w:tcPr>
+            <w:tcW w:w="2182" w:type="dxa"/>
+            <w:tcBorders>
+              <w:left w:val="single" w:sz="2" w:space="0" w:color="BFC7D5"/>
+              <w:bottom w:val="single" w:sz="2" w:space="0" w:color="BFC7D5"/>
+              <w:right w:val="single" w:sz="6" w:space="0" w:color="BFC7D5"/>
+            </w:tcBorders>
+            <w:vAlign w:val="center"/>
+          </w:tcPr>
+          <w:p>
+            <w:pPr>
+              <w:pStyle w:val="TableContents"/>
+              <w:bidi w:val="0"/>
+              <w:spacing w:before="0" w:after="283"/>
+              <w:jc w:val="left"/>
+              <w:rPr/>
+            </w:pPr>
+            <w:r>
+              <w:rPr/>
+              <w:t>Working implementation exists</w:t>
+            </w:r>
+          </w:p>
+        </w:tc>
+        <w:tc>
+          <w:tcPr>
+            <w:tcW w:w="1896" w:type="dxa"/>
+            <w:tcBorders>
+              <w:left w:val="single" w:sz="2" w:space="0" w:color="BFC7D5"/>
+              <w:bottom w:val="single" w:sz="2" w:space="0" w:color="BFC7D5"/>
+              <w:right w:val="single" w:sz="6" w:space="0" w:color="BFC7D5"/>
+            </w:tcBorders>
+            <w:vAlign w:val="center"/>
+          </w:tcPr>
+          <w:p>
+            <w:pPr>
+              <w:pStyle w:val="TableContents"/>
+              <w:bidi w:val="0"/>
+              <w:spacing w:before="0" w:after="283"/>
+              <w:jc w:val="left"/>
+              <w:rPr/>
+            </w:pPr>
+            <w:r>
+              <w:rPr/>
+              <w:t>AI-output verification (§7) applies continuously</w:t>
             </w:r>
           </w:p>
         </w:tc>
@@ -2428,7 +2572,7 @@
         <w:trPr/>
         <w:tc>
           <w:tcPr>
-            <w:tcW w:w="1116" w:type="dxa"/>
+            <w:tcW w:w="1129" w:type="dxa"/>
             <w:tcBorders>
               <w:left w:val="single" w:sz="6" w:space="0" w:color="BFC7D5"/>
               <w:bottom w:val="single" w:sz="2" w:space="0" w:color="BFC7D5"/>
@@ -2446,55 +2590,55 @@
             </w:pPr>
             <w:r>
               <w:rPr/>
-              <w:t>4. Validation</w:t>
-            </w:r>
-          </w:p>
-        </w:tc>
-        <w:tc>
-          <w:tcPr>
-            <w:tcW w:w="2030" w:type="dxa"/>
-            <w:tcBorders>
-              <w:left w:val="single" w:sz="2" w:space="0" w:color="BFC7D5"/>
-              <w:bottom w:val="single" w:sz="2" w:space="0" w:color="BFC7D5"/>
-              <w:right w:val="single" w:sz="6" w:space="0" w:color="BFC7D5"/>
-            </w:tcBorders>
-            <w:vAlign w:val="center"/>
-          </w:tcPr>
-          <w:p>
-            <w:pPr>
-              <w:pStyle w:val="TableContents"/>
-              <w:bidi w:val="0"/>
-              <w:spacing w:before="0" w:after="283"/>
-              <w:jc w:val="left"/>
-              <w:rPr/>
-            </w:pPr>
-            <w:r>
-              <w:rPr/>
-              <w:t>The result meets the intended use in the customer's context</w:t>
-            </w:r>
-          </w:p>
-        </w:tc>
-        <w:tc>
-          <w:tcPr>
-            <w:tcW w:w="2061" w:type="dxa"/>
-            <w:tcBorders>
-              <w:left w:val="single" w:sz="2" w:space="0" w:color="BFC7D5"/>
-              <w:bottom w:val="single" w:sz="2" w:space="0" w:color="BFC7D5"/>
-              <w:right w:val="single" w:sz="6" w:space="0" w:color="BFC7D5"/>
-            </w:tcBorders>
-            <w:vAlign w:val="center"/>
-          </w:tcPr>
-          <w:p>
-            <w:pPr>
-              <w:pStyle w:val="TableContents"/>
-              <w:bidi w:val="0"/>
-              <w:spacing w:before="0" w:after="283"/>
-              <w:jc w:val="left"/>
-              <w:rPr/>
-            </w:pPr>
-            <w:r>
-              <w:rPr/>
-              <w:t>§6.2</w:t>
+              <w:t>3. Verification</w:t>
+            </w:r>
+          </w:p>
+        </w:tc>
+        <w:tc>
+          <w:tcPr>
+            <w:tcW w:w="2182" w:type="dxa"/>
+            <w:tcBorders>
+              <w:left w:val="single" w:sz="2" w:space="0" w:color="BFC7D5"/>
+              <w:bottom w:val="single" w:sz="2" w:space="0" w:color="BFC7D5"/>
+              <w:right w:val="single" w:sz="6" w:space="0" w:color="BFC7D5"/>
+            </w:tcBorders>
+            <w:vAlign w:val="center"/>
+          </w:tcPr>
+          <w:p>
+            <w:pPr>
+              <w:pStyle w:val="TableContents"/>
+              <w:bidi w:val="0"/>
+              <w:spacing w:before="0" w:after="283"/>
+              <w:jc w:val="left"/>
+              <w:rPr/>
+            </w:pPr>
+            <w:r>
+              <w:rPr/>
+              <w:t>The outputs meet the stated inputs</w:t>
+            </w:r>
+          </w:p>
+        </w:tc>
+        <w:tc>
+          <w:tcPr>
+            <w:tcW w:w="1896" w:type="dxa"/>
+            <w:tcBorders>
+              <w:left w:val="single" w:sz="2" w:space="0" w:color="BFC7D5"/>
+              <w:bottom w:val="single" w:sz="2" w:space="0" w:color="BFC7D5"/>
+              <w:right w:val="single" w:sz="6" w:space="0" w:color="BFC7D5"/>
+            </w:tcBorders>
+            <w:vAlign w:val="center"/>
+          </w:tcPr>
+          <w:p>
+            <w:pPr>
+              <w:pStyle w:val="TableContents"/>
+              <w:bidi w:val="0"/>
+              <w:spacing w:before="0" w:after="283"/>
+              <w:jc w:val="left"/>
+              <w:rPr/>
+            </w:pPr>
+            <w:r>
+              <w:rPr/>
+              <w:t>§6.1 — unit tests, golden-question suite, targeted measurement</w:t>
             </w:r>
           </w:p>
         </w:tc>
@@ -2503,7 +2647,82 @@
         <w:trPr/>
         <w:tc>
           <w:tcPr>
-            <w:tcW w:w="1116" w:type="dxa"/>
+            <w:tcW w:w="1129" w:type="dxa"/>
+            <w:tcBorders>
+              <w:left w:val="single" w:sz="6" w:space="0" w:color="BFC7D5"/>
+              <w:bottom w:val="single" w:sz="2" w:space="0" w:color="BFC7D5"/>
+              <w:right w:val="single" w:sz="6" w:space="0" w:color="BFC7D5"/>
+            </w:tcBorders>
+            <w:vAlign w:val="center"/>
+          </w:tcPr>
+          <w:p>
+            <w:pPr>
+              <w:pStyle w:val="TableContents"/>
+              <w:bidi w:val="0"/>
+              <w:spacing w:before="0" w:after="283"/>
+              <w:jc w:val="left"/>
+              <w:rPr/>
+            </w:pPr>
+            <w:r>
+              <w:rPr/>
+              <w:t>4. Validation</w:t>
+            </w:r>
+          </w:p>
+        </w:tc>
+        <w:tc>
+          <w:tcPr>
+            <w:tcW w:w="2182" w:type="dxa"/>
+            <w:tcBorders>
+              <w:left w:val="single" w:sz="2" w:space="0" w:color="BFC7D5"/>
+              <w:bottom w:val="single" w:sz="2" w:space="0" w:color="BFC7D5"/>
+              <w:right w:val="single" w:sz="6" w:space="0" w:color="BFC7D5"/>
+            </w:tcBorders>
+            <w:vAlign w:val="center"/>
+          </w:tcPr>
+          <w:p>
+            <w:pPr>
+              <w:pStyle w:val="TableContents"/>
+              <w:bidi w:val="0"/>
+              <w:spacing w:before="0" w:after="283"/>
+              <w:jc w:val="left"/>
+              <w:rPr/>
+            </w:pPr>
+            <w:r>
+              <w:rPr/>
+              <w:t>The result meets the intended use in the customer's context</w:t>
+            </w:r>
+          </w:p>
+        </w:tc>
+        <w:tc>
+          <w:tcPr>
+            <w:tcW w:w="1896" w:type="dxa"/>
+            <w:tcBorders>
+              <w:left w:val="single" w:sz="2" w:space="0" w:color="BFC7D5"/>
+              <w:bottom w:val="single" w:sz="2" w:space="0" w:color="BFC7D5"/>
+              <w:right w:val="single" w:sz="6" w:space="0" w:color="BFC7D5"/>
+            </w:tcBorders>
+            <w:vAlign w:val="center"/>
+          </w:tcPr>
+          <w:p>
+            <w:pPr>
+              <w:pStyle w:val="TableContents"/>
+              <w:bidi w:val="0"/>
+              <w:spacing w:before="0" w:after="283"/>
+              <w:jc w:val="left"/>
+              <w:rPr/>
+            </w:pPr>
+            <w:r>
+              <w:rPr/>
+              <w:t>§6.2</w:t>
+            </w:r>
+          </w:p>
+        </w:tc>
+      </w:tr>
+      <w:tr>
+        <w:trPr/>
+        <w:tc>
+          <w:tcPr>
+            <w:tcW w:w="1129" w:type="dxa"/>
             <w:tcBorders>
               <w:left w:val="single" w:sz="6" w:space="0" w:color="BFC7D5"/>
               <w:bottom w:val="single" w:sz="6" w:space="0" w:color="BFC7D5"/>
@@ -2527,7 +2746,7 @@
         </w:tc>
         <w:tc>
           <w:tcPr>
-            <w:tcW w:w="2030" w:type="dxa"/>
+            <w:tcW w:w="2182" w:type="dxa"/>
             <w:tcBorders>
               <w:left w:val="single" w:sz="2" w:space="0" w:color="BFC7D5"/>
               <w:bottom w:val="single" w:sz="6" w:space="0" w:color="BFC7D5"/>
@@ -2545,13 +2764,13 @@
             </w:pPr>
             <w:r>
               <w:rPr/>
-              <w:t>Managing Director approves</w:t>
-            </w:r>
-          </w:p>
-        </w:tc>
-        <w:tc>
-          <w:tcPr>
-            <w:tcW w:w="2061" w:type="dxa"/>
+              <w:t>Managing Director approves; the AI impact assessment is current for the release</w:t>
+            </w:r>
+          </w:p>
+        </w:tc>
+        <w:tc>
+          <w:tcPr>
+            <w:tcW w:w="1896" w:type="dxa"/>
             <w:tcBorders>
               <w:left w:val="single" w:sz="2" w:space="0" w:color="BFC7D5"/>
               <w:bottom w:val="single" w:sz="6" w:space="0" w:color="BFC7D5"/>
@@ -3762,6 +3981,30 @@
       <w:r>
         <w:rPr/>
         <w:t xml:space="preserve"> §6.</w:t>
+      </w:r>
+    </w:p>
+    <w:p>
+      <w:pPr>
+        <w:pStyle w:val="Heading3"/>
+        <w:bidi w:val="0"/>
+        <w:jc w:val="left"/>
+        <w:rPr/>
+      </w:pPr>
+      <w:r>
+        <w:rPr/>
+        <w:t>5.6 Impacts of the AI on people</w:t>
+      </w:r>
+    </w:p>
+    <w:p>
+      <w:pPr>
+        <w:pStyle w:val="BodyText"/>
+        <w:bidi w:val="0"/>
+        <w:jc w:val="left"/>
+        <w:rPr/>
+      </w:pPr>
+      <w:r>
+        <w:rPr/>
+        <w:t>The AI impact assessment (§7a) is a design input. Its open actions — for example a recording notice, a bias measurement or a user statement that answers must be checked — are stated as requirements in the functional and non-functional requirement registers (EM26-20, EM26-21) and verified like any other requirement.</w:t>
       </w:r>
     </w:p>
     <w:p>
@@ -5764,6 +6007,1060 @@
       </w:pPr>
       <w:r>
         <w:rPr/>
+        <w:t>7a. AI impact assessment</w:t>
+      </w:r>
+    </w:p>
+    <w:p>
+      <w:pPr>
+        <w:pStyle w:val="BodyText"/>
+        <w:bidi w:val="0"/>
+        <w:jc w:val="left"/>
+        <w:rPr/>
+      </w:pPr>
+      <w:r>
+        <w:rPr/>
+        <w:t>EchoMind is an AI product: it transcribes people, answers from documents, generates documents and images, and checks statements during conversations. Its impacts on the people who use it and the people it affects are assessed systematically and recorded, not only handled control by control.</w:t>
+      </w:r>
+    </w:p>
+    <w:p>
+      <w:pPr>
+        <w:pStyle w:val="BodyText"/>
+        <w:bidi w:val="0"/>
+        <w:jc w:val="left"/>
+        <w:rPr/>
+      </w:pPr>
+      <w:r>
+        <w:rPr>
+          <w:rStyle w:val="Strong"/>
+        </w:rPr>
+        <w:t>When.</w:t>
+      </w:r>
+      <w:r>
+        <w:rPr/>
+        <w:t xml:space="preserve"> An AI impact assessment is made or updated:</w:t>
+      </w:r>
+    </w:p>
+    <w:p>
+      <w:pPr>
+        <w:pStyle w:val="BodyText"/>
+        <w:numPr>
+          <w:ilvl w:val="0"/>
+          <w:numId w:val="4"/>
+        </w:numPr>
+        <w:tabs>
+          <w:tab w:val="clear" w:pos="1134"/>
+          <w:tab w:val="left" w:pos="709" w:leader="none"/>
+        </w:tabs>
+        <w:bidi w:val="0"/>
+        <w:spacing w:before="0" w:after="0"/>
+        <w:ind w:hanging="283" w:left="709"/>
+        <w:jc w:val="left"/>
+        <w:rPr/>
+      </w:pPr>
+      <w:r>
+        <w:rPr/>
+        <w:t xml:space="preserve">at the design-input stage of a Class B or C change that adds or changes AI behaviour (stage 1a); </w:t>
+      </w:r>
+    </w:p>
+    <w:p>
+      <w:pPr>
+        <w:pStyle w:val="BodyText"/>
+        <w:numPr>
+          <w:ilvl w:val="0"/>
+          <w:numId w:val="4"/>
+        </w:numPr>
+        <w:tabs>
+          <w:tab w:val="clear" w:pos="1134"/>
+          <w:tab w:val="left" w:pos="709" w:leader="none"/>
+        </w:tabs>
+        <w:bidi w:val="0"/>
+        <w:spacing w:before="0" w:after="0"/>
+        <w:ind w:hanging="283" w:left="709"/>
+        <w:jc w:val="left"/>
+        <w:rPr/>
+      </w:pPr>
+      <w:r>
+        <w:rPr/>
+        <w:t xml:space="preserve">for every new use case, and for every new client sector or region; </w:t>
+      </w:r>
+    </w:p>
+    <w:p>
+      <w:pPr>
+        <w:pStyle w:val="BodyText"/>
+        <w:numPr>
+          <w:ilvl w:val="0"/>
+          <w:numId w:val="4"/>
+        </w:numPr>
+        <w:tabs>
+          <w:tab w:val="clear" w:pos="1134"/>
+          <w:tab w:val="left" w:pos="709" w:leader="none"/>
+        </w:tabs>
+        <w:bidi w:val="0"/>
+        <w:spacing w:before="0" w:after="0"/>
+        <w:ind w:hanging="283" w:left="709"/>
+        <w:jc w:val="left"/>
+        <w:rPr/>
+      </w:pPr>
+      <w:r>
+        <w:rPr/>
+        <w:t xml:space="preserve">when a model is added or replaced (REG-02 §2); </w:t>
+      </w:r>
+    </w:p>
+    <w:p>
+      <w:pPr>
+        <w:pStyle w:val="BodyText"/>
+        <w:numPr>
+          <w:ilvl w:val="0"/>
+          <w:numId w:val="4"/>
+        </w:numPr>
+        <w:tabs>
+          <w:tab w:val="clear" w:pos="1134"/>
+          <w:tab w:val="left" w:pos="709" w:leader="none"/>
+        </w:tabs>
+        <w:bidi w:val="0"/>
+        <w:spacing w:before="0" w:after="0"/>
+        <w:ind w:hanging="283" w:left="709"/>
+        <w:jc w:val="left"/>
+        <w:rPr/>
+      </w:pPr>
+      <w:r>
+        <w:rPr/>
+        <w:t xml:space="preserve">before each release — the release record in REG-08 states that the assessment is current; </w:t>
+      </w:r>
+    </w:p>
+    <w:p>
+      <w:pPr>
+        <w:pStyle w:val="BodyText"/>
+        <w:numPr>
+          <w:ilvl w:val="0"/>
+          <w:numId w:val="4"/>
+        </w:numPr>
+        <w:tabs>
+          <w:tab w:val="clear" w:pos="1134"/>
+          <w:tab w:val="left" w:pos="709" w:leader="none"/>
+        </w:tabs>
+        <w:bidi w:val="0"/>
+        <w:spacing w:before="0" w:after="0"/>
+        <w:ind w:hanging="283" w:left="709"/>
+        <w:jc w:val="left"/>
+        <w:rPr/>
+      </w:pPr>
+      <w:r>
+        <w:rPr/>
+        <w:t xml:space="preserve">after any incident or complaint involving AI output; </w:t>
+      </w:r>
+    </w:p>
+    <w:p>
+      <w:pPr>
+        <w:pStyle w:val="BodyText"/>
+        <w:numPr>
+          <w:ilvl w:val="0"/>
+          <w:numId w:val="4"/>
+        </w:numPr>
+        <w:tabs>
+          <w:tab w:val="clear" w:pos="1134"/>
+          <w:tab w:val="left" w:pos="709" w:leader="none"/>
+        </w:tabs>
+        <w:bidi w:val="0"/>
+        <w:ind w:hanging="283" w:left="709"/>
+        <w:jc w:val="left"/>
+        <w:rPr/>
+      </w:pPr>
+      <w:r>
+        <w:rPr/>
+        <w:t xml:space="preserve">at management review (SOP-15) and internal audit (SOP-13). </w:t>
+      </w:r>
+    </w:p>
+    <w:p>
+      <w:pPr>
+        <w:pStyle w:val="BodyText"/>
+        <w:bidi w:val="0"/>
+        <w:jc w:val="left"/>
+        <w:rPr/>
+      </w:pPr>
+      <w:r>
+        <w:rPr>
+          <w:rStyle w:val="Strong"/>
+        </w:rPr>
+        <w:t>What is assessed.</w:t>
+      </w:r>
+      <w:r>
+        <w:rPr/>
+        <w:t xml:space="preserve"> For each area: who is affected, the possible impact, the rating before and after controls (High / Medium / Low), the controls in place and their evidence, the gap, and the action with an owner and a date.</w:t>
+      </w:r>
+    </w:p>
+    <w:tbl>
+      <w:tblPr>
+        <w:tblW w:w="5000" w:type="pct"/>
+        <w:jc w:val="left"/>
+        <w:tblInd w:w="-7" w:type="dxa"/>
+        <w:tblLayout w:type="fixed"/>
+        <w:tblCellMar>
+          <w:top w:w="60" w:type="dxa"/>
+          <w:left w:w="60" w:type="dxa"/>
+          <w:bottom w:w="60" w:type="dxa"/>
+          <w:right w:w="60" w:type="dxa"/>
+        </w:tblCellMar>
+      </w:tblPr>
+      <w:tblGrid>
+        <w:gridCol w:w="1726"/>
+        <w:gridCol w:w="3481"/>
+      </w:tblGrid>
+      <w:tr>
+        <w:trPr>
+          <w:tblHeader w:val="true"/>
+        </w:trPr>
+        <w:tc>
+          <w:tcPr>
+            <w:tcW w:w="1726" w:type="dxa"/>
+            <w:tcBorders>
+              <w:top w:val="single" w:sz="6" w:space="0" w:color="BFC7D5"/>
+              <w:left w:val="single" w:sz="6" w:space="0" w:color="BFC7D5"/>
+              <w:bottom w:val="single" w:sz="2" w:space="0" w:color="BFC7D5"/>
+              <w:right w:val="single" w:sz="6" w:space="0" w:color="BFC7D5"/>
+            </w:tcBorders>
+            <w:shd w:fill="1F3A5F" w:val="clear"/>
+            <w:vAlign w:val="center"/>
+          </w:tcPr>
+          <w:p>
+            <w:pPr>
+              <w:pStyle w:val="TableHeading"/>
+              <w:bidi w:val="0"/>
+              <w:spacing w:before="0" w:after="283"/>
+              <w:jc w:val="left"/>
+              <w:rPr>
+                <w:color w:val="FFFFFF"/>
+              </w:rPr>
+            </w:pPr>
+            <w:r>
+              <w:rPr>
+                <w:color w:val="FFFFFF"/>
+              </w:rPr>
+              <w:t>Area</w:t>
+            </w:r>
+          </w:p>
+        </w:tc>
+        <w:tc>
+          <w:tcPr>
+            <w:tcW w:w="3481" w:type="dxa"/>
+            <w:tcBorders>
+              <w:top w:val="single" w:sz="6" w:space="0" w:color="BFC7D5"/>
+              <w:left w:val="single" w:sz="2" w:space="0" w:color="BFC7D5"/>
+              <w:bottom w:val="single" w:sz="2" w:space="0" w:color="BFC7D5"/>
+              <w:right w:val="single" w:sz="6" w:space="0" w:color="BFC7D5"/>
+            </w:tcBorders>
+            <w:shd w:fill="1F3A5F" w:val="clear"/>
+            <w:vAlign w:val="center"/>
+          </w:tcPr>
+          <w:p>
+            <w:pPr>
+              <w:pStyle w:val="TableHeading"/>
+              <w:bidi w:val="0"/>
+              <w:spacing w:before="0" w:after="283"/>
+              <w:jc w:val="left"/>
+              <w:rPr>
+                <w:color w:val="FFFFFF"/>
+              </w:rPr>
+            </w:pPr>
+            <w:r>
+              <w:rPr>
+                <w:color w:val="FFFFFF"/>
+              </w:rPr>
+              <w:t>Question</w:t>
+            </w:r>
+          </w:p>
+        </w:tc>
+      </w:tr>
+      <w:tr>
+        <w:trPr/>
+        <w:tc>
+          <w:tcPr>
+            <w:tcW w:w="1726" w:type="dxa"/>
+            <w:tcBorders>
+              <w:left w:val="single" w:sz="6" w:space="0" w:color="BFC7D5"/>
+              <w:bottom w:val="single" w:sz="2" w:space="0" w:color="BFC7D5"/>
+              <w:right w:val="single" w:sz="6" w:space="0" w:color="BFC7D5"/>
+            </w:tcBorders>
+            <w:vAlign w:val="center"/>
+          </w:tcPr>
+          <w:p>
+            <w:pPr>
+              <w:pStyle w:val="TableContents"/>
+              <w:bidi w:val="0"/>
+              <w:spacing w:before="0" w:after="283"/>
+              <w:jc w:val="left"/>
+              <w:rPr/>
+            </w:pPr>
+            <w:r>
+              <w:rPr/>
+              <w:t>Privacy and data protection</w:t>
+            </w:r>
+          </w:p>
+        </w:tc>
+        <w:tc>
+          <w:tcPr>
+            <w:tcW w:w="3481" w:type="dxa"/>
+            <w:tcBorders>
+              <w:left w:val="single" w:sz="2" w:space="0" w:color="BFC7D5"/>
+              <w:bottom w:val="single" w:sz="2" w:space="0" w:color="BFC7D5"/>
+              <w:right w:val="single" w:sz="6" w:space="0" w:color="BFC7D5"/>
+            </w:tcBorders>
+            <w:vAlign w:val="center"/>
+          </w:tcPr>
+          <w:p>
+            <w:pPr>
+              <w:pStyle w:val="TableContents"/>
+              <w:bidi w:val="0"/>
+              <w:spacing w:before="0" w:after="283"/>
+              <w:jc w:val="left"/>
+              <w:rPr/>
+            </w:pPr>
+            <w:r>
+              <w:rPr/>
+              <w:t>Can personal or client data leave the client's control, or be kept longer than needed?</w:t>
+            </w:r>
+          </w:p>
+        </w:tc>
+      </w:tr>
+      <w:tr>
+        <w:trPr/>
+        <w:tc>
+          <w:tcPr>
+            <w:tcW w:w="1726" w:type="dxa"/>
+            <w:tcBorders>
+              <w:left w:val="single" w:sz="6" w:space="0" w:color="BFC7D5"/>
+              <w:bottom w:val="single" w:sz="2" w:space="0" w:color="BFC7D5"/>
+              <w:right w:val="single" w:sz="6" w:space="0" w:color="BFC7D5"/>
+            </w:tcBorders>
+            <w:vAlign w:val="center"/>
+          </w:tcPr>
+          <w:p>
+            <w:pPr>
+              <w:pStyle w:val="TableContents"/>
+              <w:bidi w:val="0"/>
+              <w:spacing w:before="0" w:after="283"/>
+              <w:jc w:val="left"/>
+              <w:rPr/>
+            </w:pPr>
+            <w:r>
+              <w:rPr/>
+              <w:t>Consent</w:t>
+            </w:r>
+          </w:p>
+        </w:tc>
+        <w:tc>
+          <w:tcPr>
+            <w:tcW w:w="3481" w:type="dxa"/>
+            <w:tcBorders>
+              <w:left w:val="single" w:sz="2" w:space="0" w:color="BFC7D5"/>
+              <w:bottom w:val="single" w:sz="2" w:space="0" w:color="BFC7D5"/>
+              <w:right w:val="single" w:sz="6" w:space="0" w:color="BFC7D5"/>
+            </w:tcBorders>
+            <w:vAlign w:val="center"/>
+          </w:tcPr>
+          <w:p>
+            <w:pPr>
+              <w:pStyle w:val="TableContents"/>
+              <w:bidi w:val="0"/>
+              <w:spacing w:before="0" w:after="283"/>
+              <w:jc w:val="left"/>
+              <w:rPr/>
+            </w:pPr>
+            <w:r>
+              <w:rPr/>
+              <w:t>Do people who are recorded or transcribed know, and has the customer been told what consent it needs?</w:t>
+            </w:r>
+          </w:p>
+        </w:tc>
+      </w:tr>
+      <w:tr>
+        <w:trPr/>
+        <w:tc>
+          <w:tcPr>
+            <w:tcW w:w="1726" w:type="dxa"/>
+            <w:tcBorders>
+              <w:left w:val="single" w:sz="6" w:space="0" w:color="BFC7D5"/>
+              <w:bottom w:val="single" w:sz="2" w:space="0" w:color="BFC7D5"/>
+              <w:right w:val="single" w:sz="6" w:space="0" w:color="BFC7D5"/>
+            </w:tcBorders>
+            <w:vAlign w:val="center"/>
+          </w:tcPr>
+          <w:p>
+            <w:pPr>
+              <w:pStyle w:val="TableContents"/>
+              <w:bidi w:val="0"/>
+              <w:spacing w:before="0" w:after="283"/>
+              <w:jc w:val="left"/>
+              <w:rPr/>
+            </w:pPr>
+            <w:r>
+              <w:rPr/>
+              <w:t>Accuracy</w:t>
+            </w:r>
+          </w:p>
+        </w:tc>
+        <w:tc>
+          <w:tcPr>
+            <w:tcW w:w="3481" w:type="dxa"/>
+            <w:tcBorders>
+              <w:left w:val="single" w:sz="2" w:space="0" w:color="BFC7D5"/>
+              <w:bottom w:val="single" w:sz="2" w:space="0" w:color="BFC7D5"/>
+              <w:right w:val="single" w:sz="6" w:space="0" w:color="BFC7D5"/>
+            </w:tcBorders>
+            <w:vAlign w:val="center"/>
+          </w:tcPr>
+          <w:p>
+            <w:pPr>
+              <w:pStyle w:val="TableContents"/>
+              <w:bidi w:val="0"/>
+              <w:spacing w:before="0" w:after="283"/>
+              <w:jc w:val="left"/>
+              <w:rPr/>
+            </w:pPr>
+            <w:r>
+              <w:rPr/>
+              <w:t>Can the output be wrong or invented, and is that measured?</w:t>
+            </w:r>
+          </w:p>
+        </w:tc>
+      </w:tr>
+      <w:tr>
+        <w:trPr/>
+        <w:tc>
+          <w:tcPr>
+            <w:tcW w:w="1726" w:type="dxa"/>
+            <w:tcBorders>
+              <w:left w:val="single" w:sz="6" w:space="0" w:color="BFC7D5"/>
+              <w:bottom w:val="single" w:sz="2" w:space="0" w:color="BFC7D5"/>
+              <w:right w:val="single" w:sz="6" w:space="0" w:color="BFC7D5"/>
+            </w:tcBorders>
+            <w:vAlign w:val="center"/>
+          </w:tcPr>
+          <w:p>
+            <w:pPr>
+              <w:pStyle w:val="TableContents"/>
+              <w:bidi w:val="0"/>
+              <w:spacing w:before="0" w:after="283"/>
+              <w:jc w:val="left"/>
+              <w:rPr/>
+            </w:pPr>
+            <w:r>
+              <w:rPr/>
+              <w:t>Over-reliance</w:t>
+            </w:r>
+          </w:p>
+        </w:tc>
+        <w:tc>
+          <w:tcPr>
+            <w:tcW w:w="3481" w:type="dxa"/>
+            <w:tcBorders>
+              <w:left w:val="single" w:sz="2" w:space="0" w:color="BFC7D5"/>
+              <w:bottom w:val="single" w:sz="2" w:space="0" w:color="BFC7D5"/>
+              <w:right w:val="single" w:sz="6" w:space="0" w:color="BFC7D5"/>
+            </w:tcBorders>
+            <w:vAlign w:val="center"/>
+          </w:tcPr>
+          <w:p>
+            <w:pPr>
+              <w:pStyle w:val="TableContents"/>
+              <w:bidi w:val="0"/>
+              <w:spacing w:before="0" w:after="283"/>
+              <w:jc w:val="left"/>
+              <w:rPr/>
+            </w:pPr>
+            <w:r>
+              <w:rPr/>
+              <w:t>Are users told to check the output, and can they see the source?</w:t>
+            </w:r>
+          </w:p>
+        </w:tc>
+      </w:tr>
+      <w:tr>
+        <w:trPr/>
+        <w:tc>
+          <w:tcPr>
+            <w:tcW w:w="1726" w:type="dxa"/>
+            <w:tcBorders>
+              <w:left w:val="single" w:sz="6" w:space="0" w:color="BFC7D5"/>
+              <w:bottom w:val="single" w:sz="2" w:space="0" w:color="BFC7D5"/>
+              <w:right w:val="single" w:sz="6" w:space="0" w:color="BFC7D5"/>
+            </w:tcBorders>
+            <w:vAlign w:val="center"/>
+          </w:tcPr>
+          <w:p>
+            <w:pPr>
+              <w:pStyle w:val="TableContents"/>
+              <w:bidi w:val="0"/>
+              <w:spacing w:before="0" w:after="283"/>
+              <w:jc w:val="left"/>
+              <w:rPr/>
+            </w:pPr>
+            <w:r>
+              <w:rPr/>
+              <w:t>Bias and fairness</w:t>
+            </w:r>
+          </w:p>
+        </w:tc>
+        <w:tc>
+          <w:tcPr>
+            <w:tcW w:w="3481" w:type="dxa"/>
+            <w:tcBorders>
+              <w:left w:val="single" w:sz="2" w:space="0" w:color="BFC7D5"/>
+              <w:bottom w:val="single" w:sz="2" w:space="0" w:color="BFC7D5"/>
+              <w:right w:val="single" w:sz="6" w:space="0" w:color="BFC7D5"/>
+            </w:tcBorders>
+            <w:vAlign w:val="center"/>
+          </w:tcPr>
+          <w:p>
+            <w:pPr>
+              <w:pStyle w:val="TableContents"/>
+              <w:bidi w:val="0"/>
+              <w:spacing w:before="0" w:after="283"/>
+              <w:jc w:val="left"/>
+              <w:rPr/>
+            </w:pPr>
+            <w:r>
+              <w:rPr/>
+              <w:t>Does quality differ by accent, language, sector or group, and is that measured?</w:t>
+            </w:r>
+          </w:p>
+        </w:tc>
+      </w:tr>
+      <w:tr>
+        <w:trPr/>
+        <w:tc>
+          <w:tcPr>
+            <w:tcW w:w="1726" w:type="dxa"/>
+            <w:tcBorders>
+              <w:left w:val="single" w:sz="6" w:space="0" w:color="BFC7D5"/>
+              <w:bottom w:val="single" w:sz="2" w:space="0" w:color="BFC7D5"/>
+              <w:right w:val="single" w:sz="6" w:space="0" w:color="BFC7D5"/>
+            </w:tcBorders>
+            <w:vAlign w:val="center"/>
+          </w:tcPr>
+          <w:p>
+            <w:pPr>
+              <w:pStyle w:val="TableContents"/>
+              <w:bidi w:val="0"/>
+              <w:spacing w:before="0" w:after="283"/>
+              <w:jc w:val="left"/>
+              <w:rPr/>
+            </w:pPr>
+            <w:r>
+              <w:rPr/>
+              <w:t>Transparency</w:t>
+            </w:r>
+          </w:p>
+        </w:tc>
+        <w:tc>
+          <w:tcPr>
+            <w:tcW w:w="3481" w:type="dxa"/>
+            <w:tcBorders>
+              <w:left w:val="single" w:sz="2" w:space="0" w:color="BFC7D5"/>
+              <w:bottom w:val="single" w:sz="2" w:space="0" w:color="BFC7D5"/>
+              <w:right w:val="single" w:sz="6" w:space="0" w:color="BFC7D5"/>
+            </w:tcBorders>
+            <w:vAlign w:val="center"/>
+          </w:tcPr>
+          <w:p>
+            <w:pPr>
+              <w:pStyle w:val="TableContents"/>
+              <w:bidi w:val="0"/>
+              <w:spacing w:before="0" w:after="283"/>
+              <w:jc w:val="left"/>
+              <w:rPr/>
+            </w:pPr>
+            <w:r>
+              <w:rPr/>
+              <w:t>Can a user see why an answer was given?</w:t>
+            </w:r>
+          </w:p>
+        </w:tc>
+      </w:tr>
+      <w:tr>
+        <w:trPr/>
+        <w:tc>
+          <w:tcPr>
+            <w:tcW w:w="1726" w:type="dxa"/>
+            <w:tcBorders>
+              <w:left w:val="single" w:sz="6" w:space="0" w:color="BFC7D5"/>
+              <w:bottom w:val="single" w:sz="2" w:space="0" w:color="BFC7D5"/>
+              <w:right w:val="single" w:sz="6" w:space="0" w:color="BFC7D5"/>
+            </w:tcBorders>
+            <w:vAlign w:val="center"/>
+          </w:tcPr>
+          <w:p>
+            <w:pPr>
+              <w:pStyle w:val="TableContents"/>
+              <w:bidi w:val="0"/>
+              <w:spacing w:before="0" w:after="283"/>
+              <w:jc w:val="left"/>
+              <w:rPr/>
+            </w:pPr>
+            <w:r>
+              <w:rPr/>
+              <w:t>Human oversight</w:t>
+            </w:r>
+          </w:p>
+        </w:tc>
+        <w:tc>
+          <w:tcPr>
+            <w:tcW w:w="3481" w:type="dxa"/>
+            <w:tcBorders>
+              <w:left w:val="single" w:sz="2" w:space="0" w:color="BFC7D5"/>
+              <w:bottom w:val="single" w:sz="2" w:space="0" w:color="BFC7D5"/>
+              <w:right w:val="single" w:sz="6" w:space="0" w:color="BFC7D5"/>
+            </w:tcBorders>
+            <w:vAlign w:val="center"/>
+          </w:tcPr>
+          <w:p>
+            <w:pPr>
+              <w:pStyle w:val="TableContents"/>
+              <w:bidi w:val="0"/>
+              <w:spacing w:before="0" w:after="283"/>
+              <w:jc w:val="left"/>
+              <w:rPr/>
+            </w:pPr>
+            <w:r>
+              <w:rPr/>
+              <w:t>Does the system make or act on decisions about people without a human?</w:t>
+            </w:r>
+          </w:p>
+        </w:tc>
+      </w:tr>
+      <w:tr>
+        <w:trPr/>
+        <w:tc>
+          <w:tcPr>
+            <w:tcW w:w="1726" w:type="dxa"/>
+            <w:tcBorders>
+              <w:left w:val="single" w:sz="6" w:space="0" w:color="BFC7D5"/>
+              <w:bottom w:val="single" w:sz="2" w:space="0" w:color="BFC7D5"/>
+              <w:right w:val="single" w:sz="6" w:space="0" w:color="BFC7D5"/>
+            </w:tcBorders>
+            <w:vAlign w:val="center"/>
+          </w:tcPr>
+          <w:p>
+            <w:pPr>
+              <w:pStyle w:val="TableContents"/>
+              <w:bidi w:val="0"/>
+              <w:spacing w:before="0" w:after="283"/>
+              <w:jc w:val="left"/>
+              <w:rPr/>
+            </w:pPr>
+            <w:r>
+              <w:rPr/>
+              <w:t>Security and misuse</w:t>
+            </w:r>
+          </w:p>
+        </w:tc>
+        <w:tc>
+          <w:tcPr>
+            <w:tcW w:w="3481" w:type="dxa"/>
+            <w:tcBorders>
+              <w:left w:val="single" w:sz="2" w:space="0" w:color="BFC7D5"/>
+              <w:bottom w:val="single" w:sz="2" w:space="0" w:color="BFC7D5"/>
+              <w:right w:val="single" w:sz="6" w:space="0" w:color="BFC7D5"/>
+            </w:tcBorders>
+            <w:vAlign w:val="center"/>
+          </w:tcPr>
+          <w:p>
+            <w:pPr>
+              <w:pStyle w:val="TableContents"/>
+              <w:bidi w:val="0"/>
+              <w:spacing w:before="0" w:after="283"/>
+              <w:jc w:val="left"/>
+              <w:rPr/>
+            </w:pPr>
+            <w:r>
+              <w:rPr/>
+              <w:t>Prompt injection, unauthorised access, misuse of the output</w:t>
+            </w:r>
+          </w:p>
+        </w:tc>
+      </w:tr>
+      <w:tr>
+        <w:trPr/>
+        <w:tc>
+          <w:tcPr>
+            <w:tcW w:w="1726" w:type="dxa"/>
+            <w:tcBorders>
+              <w:left w:val="single" w:sz="6" w:space="0" w:color="BFC7D5"/>
+              <w:bottom w:val="single" w:sz="2" w:space="0" w:color="BFC7D5"/>
+              <w:right w:val="single" w:sz="6" w:space="0" w:color="BFC7D5"/>
+            </w:tcBorders>
+            <w:vAlign w:val="center"/>
+          </w:tcPr>
+          <w:p>
+            <w:pPr>
+              <w:pStyle w:val="TableContents"/>
+              <w:bidi w:val="0"/>
+              <w:spacing w:before="0" w:after="283"/>
+              <w:jc w:val="left"/>
+              <w:rPr/>
+            </w:pPr>
+            <w:r>
+              <w:rPr/>
+              <w:t>Confidentiality between clients</w:t>
+            </w:r>
+          </w:p>
+        </w:tc>
+        <w:tc>
+          <w:tcPr>
+            <w:tcW w:w="3481" w:type="dxa"/>
+            <w:tcBorders>
+              <w:left w:val="single" w:sz="2" w:space="0" w:color="BFC7D5"/>
+              <w:bottom w:val="single" w:sz="2" w:space="0" w:color="BFC7D5"/>
+              <w:right w:val="single" w:sz="6" w:space="0" w:color="BFC7D5"/>
+            </w:tcBorders>
+            <w:vAlign w:val="center"/>
+          </w:tcPr>
+          <w:p>
+            <w:pPr>
+              <w:pStyle w:val="TableContents"/>
+              <w:bidi w:val="0"/>
+              <w:spacing w:before="0" w:after="283"/>
+              <w:jc w:val="left"/>
+              <w:rPr/>
+            </w:pPr>
+            <w:r>
+              <w:rPr/>
+              <w:t>Can one client see another's data?</w:t>
+            </w:r>
+          </w:p>
+        </w:tc>
+      </w:tr>
+      <w:tr>
+        <w:trPr/>
+        <w:tc>
+          <w:tcPr>
+            <w:tcW w:w="1726" w:type="dxa"/>
+            <w:tcBorders>
+              <w:left w:val="single" w:sz="6" w:space="0" w:color="BFC7D5"/>
+              <w:bottom w:val="single" w:sz="2" w:space="0" w:color="BFC7D5"/>
+              <w:right w:val="single" w:sz="6" w:space="0" w:color="BFC7D5"/>
+            </w:tcBorders>
+            <w:vAlign w:val="center"/>
+          </w:tcPr>
+          <w:p>
+            <w:pPr>
+              <w:pStyle w:val="TableContents"/>
+              <w:bidi w:val="0"/>
+              <w:spacing w:before="0" w:after="283"/>
+              <w:jc w:val="left"/>
+              <w:rPr/>
+            </w:pPr>
+            <w:r>
+              <w:rPr/>
+              <w:t>Model provenance and licences</w:t>
+            </w:r>
+          </w:p>
+        </w:tc>
+        <w:tc>
+          <w:tcPr>
+            <w:tcW w:w="3481" w:type="dxa"/>
+            <w:tcBorders>
+              <w:left w:val="single" w:sz="2" w:space="0" w:color="BFC7D5"/>
+              <w:bottom w:val="single" w:sz="2" w:space="0" w:color="BFC7D5"/>
+              <w:right w:val="single" w:sz="6" w:space="0" w:color="BFC7D5"/>
+            </w:tcBorders>
+            <w:vAlign w:val="center"/>
+          </w:tcPr>
+          <w:p>
+            <w:pPr>
+              <w:pStyle w:val="TableContents"/>
+              <w:bidi w:val="0"/>
+              <w:spacing w:before="0" w:after="283"/>
+              <w:jc w:val="left"/>
+              <w:rPr/>
+            </w:pPr>
+            <w:r>
+              <w:rPr/>
+              <w:t>Is each model used within its licence terms?</w:t>
+            </w:r>
+          </w:p>
+        </w:tc>
+      </w:tr>
+      <w:tr>
+        <w:trPr/>
+        <w:tc>
+          <w:tcPr>
+            <w:tcW w:w="1726" w:type="dxa"/>
+            <w:tcBorders>
+              <w:left w:val="single" w:sz="6" w:space="0" w:color="BFC7D5"/>
+              <w:bottom w:val="single" w:sz="2" w:space="0" w:color="BFC7D5"/>
+              <w:right w:val="single" w:sz="6" w:space="0" w:color="BFC7D5"/>
+            </w:tcBorders>
+            <w:vAlign w:val="center"/>
+          </w:tcPr>
+          <w:p>
+            <w:pPr>
+              <w:pStyle w:val="TableContents"/>
+              <w:bidi w:val="0"/>
+              <w:spacing w:before="0" w:after="283"/>
+              <w:jc w:val="left"/>
+              <w:rPr/>
+            </w:pPr>
+            <w:r>
+              <w:rPr/>
+              <w:t>Generated content</w:t>
+            </w:r>
+          </w:p>
+        </w:tc>
+        <w:tc>
+          <w:tcPr>
+            <w:tcW w:w="3481" w:type="dxa"/>
+            <w:tcBorders>
+              <w:left w:val="single" w:sz="2" w:space="0" w:color="BFC7D5"/>
+              <w:bottom w:val="single" w:sz="2" w:space="0" w:color="BFC7D5"/>
+              <w:right w:val="single" w:sz="6" w:space="0" w:color="BFC7D5"/>
+            </w:tcBorders>
+            <w:vAlign w:val="center"/>
+          </w:tcPr>
+          <w:p>
+            <w:pPr>
+              <w:pStyle w:val="TableContents"/>
+              <w:bidi w:val="0"/>
+              <w:spacing w:before="0" w:after="283"/>
+              <w:jc w:val="left"/>
+              <w:rPr/>
+            </w:pPr>
+            <w:r>
+              <w:rPr/>
+              <w:t>Who may use generated text and images, and on what terms?</w:t>
+            </w:r>
+          </w:p>
+        </w:tc>
+      </w:tr>
+      <w:tr>
+        <w:trPr/>
+        <w:tc>
+          <w:tcPr>
+            <w:tcW w:w="1726" w:type="dxa"/>
+            <w:tcBorders>
+              <w:left w:val="single" w:sz="6" w:space="0" w:color="BFC7D5"/>
+              <w:bottom w:val="single" w:sz="2" w:space="0" w:color="BFC7D5"/>
+              <w:right w:val="single" w:sz="6" w:space="0" w:color="BFC7D5"/>
+            </w:tcBorders>
+            <w:vAlign w:val="center"/>
+          </w:tcPr>
+          <w:p>
+            <w:pPr>
+              <w:pStyle w:val="TableContents"/>
+              <w:bidi w:val="0"/>
+              <w:spacing w:before="0" w:after="283"/>
+              <w:jc w:val="left"/>
+              <w:rPr/>
+            </w:pPr>
+            <w:r>
+              <w:rPr/>
+              <w:t>Environmental impact</w:t>
+            </w:r>
+          </w:p>
+        </w:tc>
+        <w:tc>
+          <w:tcPr>
+            <w:tcW w:w="3481" w:type="dxa"/>
+            <w:tcBorders>
+              <w:left w:val="single" w:sz="2" w:space="0" w:color="BFC7D5"/>
+              <w:bottom w:val="single" w:sz="2" w:space="0" w:color="BFC7D5"/>
+              <w:right w:val="single" w:sz="6" w:space="0" w:color="BFC7D5"/>
+            </w:tcBorders>
+            <w:vAlign w:val="center"/>
+          </w:tcPr>
+          <w:p>
+            <w:pPr>
+              <w:pStyle w:val="TableContents"/>
+              <w:bidi w:val="0"/>
+              <w:spacing w:before="0" w:after="283"/>
+              <w:jc w:val="left"/>
+              <w:rPr/>
+            </w:pPr>
+            <w:r>
+              <w:rPr/>
+              <w:t>Energy and hardware use</w:t>
+            </w:r>
+          </w:p>
+        </w:tc>
+      </w:tr>
+      <w:tr>
+        <w:trPr/>
+        <w:tc>
+          <w:tcPr>
+            <w:tcW w:w="1726" w:type="dxa"/>
+            <w:tcBorders>
+              <w:left w:val="single" w:sz="6" w:space="0" w:color="BFC7D5"/>
+              <w:bottom w:val="single" w:sz="2" w:space="0" w:color="BFC7D5"/>
+              <w:right w:val="single" w:sz="6" w:space="0" w:color="BFC7D5"/>
+            </w:tcBorders>
+            <w:vAlign w:val="center"/>
+          </w:tcPr>
+          <w:p>
+            <w:pPr>
+              <w:pStyle w:val="TableContents"/>
+              <w:bidi w:val="0"/>
+              <w:spacing w:before="0" w:after="283"/>
+              <w:jc w:val="left"/>
+              <w:rPr/>
+            </w:pPr>
+            <w:r>
+              <w:rPr/>
+              <w:t>Accessibility</w:t>
+            </w:r>
+          </w:p>
+        </w:tc>
+        <w:tc>
+          <w:tcPr>
+            <w:tcW w:w="3481" w:type="dxa"/>
+            <w:tcBorders>
+              <w:left w:val="single" w:sz="2" w:space="0" w:color="BFC7D5"/>
+              <w:bottom w:val="single" w:sz="2" w:space="0" w:color="BFC7D5"/>
+              <w:right w:val="single" w:sz="6" w:space="0" w:color="BFC7D5"/>
+            </w:tcBorders>
+            <w:vAlign w:val="center"/>
+          </w:tcPr>
+          <w:p>
+            <w:pPr>
+              <w:pStyle w:val="TableContents"/>
+              <w:bidi w:val="0"/>
+              <w:spacing w:before="0" w:after="283"/>
+              <w:jc w:val="left"/>
+              <w:rPr/>
+            </w:pPr>
+            <w:r>
+              <w:rPr/>
+              <w:t>Can every feature be used without voice or without hearing?</w:t>
+            </w:r>
+          </w:p>
+        </w:tc>
+      </w:tr>
+      <w:tr>
+        <w:trPr/>
+        <w:tc>
+          <w:tcPr>
+            <w:tcW w:w="1726" w:type="dxa"/>
+            <w:tcBorders>
+              <w:left w:val="single" w:sz="6" w:space="0" w:color="BFC7D5"/>
+              <w:bottom w:val="single" w:sz="6" w:space="0" w:color="BFC7D5"/>
+              <w:right w:val="single" w:sz="6" w:space="0" w:color="BFC7D5"/>
+            </w:tcBorders>
+            <w:vAlign w:val="center"/>
+          </w:tcPr>
+          <w:p>
+            <w:pPr>
+              <w:pStyle w:val="TableContents"/>
+              <w:bidi w:val="0"/>
+              <w:spacing w:before="0" w:after="283"/>
+              <w:jc w:val="left"/>
+              <w:rPr/>
+            </w:pPr>
+            <w:r>
+              <w:rPr/>
+              <w:t>Governance</w:t>
+            </w:r>
+          </w:p>
+        </w:tc>
+        <w:tc>
+          <w:tcPr>
+            <w:tcW w:w="3481" w:type="dxa"/>
+            <w:tcBorders>
+              <w:left w:val="single" w:sz="2" w:space="0" w:color="BFC7D5"/>
+              <w:bottom w:val="single" w:sz="6" w:space="0" w:color="BFC7D5"/>
+              <w:right w:val="single" w:sz="6" w:space="0" w:color="BFC7D5"/>
+            </w:tcBorders>
+            <w:vAlign w:val="center"/>
+          </w:tcPr>
+          <w:p>
+            <w:pPr>
+              <w:pStyle w:val="TableContents"/>
+              <w:bidi w:val="0"/>
+              <w:spacing w:before="0" w:after="283"/>
+              <w:jc w:val="left"/>
+              <w:rPr/>
+            </w:pPr>
+            <w:r>
+              <w:rPr/>
+              <w:t>Who is accountable, and how is AI-assisted development controlled (§7)?</w:t>
+            </w:r>
+          </w:p>
+        </w:tc>
+      </w:tr>
+    </w:tbl>
+    <w:p>
+      <w:pPr>
+        <w:pStyle w:val="BodyText"/>
+        <w:bidi w:val="0"/>
+        <w:jc w:val="left"/>
+        <w:rPr/>
+      </w:pPr>
+      <w:r>
+        <w:rPr>
+          <w:rStyle w:val="Strong"/>
+        </w:rPr>
+        <w:t>Who.</w:t>
+      </w:r>
+      <w:r>
+        <w:rPr/>
+        <w:t xml:space="preserve"> Prepared by the Lead Engineer; reviewed by the EchoMind Project Lead (client, user and ethical impact) and the data custodian (data protection and consent); approved by the Managing Director. ISO/IEC 42001 and ISO/IEC 23894 are used as guidance.</w:t>
+      </w:r>
+    </w:p>
+    <w:p>
+      <w:pPr>
+        <w:pStyle w:val="BodyText"/>
+        <w:bidi w:val="0"/>
+        <w:jc w:val="left"/>
+        <w:rPr/>
+      </w:pPr>
+      <w:r>
+        <w:rPr>
+          <w:rStyle w:val="Strong"/>
+        </w:rPr>
+        <w:t>Where.</w:t>
+      </w:r>
+      <w:r>
+        <w:rPr/>
+        <w:t xml:space="preserve"> </w:t>
+      </w:r>
+      <w:r>
+        <w:rPr>
+          <w:rStyle w:val="SourceText"/>
+        </w:rPr>
+        <w:t>evidence-2026/20_AI_Impact_Assessment/EM26-35_AI_Impact_Assessment_EchoMind.docx</w:t>
+      </w:r>
+      <w:r>
+        <w:rPr/>
+        <w:t xml:space="preserve">. High and medium impacts that remain after controls are carried as risks in </w:t>
+      </w:r>
+      <w:r>
+        <w:rPr>
+          <w:rStyle w:val="SourceText"/>
+        </w:rPr>
+        <w:t>REG-03</w:t>
+      </w:r>
+      <w:r>
+        <w:rPr/>
+        <w:t xml:space="preserve">; actions are tracked to closure there and in </w:t>
+      </w:r>
+      <w:r>
+        <w:rPr>
+          <w:rStyle w:val="SourceText"/>
+        </w:rPr>
+        <w:t>REG-04</w:t>
+      </w:r>
+      <w:r>
+        <w:rPr/>
+        <w:t xml:space="preserve"> where they arise from an audit finding.</w:t>
+      </w:r>
+    </w:p>
+    <w:p>
+      <w:pPr>
+        <w:pStyle w:val="Heading2"/>
+        <w:bidi w:val="0"/>
+        <w:jc w:val="left"/>
+        <w:rPr/>
+      </w:pPr>
+      <w:r>
+        <w:rPr/>
         <w:t>8. Design and development outputs (8.3.5)</w:t>
       </w:r>
     </w:p>
@@ -7859,6 +9156,91 @@
             <w:tcW w:w="1837" w:type="dxa"/>
             <w:tcBorders>
               <w:left w:val="single" w:sz="6" w:space="0" w:color="BFC7D5"/>
+              <w:bottom w:val="single" w:sz="2" w:space="0" w:color="BFC7D5"/>
+              <w:right w:val="single" w:sz="6" w:space="0" w:color="BFC7D5"/>
+            </w:tcBorders>
+            <w:vAlign w:val="center"/>
+          </w:tcPr>
+          <w:p>
+            <w:pPr>
+              <w:pStyle w:val="TableContents"/>
+              <w:bidi w:val="0"/>
+              <w:spacing w:before="0" w:after="283"/>
+              <w:jc w:val="left"/>
+              <w:rPr/>
+            </w:pPr>
+            <w:r>
+              <w:rPr/>
+              <w:t>Customer acceptance against agreed criteria</w:t>
+            </w:r>
+          </w:p>
+        </w:tc>
+        <w:tc>
+          <w:tcPr>
+            <w:tcW w:w="1967" w:type="dxa"/>
+            <w:tcBorders>
+              <w:left w:val="single" w:sz="2" w:space="0" w:color="BFC7D5"/>
+              <w:bottom w:val="single" w:sz="2" w:space="0" w:color="BFC7D5"/>
+              <w:right w:val="single" w:sz="6" w:space="0" w:color="BFC7D5"/>
+            </w:tcBorders>
+            <w:vAlign w:val="center"/>
+          </w:tcPr>
+          <w:p>
+            <w:pPr>
+              <w:pStyle w:val="TableContents"/>
+              <w:bidi w:val="0"/>
+              <w:spacing w:before="0" w:after="283"/>
+              <w:jc w:val="left"/>
+              <w:rPr/>
+            </w:pPr>
+            <w:r>
+              <w:rPr/>
+              <w:t xml:space="preserve">Filed under </w:t>
+            </w:r>
+            <w:r>
+              <w:rPr>
+                <w:rStyle w:val="SourceText"/>
+              </w:rPr>
+              <w:t>SOP-04</w:t>
+            </w:r>
+            <w:r>
+              <w:rPr/>
+              <w:t xml:space="preserve"> §10</w:t>
+            </w:r>
+          </w:p>
+        </w:tc>
+        <w:tc>
+          <w:tcPr>
+            <w:tcW w:w="1403" w:type="dxa"/>
+            <w:tcBorders>
+              <w:left w:val="single" w:sz="2" w:space="0" w:color="BFC7D5"/>
+              <w:bottom w:val="single" w:sz="2" w:space="0" w:color="BFC7D5"/>
+              <w:right w:val="single" w:sz="6" w:space="0" w:color="BFC7D5"/>
+            </w:tcBorders>
+            <w:vAlign w:val="center"/>
+          </w:tcPr>
+          <w:p>
+            <w:pPr>
+              <w:pStyle w:val="TableContents"/>
+              <w:bidi w:val="0"/>
+              <w:spacing w:before="0" w:after="283"/>
+              <w:jc w:val="left"/>
+              <w:rPr/>
+            </w:pPr>
+            <w:r>
+              <w:rPr/>
+              <w:t>3 years after the engagement ends</w:t>
+            </w:r>
+          </w:p>
+        </w:tc>
+      </w:tr>
+      <w:tr>
+        <w:trPr/>
+        <w:tc>
+          <w:tcPr>
+            <w:tcW w:w="1837" w:type="dxa"/>
+            <w:tcBorders>
+              <w:left w:val="single" w:sz="6" w:space="0" w:color="BFC7D5"/>
               <w:bottom w:val="single" w:sz="6" w:space="0" w:color="BFC7D5"/>
               <w:right w:val="single" w:sz="6" w:space="0" w:color="BFC7D5"/>
             </w:tcBorders>
@@ -7874,7 +9256,7 @@
             </w:pPr>
             <w:r>
               <w:rPr/>
-              <w:t>Customer acceptance against agreed criteria</w:t>
+              <w:t>AI impact assessment (§7a)</w:t>
             </w:r>
           </w:p>
         </w:tc>
@@ -7897,18 +9279,14 @@
               <w:rPr/>
             </w:pPr>
             <w:r>
-              <w:rPr/>
-              <w:t xml:space="preserve">Filed under </w:t>
-            </w:r>
-            <w:r>
               <w:rPr>
                 <w:rStyle w:val="SourceText"/>
               </w:rPr>
-              <w:t>SOP-04</w:t>
-            </w:r>
-            <w:r>
-              <w:rPr/>
-              <w:t xml:space="preserve"> §10</w:t>
+              <w:t>evidence-2026/20_AI_Impact_Assessment/</w:t>
+            </w:r>
+            <w:r>
+              <w:rPr/>
+              <w:t xml:space="preserve"> — EM26-35 and its revisions</w:t>
             </w:r>
           </w:p>
         </w:tc>
@@ -7932,7 +9310,7 @@
             </w:pPr>
             <w:r>
               <w:rPr/>
-              <w:t>3 years after the engagement ends</w:t>
+              <w:t>Life of the product release + 3 years</w:t>
             </w:r>
           </w:p>
         </w:tc>
@@ -9846,6 +11224,125 @@
   <w:abstractNum w:abstractNumId="4">
     <w:lvl w:ilvl="0">
       <w:start w:val="1"/>
+      <w:numFmt w:val="decimal"/>
+      <w:lvlText w:val="%1."/>
+      <w:lvlJc w:val="left"/>
+      <w:pPr>
+        <w:tabs>
+          <w:tab w:val="num" w:pos="709"/>
+        </w:tabs>
+        <w:ind w:left="709" w:hanging="283"/>
+      </w:pPr>
+      <w:rPr/>
+    </w:lvl>
+    <w:lvl w:ilvl="1">
+      <w:start w:val="1"/>
+      <w:numFmt w:val="decimal"/>
+      <w:lvlText w:val="%2."/>
+      <w:lvlJc w:val="left"/>
+      <w:pPr>
+        <w:tabs>
+          <w:tab w:val="num" w:pos="1418"/>
+        </w:tabs>
+        <w:ind w:left="1418" w:hanging="283"/>
+      </w:pPr>
+      <w:rPr/>
+    </w:lvl>
+    <w:lvl w:ilvl="2">
+      <w:start w:val="1"/>
+      <w:numFmt w:val="decimal"/>
+      <w:lvlText w:val="%3."/>
+      <w:lvlJc w:val="left"/>
+      <w:pPr>
+        <w:tabs>
+          <w:tab w:val="num" w:pos="2127"/>
+        </w:tabs>
+        <w:ind w:left="2127" w:hanging="283"/>
+      </w:pPr>
+      <w:rPr/>
+    </w:lvl>
+    <w:lvl w:ilvl="3">
+      <w:start w:val="1"/>
+      <w:numFmt w:val="decimal"/>
+      <w:lvlText w:val="%4."/>
+      <w:lvlJc w:val="left"/>
+      <w:pPr>
+        <w:tabs>
+          <w:tab w:val="num" w:pos="2836"/>
+        </w:tabs>
+        <w:ind w:left="2836" w:hanging="283"/>
+      </w:pPr>
+      <w:rPr/>
+    </w:lvl>
+    <w:lvl w:ilvl="4">
+      <w:start w:val="1"/>
+      <w:numFmt w:val="decimal"/>
+      <w:lvlText w:val="%5."/>
+      <w:lvlJc w:val="left"/>
+      <w:pPr>
+        <w:tabs>
+          <w:tab w:val="num" w:pos="3545"/>
+        </w:tabs>
+        <w:ind w:left="3545" w:hanging="283"/>
+      </w:pPr>
+      <w:rPr/>
+    </w:lvl>
+    <w:lvl w:ilvl="5">
+      <w:start w:val="1"/>
+      <w:numFmt w:val="decimal"/>
+      <w:lvlText w:val="%6."/>
+      <w:lvlJc w:val="left"/>
+      <w:pPr>
+        <w:tabs>
+          <w:tab w:val="num" w:pos="4254"/>
+        </w:tabs>
+        <w:ind w:left="4254" w:hanging="283"/>
+      </w:pPr>
+      <w:rPr/>
+    </w:lvl>
+    <w:lvl w:ilvl="6">
+      <w:start w:val="1"/>
+      <w:numFmt w:val="decimal"/>
+      <w:lvlText w:val="%7."/>
+      <w:lvlJc w:val="left"/>
+      <w:pPr>
+        <w:tabs>
+          <w:tab w:val="num" w:pos="4963"/>
+        </w:tabs>
+        <w:ind w:left="4963" w:hanging="283"/>
+      </w:pPr>
+      <w:rPr/>
+    </w:lvl>
+    <w:lvl w:ilvl="7">
+      <w:start w:val="1"/>
+      <w:numFmt w:val="decimal"/>
+      <w:lvlText w:val="%8."/>
+      <w:lvlJc w:val="left"/>
+      <w:pPr>
+        <w:tabs>
+          <w:tab w:val="num" w:pos="5672"/>
+        </w:tabs>
+        <w:ind w:left="5672" w:hanging="283"/>
+      </w:pPr>
+      <w:rPr/>
+    </w:lvl>
+    <w:lvl w:ilvl="8">
+      <w:start w:val="1"/>
+      <w:numFmt w:val="decimal"/>
+      <w:lvlText w:val="%9."/>
+      <w:lvlJc w:val="left"/>
+      <w:pPr>
+        <w:tabs>
+          <w:tab w:val="num" w:pos="6381"/>
+        </w:tabs>
+        <w:ind w:left="6381" w:hanging="283"/>
+      </w:pPr>
+      <w:rPr/>
+    </w:lvl>
+  </w:abstractNum>
+  <w:abstractNum w:abstractNumId="5">
+    <w:lvl w:ilvl="0">
+      <w:start w:val="1"/>
       <w:numFmt w:val="none"/>
       <w:suff w:val="nothing"/>
       <w:lvlText w:val="%1"/>
@@ -9975,6 +11472,9 @@
   </w:num>
   <w:num w:numId="4">
     <w:abstractNumId w:val="4"/>
+  </w:num>
+  <w:num w:numId="5">
+    <w:abstractNumId w:val="5"/>
   </w:num>
 </w:numbering>
 </file>
@@ -10092,19 +11592,19 @@
       <w:bCs/>
     </w:rPr>
   </w:style>
-  <w:style w:type="character" w:styleId="Bullets">
-    <w:name w:val="Bullets"/>
-    <w:qFormat/>
-    <w:rPr>
-      <w:rFonts w:ascii="OpenSymbol" w:hAnsi="OpenSymbol" w:eastAsia="OpenSymbol" w:cs="OpenSymbol"/>
-    </w:rPr>
-  </w:style>
   <w:style w:type="character" w:styleId="Emphasis">
     <w:name w:val="Emphasis"/>
     <w:qFormat/>
     <w:rPr>
       <w:i/>
       <w:iCs/>
+    </w:rPr>
+  </w:style>
+  <w:style w:type="character" w:styleId="Bullets">
+    <w:name w:val="Bullets"/>
+    <w:qFormat/>
+    <w:rPr>
+      <w:rFonts w:ascii="OpenSymbol" w:hAnsi="OpenSymbol" w:eastAsia="OpenSymbol" w:cs="OpenSymbol"/>
     </w:rPr>
   </w:style>
   <w:style w:type="character" w:styleId="NumberingSymbols">

--- a/docs/qms/evidence-2026/QMS_Word/procedures__SOP-05_Design_and_Development_Control.docx
+++ b/docs/qms/evidence-2026/QMS_Word/procedures__SOP-05_Design_and_Development_Control.docx
@@ -29,8 +29,8 @@
         </w:tblCellMar>
       </w:tblPr>
       <w:tblGrid>
-        <w:gridCol w:w="1247"/>
-        <w:gridCol w:w="3960"/>
+        <w:gridCol w:w="1168"/>
+        <w:gridCol w:w="4039"/>
       </w:tblGrid>
       <w:tr>
         <w:trPr>
@@ -38,7 +38,7 @@
         </w:trPr>
         <w:tc>
           <w:tcPr>
-            <w:tcW w:w="1247" w:type="dxa"/>
+            <w:tcW w:w="1168" w:type="dxa"/>
             <w:tcBorders>
               <w:top w:val="single" w:sz="6" w:space="0" w:color="BFC7D5"/>
               <w:left w:val="single" w:sz="6" w:space="0" w:color="BFC7D5"/>
@@ -68,7 +68,7 @@
         </w:tc>
         <w:tc>
           <w:tcPr>
-            <w:tcW w:w="3960" w:type="dxa"/>
+            <w:tcW w:w="4039" w:type="dxa"/>
             <w:tcBorders>
               <w:top w:val="single" w:sz="6" w:space="0" w:color="BFC7D5"/>
               <w:left w:val="single" w:sz="2" w:space="0" w:color="BFC7D5"/>
@@ -101,7 +101,7 @@
         <w:trPr/>
         <w:tc>
           <w:tcPr>
-            <w:tcW w:w="1247" w:type="dxa"/>
+            <w:tcW w:w="1168" w:type="dxa"/>
             <w:tcBorders>
               <w:left w:val="single" w:sz="6" w:space="0" w:color="BFC7D5"/>
               <w:bottom w:val="single" w:sz="2" w:space="0" w:color="BFC7D5"/>
@@ -125,7 +125,7 @@
         </w:tc>
         <w:tc>
           <w:tcPr>
-            <w:tcW w:w="3960" w:type="dxa"/>
+            <w:tcW w:w="4039" w:type="dxa"/>
             <w:tcBorders>
               <w:left w:val="single" w:sz="2" w:space="0" w:color="BFC7D5"/>
               <w:bottom w:val="single" w:sz="2" w:space="0" w:color="BFC7D5"/>
@@ -152,7 +152,7 @@
         <w:trPr/>
         <w:tc>
           <w:tcPr>
-            <w:tcW w:w="1247" w:type="dxa"/>
+            <w:tcW w:w="1168" w:type="dxa"/>
             <w:tcBorders>
               <w:left w:val="single" w:sz="6" w:space="0" w:color="BFC7D5"/>
               <w:bottom w:val="single" w:sz="2" w:space="0" w:color="BFC7D5"/>
@@ -176,7 +176,7 @@
         </w:tc>
         <w:tc>
           <w:tcPr>
-            <w:tcW w:w="3960" w:type="dxa"/>
+            <w:tcW w:w="4039" w:type="dxa"/>
             <w:tcBorders>
               <w:left w:val="single" w:sz="2" w:space="0" w:color="BFC7D5"/>
               <w:bottom w:val="single" w:sz="2" w:space="0" w:color="BFC7D5"/>
@@ -203,7 +203,7 @@
         <w:trPr/>
         <w:tc>
           <w:tcPr>
-            <w:tcW w:w="1247" w:type="dxa"/>
+            <w:tcW w:w="1168" w:type="dxa"/>
             <w:tcBorders>
               <w:left w:val="single" w:sz="6" w:space="0" w:color="BFC7D5"/>
               <w:bottom w:val="single" w:sz="2" w:space="0" w:color="BFC7D5"/>
@@ -227,7 +227,7 @@
         </w:tc>
         <w:tc>
           <w:tcPr>
-            <w:tcW w:w="3960" w:type="dxa"/>
+            <w:tcW w:w="4039" w:type="dxa"/>
             <w:tcBorders>
               <w:left w:val="single" w:sz="2" w:space="0" w:color="BFC7D5"/>
               <w:bottom w:val="single" w:sz="2" w:space="0" w:color="BFC7D5"/>
@@ -247,11 +247,7 @@
               <w:rPr>
                 <w:rStyle w:val="Strong"/>
               </w:rPr>
-              <w:t>ISSUED FOR APPROVAL</w:t>
-            </w:r>
-            <w:r>
-              <w:rPr/>
-              <w:t xml:space="preserve"> — revision 1.2 (2026-10-20). Revision 1.1 APPROVED 2026-10-07 (AR-2026-001) remains in force until 1.2 is approved</w:t>
+              <w:t>APPROVED</w:t>
             </w:r>
           </w:p>
         </w:tc>
@@ -260,7 +256,7 @@
         <w:trPr/>
         <w:tc>
           <w:tcPr>
-            <w:tcW w:w="1247" w:type="dxa"/>
+            <w:tcW w:w="1168" w:type="dxa"/>
             <w:tcBorders>
               <w:left w:val="single" w:sz="6" w:space="0" w:color="BFC7D5"/>
               <w:bottom w:val="single" w:sz="2" w:space="0" w:color="BFC7D5"/>
@@ -284,7 +280,7 @@
         </w:tc>
         <w:tc>
           <w:tcPr>
-            <w:tcW w:w="3960" w:type="dxa"/>
+            <w:tcW w:w="4039" w:type="dxa"/>
             <w:tcBorders>
               <w:left w:val="single" w:sz="2" w:space="0" w:color="BFC7D5"/>
               <w:bottom w:val="single" w:sz="2" w:space="0" w:color="BFC7D5"/>
@@ -311,7 +307,7 @@
         <w:trPr/>
         <w:tc>
           <w:tcPr>
-            <w:tcW w:w="1247" w:type="dxa"/>
+            <w:tcW w:w="1168" w:type="dxa"/>
             <w:tcBorders>
               <w:left w:val="single" w:sz="6" w:space="0" w:color="BFC7D5"/>
               <w:bottom w:val="single" w:sz="2" w:space="0" w:color="BFC7D5"/>
@@ -335,7 +331,7 @@
         </w:tc>
         <w:tc>
           <w:tcPr>
-            <w:tcW w:w="3960" w:type="dxa"/>
+            <w:tcW w:w="4039" w:type="dxa"/>
             <w:tcBorders>
               <w:left w:val="single" w:sz="2" w:space="0" w:color="BFC7D5"/>
               <w:bottom w:val="single" w:sz="2" w:space="0" w:color="BFC7D5"/>
@@ -362,7 +358,7 @@
         <w:trPr/>
         <w:tc>
           <w:tcPr>
-            <w:tcW w:w="1247" w:type="dxa"/>
+            <w:tcW w:w="1168" w:type="dxa"/>
             <w:tcBorders>
               <w:left w:val="single" w:sz="6" w:space="0" w:color="BFC7D5"/>
               <w:bottom w:val="single" w:sz="2" w:space="0" w:color="BFC7D5"/>
@@ -386,25 +382,25 @@
         </w:tc>
         <w:tc>
           <w:tcPr>
-            <w:tcW w:w="3960" w:type="dxa"/>
-            <w:tcBorders>
-              <w:left w:val="single" w:sz="2" w:space="0" w:color="BFC7D5"/>
-              <w:bottom w:val="single" w:sz="2" w:space="0" w:color="BFC7D5"/>
-              <w:right w:val="single" w:sz="6" w:space="0" w:color="BFC7D5"/>
-            </w:tcBorders>
-            <w:vAlign w:val="center"/>
-          </w:tcPr>
-          <w:p>
-            <w:pPr>
-              <w:pStyle w:val="TableContents"/>
-              <w:bidi w:val="0"/>
-              <w:spacing w:before="0" w:after="283"/>
-              <w:jc w:val="left"/>
-              <w:rPr/>
-            </w:pPr>
-            <w:r>
-              <w:rPr/>
-              <w:t>2026-10-07 (revision 1.1) — revision 1.2 pending</w:t>
+            <w:tcW w:w="4039" w:type="dxa"/>
+            <w:tcBorders>
+              <w:left w:val="single" w:sz="2" w:space="0" w:color="BFC7D5"/>
+              <w:bottom w:val="single" w:sz="2" w:space="0" w:color="BFC7D5"/>
+              <w:right w:val="single" w:sz="6" w:space="0" w:color="BFC7D5"/>
+            </w:tcBorders>
+            <w:vAlign w:val="center"/>
+          </w:tcPr>
+          <w:p>
+            <w:pPr>
+              <w:pStyle w:val="TableContents"/>
+              <w:bidi w:val="0"/>
+              <w:spacing w:before="0" w:after="283"/>
+              <w:jc w:val="left"/>
+              <w:rPr/>
+            </w:pPr>
+            <w:r>
+              <w:rPr/>
+              <w:t>2026-10-20 (revision 1.2); revision 1.1 2026-10-07</w:t>
             </w:r>
           </w:p>
         </w:tc>
@@ -413,7 +409,7 @@
         <w:trPr/>
         <w:tc>
           <w:tcPr>
-            <w:tcW w:w="1247" w:type="dxa"/>
+            <w:tcW w:w="1168" w:type="dxa"/>
             <w:tcBorders>
               <w:left w:val="single" w:sz="6" w:space="0" w:color="BFC7D5"/>
               <w:bottom w:val="single" w:sz="2" w:space="0" w:color="BFC7D5"/>
@@ -437,7 +433,7 @@
         </w:tc>
         <w:tc>
           <w:tcPr>
-            <w:tcW w:w="3960" w:type="dxa"/>
+            <w:tcW w:w="4039" w:type="dxa"/>
             <w:tcBorders>
               <w:left w:val="single" w:sz="2" w:space="0" w:color="BFC7D5"/>
               <w:bottom w:val="single" w:sz="2" w:space="0" w:color="BFC7D5"/>
@@ -464,7 +460,7 @@
         <w:trPr/>
         <w:tc>
           <w:tcPr>
-            <w:tcW w:w="1247" w:type="dxa"/>
+            <w:tcW w:w="1168" w:type="dxa"/>
             <w:tcBorders>
               <w:left w:val="single" w:sz="6" w:space="0" w:color="BFC7D5"/>
               <w:bottom w:val="single" w:sz="2" w:space="0" w:color="BFC7D5"/>
@@ -488,7 +484,7 @@
         </w:tc>
         <w:tc>
           <w:tcPr>
-            <w:tcW w:w="3960" w:type="dxa"/>
+            <w:tcW w:w="4039" w:type="dxa"/>
             <w:tcBorders>
               <w:left w:val="single" w:sz="2" w:space="0" w:color="BFC7D5"/>
               <w:bottom w:val="single" w:sz="2" w:space="0" w:color="BFC7D5"/>
@@ -515,7 +511,7 @@
         <w:trPr/>
         <w:tc>
           <w:tcPr>
-            <w:tcW w:w="1247" w:type="dxa"/>
+            <w:tcW w:w="1168" w:type="dxa"/>
             <w:tcBorders>
               <w:left w:val="single" w:sz="6" w:space="0" w:color="BFC7D5"/>
               <w:bottom w:val="single" w:sz="2" w:space="0" w:color="BFC7D5"/>
@@ -539,25 +535,25 @@
         </w:tc>
         <w:tc>
           <w:tcPr>
-            <w:tcW w:w="3960" w:type="dxa"/>
-            <w:tcBorders>
-              <w:left w:val="single" w:sz="2" w:space="0" w:color="BFC7D5"/>
-              <w:bottom w:val="single" w:sz="2" w:space="0" w:color="BFC7D5"/>
-              <w:right w:val="single" w:sz="6" w:space="0" w:color="BFC7D5"/>
-            </w:tcBorders>
-            <w:vAlign w:val="center"/>
-          </w:tcPr>
-          <w:p>
-            <w:pPr>
-              <w:pStyle w:val="TableContents"/>
-              <w:bidi w:val="0"/>
-              <w:spacing w:before="0" w:after="283"/>
-              <w:jc w:val="left"/>
-              <w:rPr/>
-            </w:pPr>
-            <w:r>
-              <w:rPr/>
-              <w:t>Alexander Peter (EchoMind Project Lead) — 2026-10-07; revision 1.2 — to confirm</w:t>
+            <w:tcW w:w="4039" w:type="dxa"/>
+            <w:tcBorders>
+              <w:left w:val="single" w:sz="2" w:space="0" w:color="BFC7D5"/>
+              <w:bottom w:val="single" w:sz="2" w:space="0" w:color="BFC7D5"/>
+              <w:right w:val="single" w:sz="6" w:space="0" w:color="BFC7D5"/>
+            </w:tcBorders>
+            <w:vAlign w:val="center"/>
+          </w:tcPr>
+          <w:p>
+            <w:pPr>
+              <w:pStyle w:val="TableContents"/>
+              <w:bidi w:val="0"/>
+              <w:spacing w:before="0" w:after="283"/>
+              <w:jc w:val="left"/>
+              <w:rPr/>
+            </w:pPr>
+            <w:r>
+              <w:rPr/>
+              <w:t>Alexander Peter (EchoMind Project Lead) — 2026-10-07; revision 1.2 — 2026-10-20</w:t>
             </w:r>
           </w:p>
         </w:tc>
@@ -566,7 +562,7 @@
         <w:trPr/>
         <w:tc>
           <w:tcPr>
-            <w:tcW w:w="1247" w:type="dxa"/>
+            <w:tcW w:w="1168" w:type="dxa"/>
             <w:tcBorders>
               <w:left w:val="single" w:sz="6" w:space="0" w:color="BFC7D5"/>
               <w:bottom w:val="single" w:sz="2" w:space="0" w:color="BFC7D5"/>
@@ -590,25 +586,25 @@
         </w:tc>
         <w:tc>
           <w:tcPr>
-            <w:tcW w:w="3960" w:type="dxa"/>
-            <w:tcBorders>
-              <w:left w:val="single" w:sz="2" w:space="0" w:color="BFC7D5"/>
-              <w:bottom w:val="single" w:sz="2" w:space="0" w:color="BFC7D5"/>
-              <w:right w:val="single" w:sz="6" w:space="0" w:color="BFC7D5"/>
-            </w:tcBorders>
-            <w:vAlign w:val="center"/>
-          </w:tcPr>
-          <w:p>
-            <w:pPr>
-              <w:pStyle w:val="TableContents"/>
-              <w:bidi w:val="0"/>
-              <w:spacing w:before="0" w:after="283"/>
-              <w:jc w:val="left"/>
-              <w:rPr/>
-            </w:pPr>
-            <w:r>
-              <w:rPr/>
-              <w:t>Sheryl Nazareth (QA / MR) — 2026-10-07; revision 1.2 — to confirm</w:t>
+            <w:tcW w:w="4039" w:type="dxa"/>
+            <w:tcBorders>
+              <w:left w:val="single" w:sz="2" w:space="0" w:color="BFC7D5"/>
+              <w:bottom w:val="single" w:sz="2" w:space="0" w:color="BFC7D5"/>
+              <w:right w:val="single" w:sz="6" w:space="0" w:color="BFC7D5"/>
+            </w:tcBorders>
+            <w:vAlign w:val="center"/>
+          </w:tcPr>
+          <w:p>
+            <w:pPr>
+              <w:pStyle w:val="TableContents"/>
+              <w:bidi w:val="0"/>
+              <w:spacing w:before="0" w:after="283"/>
+              <w:jc w:val="left"/>
+              <w:rPr/>
+            </w:pPr>
+            <w:r>
+              <w:rPr/>
+              <w:t>Sheryl Nazareth (QA / MR) — 2026-10-07; revision 1.2 — 2026-10-20</w:t>
             </w:r>
           </w:p>
         </w:tc>
@@ -617,7 +613,7 @@
         <w:trPr/>
         <w:tc>
           <w:tcPr>
-            <w:tcW w:w="1247" w:type="dxa"/>
+            <w:tcW w:w="1168" w:type="dxa"/>
             <w:tcBorders>
               <w:left w:val="single" w:sz="6" w:space="0" w:color="BFC7D5"/>
               <w:bottom w:val="single" w:sz="6" w:space="0" w:color="BFC7D5"/>
@@ -641,7 +637,7 @@
         </w:tc>
         <w:tc>
           <w:tcPr>
-            <w:tcW w:w="3960" w:type="dxa"/>
+            <w:tcW w:w="4039" w:type="dxa"/>
             <w:tcBorders>
               <w:left w:val="single" w:sz="2" w:space="0" w:color="BFC7D5"/>
               <w:bottom w:val="single" w:sz="6" w:space="0" w:color="BFC7D5"/>
@@ -661,7 +657,21 @@
               <w:rPr>
                 <w:rStyle w:val="SourceText"/>
               </w:rPr>
+              <w:t>records/approvals/2026-10-20_AR-2026-008_ai_impact_assessment_approval.md</w:t>
+            </w:r>
+            <w:r>
+              <w:rPr/>
+              <w:t xml:space="preserve"> (revision 1.2); </w:t>
+            </w:r>
+            <w:r>
+              <w:rPr>
+                <w:rStyle w:val="SourceText"/>
+              </w:rPr>
               <w:t>records/approvals/2026-10-07_AR-2026-001_document_approval.md</w:t>
+            </w:r>
+            <w:r>
+              <w:rPr/>
+              <w:t xml:space="preserve"> (revision 1.1)</w:t>
             </w:r>
           </w:p>
         </w:tc>
